--- a/4.质量管理/1.流程制度规范类文件/ZGS-04-07-运维服务管评管理制度.docx
+++ b/4.质量管理/1.流程制度规范类文件/ZGS-04-07-运维服务管评管理制度.docx
@@ -1,10 +1,11 @@
 
 <file path=word/document.xml><?xml version="1.0" encoding="utf-8"?>
-<w:document xmlns:wpc="http://schemas.microsoft.com/office/word/2010/wordprocessingCanvas" xmlns:mc="http://schemas.openxmlformats.org/markup-compatibility/2006" xmlns:o="urn:schemas-microsoft-com:office:office" xmlns:r="http://schemas.openxmlformats.org/officeDocument/2006/relationships" xmlns:m="http://schemas.openxmlformats.org/officeDocument/2006/math" xmlns:v="urn:schemas-microsoft-com:vml" xmlns:wp14="http://schemas.microsoft.com/office/word/2010/wordprocessingDrawing" xmlns:wp="http://schemas.openxmlformats.org/drawingml/2006/wordprocessingDrawing" xmlns:w="http://schemas.openxmlformats.org/wordprocessingml/2006/main" xmlns:w14="http://schemas.microsoft.com/office/word/2010/wordml" xmlns:w10="urn:schemas-microsoft-com:office:word" xmlns:w15="http://schemas.microsoft.com/office/word/2012/wordml" xmlns:wpg="http://schemas.microsoft.com/office/word/2010/wordprocessingGroup" xmlns:wpi="http://schemas.microsoft.com/office/word/2010/wordprocessingInk" xmlns:wne="http://schemas.microsoft.com/office/word/2006/wordml" xmlns:wps="http://schemas.microsoft.com/office/word/2010/wordprocessingShape" xmlns:wpsCustomData="http://www.wps.cn/officeDocument/2013/wpsCustomData" mc:Ignorable="w14 w15 wp14">
+<w:document xmlns:wpc="http://schemas.microsoft.com/office/word/2010/wordprocessingCanvas" xmlns:mc="http://schemas.openxmlformats.org/markup-compatibility/2006" xmlns:o="urn:schemas-microsoft-com:office:office" xmlns:r="http://schemas.openxmlformats.org/officeDocument/2006/relationships" xmlns:m="http://schemas.openxmlformats.org/officeDocument/2006/math" xmlns:v="urn:schemas-microsoft-com:vml" xmlns:wp14="http://schemas.microsoft.com/office/word/2010/wordprocessingDrawing" xmlns:wp="http://schemas.openxmlformats.org/drawingml/2006/wordprocessingDrawing" xmlns:w10="urn:schemas-microsoft-com:office:word" xmlns:w="http://schemas.openxmlformats.org/wordprocessingml/2006/main" xmlns:w14="http://schemas.microsoft.com/office/word/2010/wordml" xmlns:w15="http://schemas.microsoft.com/office/word/2012/wordml" xmlns:wne="http://schemas.microsoft.com/office/word/2006/wordml" xmlns:wpg="http://schemas.microsoft.com/office/word/2010/wordprocessingGroup" xmlns:wpi="http://schemas.microsoft.com/office/word/2010/wordprocessingInk" xmlns:wps="http://schemas.microsoft.com/office/word/2010/wordprocessingShape" mc:Ignorable="w14 w15 wp14">
+  <!-- Generated by Aspose.Words for .NET 13.3.0.1 -->
   <w:body>
     <w:p>
       <w:pPr>
-        <w:pStyle w:val="24"/>
+        <w:pStyle w:val="a"/>
         <w:keepNext w:val="0"/>
         <w:keepLines w:val="0"/>
         <w:pageBreakBefore w:val="0"/>
@@ -24,7 +25,7 @@
       <w:bookmarkStart w:id="0" w:name="_Toc30557"/>
       <w:r>
         <w:drawing>
-          <wp:anchor distT="0" distB="0" distL="114300" distR="114300" simplePos="0" relativeHeight="251660288" behindDoc="1" locked="0" layoutInCell="1" allowOverlap="1">
+          <wp:anchor distT="0" distB="0" distL="114300" distR="114300" simplePos="0" relativeHeight="251659264" behindDoc="1" locked="0" layoutInCell="1" allowOverlap="1">
             <wp:simplePos x="0" y="0"/>
             <wp:positionH relativeFrom="column">
               <wp:posOffset>0</wp:posOffset>
@@ -49,7 +50,7 @@
                     </pic:cNvPicPr>
                   </pic:nvPicPr>
                   <pic:blipFill>
-                    <a:blip r:embed="rId7"/>
+                    <a:blip xmlns:r="http://schemas.openxmlformats.org/officeDocument/2006/relationships" r:embed="rId4"/>
                     <a:stretch>
                       <a:fillRect/>
                     </a:stretch>
@@ -79,7 +80,7 @@
           <w:lang w:val="en-US" w:eastAsia="zh-CN"/>
         </w:rPr>
         <w:drawing>
-          <wp:anchor distT="0" distB="0" distL="114300" distR="114300" simplePos="0" relativeHeight="251659264" behindDoc="1" locked="0" layoutInCell="1" allowOverlap="1">
+          <wp:anchor distT="0" distB="0" distL="114300" distR="114300" simplePos="0" relativeHeight="251658240" behindDoc="1" locked="0" layoutInCell="1" allowOverlap="1">
             <wp:simplePos x="0" y="0"/>
             <wp:positionH relativeFrom="column">
               <wp:posOffset>635</wp:posOffset>
@@ -104,7 +105,7 @@
                     </pic:cNvPicPr>
                   </pic:nvPicPr>
                   <pic:blipFill>
-                    <a:blip r:embed="rId8">
+                    <a:blip xmlns:r="http://schemas.openxmlformats.org/officeDocument/2006/relationships" r:embed="rId5">
                       <a:alphaModFix amt="58000"/>
                       <a:lum contrast="-52000"/>
                     </a:blip>
@@ -138,7 +139,7 @@
     </w:p>
     <w:p>
       <w:pPr>
-        <w:pStyle w:val="25"/>
+        <w:pStyle w:val="a0"/>
         <w:keepNext w:val="0"/>
         <w:keepLines w:val="0"/>
         <w:pageBreakBefore w:val="0"/>
@@ -185,11 +186,11 @@
         <w:adjustRightInd w:val="0"/>
         <w:snapToGrid w:val="0"/>
         <w:spacing w:after="624" w:afterLines="200" w:line="219" w:lineRule="auto"/>
-        <w:ind w:left="0" w:leftChars="0" w:right="0" w:rightChars="0" w:firstLine="0" w:firstLineChars="0"/>
+        <w:ind w:left="0" w:right="0" w:firstLine="0" w:leftChars="0" w:rightChars="0" w:firstLineChars="0"/>
         <w:jc w:val="center"/>
         <w:textAlignment w:val="baseline"/>
         <w:rPr>
-          <w:rFonts w:hint="eastAsia" w:ascii="宋体" w:hAnsi="宋体" w:eastAsia="宋体" w:cs="宋体"/>
+          <w:rFonts w:ascii="宋体" w:eastAsia="宋体" w:hAnsi="宋体" w:cs="宋体" w:hint="eastAsia"/>
           <w:sz w:val="24"/>
           <w:szCs w:val="24"/>
           <w:lang w:val="en-US" w:eastAsia="zh-CN"/>
@@ -197,7 +198,7 @@
       </w:pPr>
       <w:r>
         <w:rPr>
-          <w:rFonts w:ascii="宋体" w:hAnsi="宋体" w:eastAsia="宋体" w:cs="宋体"/>
+          <w:rFonts w:ascii="宋体" w:eastAsia="宋体" w:hAnsi="宋体" w:cs="宋体"/>
           <w:b/>
           <w:bCs/>
           <w:spacing w:val="-3"/>
@@ -206,74 +207,20 @@
         </w:rPr>
         <w:t>文件编号：ZGS-04-07</w:t>
       </w:r>
-      <w:r>
-        <w:rPr>
-          <w:rFonts w:hint="eastAsia" w:ascii="宋体" w:hAnsi="宋体" w:eastAsia="宋体" w:cs="宋体"/>
-          <w:b/>
-          <w:bCs/>
-          <w:spacing w:val="-3"/>
-          <w:sz w:val="24"/>
-          <w:szCs w:val="24"/>
-          <w:lang w:val="en-US" w:eastAsia="zh-CN"/>
-        </w:rPr>
-      </w:r>
-      <w:r>
-        <w:rPr>
-          <w:rFonts w:ascii="宋体" w:hAnsi="宋体" w:eastAsia="宋体" w:cs="宋体"/>
-          <w:b/>
-          <w:bCs/>
-          <w:spacing w:val="-3"/>
-          <w:sz w:val="24"/>
-          <w:szCs w:val="24"/>
-        </w:rPr>
-      </w:r>
-      <w:r>
-        <w:rPr>
-          <w:rFonts w:hint="eastAsia" w:ascii="宋体" w:hAnsi="宋体" w:cs="宋体"/>
-          <w:b/>
-          <w:bCs/>
-          <w:spacing w:val="-3"/>
-          <w:sz w:val="24"/>
-          <w:szCs w:val="24"/>
-          <w:lang w:val="en-US" w:eastAsia="zh-CN"/>
-        </w:rPr>
-      </w:r>
-      <w:r>
-        <w:rPr>
-          <w:rFonts w:ascii="宋体" w:hAnsi="宋体" w:eastAsia="宋体" w:cs="宋体"/>
-          <w:b/>
-          <w:bCs/>
-          <w:spacing w:val="-3"/>
-          <w:sz w:val="24"/>
-          <w:szCs w:val="24"/>
-        </w:rPr>
-      </w:r>
-      <w:r>
-        <w:rPr>
-          <w:rFonts w:hint="eastAsia" w:ascii="宋体" w:hAnsi="宋体" w:cs="宋体"/>
-          <w:b/>
-          <w:bCs/>
-          <w:spacing w:val="-3"/>
-          <w:sz w:val="24"/>
-          <w:szCs w:val="24"/>
-          <w:lang w:val="en-US" w:eastAsia="zh-CN"/>
-        </w:rPr>
-      </w:r>
     </w:p>
     <w:tbl>
       <w:tblPr>
-        <w:tblStyle w:val="21"/>
+        <w:tblStyle w:val="TableGrid"/>
         <w:tblW w:w="0" w:type="auto"/>
         <w:jc w:val="center"/>
         <w:tblBorders>
-          <w:top w:val="none" w:color="auto" w:sz="0" w:space="0"/>
-          <w:left w:val="none" w:color="auto" w:sz="0" w:space="0"/>
-          <w:bottom w:val="none" w:color="auto" w:sz="0" w:space="0"/>
-          <w:right w:val="none" w:color="auto" w:sz="0" w:space="0"/>
-          <w:insideH w:val="none" w:color="auto" w:sz="0" w:space="0"/>
-          <w:insideV w:val="none" w:color="auto" w:sz="0" w:space="0"/>
+          <w:top w:val="nil"/>
+          <w:left w:val="nil"/>
+          <w:bottom w:val="nil"/>
+          <w:right w:val="nil"/>
+          <w:insideH w:val="nil"/>
+          <w:insideV w:val="nil"/>
         </w:tblBorders>
-        <w:tblLayout w:type="autofit"/>
         <w:tblCellMar>
           <w:top w:w="0" w:type="dxa"/>
           <w:left w:w="108" w:type="dxa"/>
@@ -287,13 +234,15 @@
       </w:tblGrid>
       <w:tr>
         <w:tblPrEx>
+          <w:tblW w:w="0" w:type="auto"/>
+          <w:jc w:val="center"/>
           <w:tblBorders>
-            <w:top w:val="none" w:color="auto" w:sz="0" w:space="0"/>
-            <w:left w:val="none" w:color="auto" w:sz="0" w:space="0"/>
-            <w:bottom w:val="none" w:color="auto" w:sz="0" w:space="0"/>
-            <w:right w:val="none" w:color="auto" w:sz="0" w:space="0"/>
-            <w:insideH w:val="none" w:color="auto" w:sz="0" w:space="0"/>
-            <w:insideV w:val="none" w:color="auto" w:sz="0" w:space="0"/>
+            <w:top w:val="nil"/>
+            <w:left w:val="nil"/>
+            <w:bottom w:val="nil"/>
+            <w:right w:val="nil"/>
+            <w:insideH w:val="nil"/>
+            <w:insideV w:val="nil"/>
           </w:tblBorders>
           <w:tblCellMar>
             <w:top w:w="0" w:type="dxa"/>
@@ -303,7 +252,7 @@
           </w:tblCellMar>
         </w:tblPrEx>
         <w:trPr>
-          <w:trHeight w:val="810" w:hRule="atLeast"/>
+          <w:trHeight w:val="810"/>
           <w:jc w:val="center"/>
         </w:trPr>
         <w:tc>
@@ -338,23 +287,6 @@
                 <w:lang w:val="en-US" w:eastAsia="zh-CN"/>
               </w:rPr>
               <w:t>编制部门:质量部</w:t>
-            </w:r>
-            <w:r>
-              <w:rPr>
-                <w:rFonts w:hint="default" w:asciiTheme="minorAscii" w:hAnsiTheme="minorAscii" w:eastAsiaTheme="minorEastAsia"/>
-                <w:spacing w:val="227"/>
-                <w:sz w:val="21"/>
-                <w:vertAlign w:val="baseline"/>
-                <w:lang w:val="en-US" w:eastAsia="zh-CN"/>
-              </w:rPr>
-            </w:r>
-            <w:r>
-              <w:rPr>
-                <w:rFonts w:hint="eastAsia"/>
-                <w:u w:val="single"/>
-                <w:vertAlign w:val="baseline"/>
-                <w:lang w:val="en-US" w:eastAsia="zh-CN"/>
-              </w:rPr>
             </w:r>
           </w:p>
         </w:tc>
@@ -393,7 +325,7 @@
             </w:r>
             <w:r>
               <w:rPr>
-                <w:rFonts w:hint="eastAsia" w:asciiTheme="minorAscii" w:hAnsiTheme="minorAscii" w:eastAsiaTheme="minorEastAsia"/>
+                <w:rFonts w:asciiTheme="minorAscii" w:eastAsiaTheme="minorEastAsia" w:hAnsiTheme="minorAscii" w:hint="eastAsia"/>
                 <w:spacing w:val="227"/>
                 <w:sz w:val="21"/>
                 <w:vertAlign w:val="baseline"/>
@@ -415,14 +347,8 @@
       </w:tr>
       <w:tr>
         <w:tblPrEx>
-          <w:tblBorders>
-            <w:top w:val="none" w:color="auto" w:sz="0" w:space="0"/>
-            <w:left w:val="none" w:color="auto" w:sz="0" w:space="0"/>
-            <w:bottom w:val="none" w:color="auto" w:sz="0" w:space="0"/>
-            <w:right w:val="none" w:color="auto" w:sz="0" w:space="0"/>
-            <w:insideH w:val="none" w:color="auto" w:sz="0" w:space="0"/>
-            <w:insideV w:val="none" w:color="auto" w:sz="0" w:space="0"/>
-          </w:tblBorders>
+          <w:tblW w:w="0" w:type="auto"/>
+          <w:jc w:val="center"/>
           <w:tblCellMar>
             <w:top w:w="0" w:type="dxa"/>
             <w:left w:w="108" w:type="dxa"/>
@@ -431,7 +357,7 @@
           </w:tblCellMar>
         </w:tblPrEx>
         <w:trPr>
-          <w:trHeight w:val="810" w:hRule="atLeast"/>
+          <w:trHeight w:val="810"/>
           <w:jc w:val="center"/>
         </w:trPr>
         <w:tc>
@@ -455,7 +381,7 @@
               <w:snapToGrid w:val="0"/>
               <w:textAlignment w:val="baseline"/>
               <w:rPr>
-                <w:rFonts w:hint="default" w:ascii="Arial" w:hAnsi="Arial" w:eastAsia="Arial" w:cs="Arial"/>
+                <w:rFonts w:ascii="Arial" w:eastAsia="Arial" w:hAnsi="Arial" w:cs="Arial" w:hint="default"/>
                 <w:snapToGrid w:val="0"/>
                 <w:color w:val="000000"/>
                 <w:kern w:val="0"/>
@@ -487,7 +413,7 @@
             </w:r>
             <w:r>
               <w:rPr>
-                <w:rFonts w:hint="default" w:asciiTheme="minorAscii" w:hAnsiTheme="minorAscii" w:eastAsiaTheme="minorEastAsia"/>
+                <w:rFonts w:asciiTheme="minorAscii" w:eastAsiaTheme="minorEastAsia" w:hAnsiTheme="minorAscii" w:hint="default"/>
                 <w:spacing w:val="227"/>
                 <w:sz w:val="21"/>
                 <w:vertAlign w:val="baseline"/>
@@ -540,7 +466,7 @@
               <w:snapToGrid w:val="0"/>
               <w:textAlignment w:val="baseline"/>
               <w:rPr>
-                <w:rFonts w:hint="default" w:ascii="Arial" w:hAnsi="Arial" w:eastAsia="Arial" w:cs="Arial"/>
+                <w:rFonts w:ascii="Arial" w:eastAsia="Arial" w:hAnsi="Arial" w:cs="Arial" w:hint="default"/>
                 <w:snapToGrid w:val="0"/>
                 <w:color w:val="000000"/>
                 <w:kern w:val="0"/>
@@ -558,8 +484,8 @@
               </w:rPr>
               <w:t>审核</w:t>
             </w:r>
-            <w:bookmarkStart w:id="37" w:name="_GoBack"/>
-            <w:bookmarkEnd w:id="37"/>
+            <w:bookmarkStart w:id="2" w:name="_GoBack"/>
+            <w:bookmarkEnd w:id="2"/>
             <w:r>
               <w:rPr>
                 <w:rFonts w:hint="eastAsia"/>
@@ -570,7 +496,7 @@
             </w:r>
             <w:r>
               <w:rPr>
-                <w:rFonts w:hint="eastAsia" w:asciiTheme="minorAscii" w:hAnsiTheme="minorAscii" w:eastAsiaTheme="minorEastAsia"/>
+                <w:rFonts w:asciiTheme="minorAscii" w:eastAsiaTheme="minorEastAsia" w:hAnsiTheme="minorAscii" w:hint="eastAsia"/>
                 <w:spacing w:val="227"/>
                 <w:sz w:val="21"/>
                 <w:vertAlign w:val="baseline"/>
@@ -592,14 +518,8 @@
       </w:tr>
       <w:tr>
         <w:tblPrEx>
-          <w:tblBorders>
-            <w:top w:val="none" w:color="auto" w:sz="0" w:space="0"/>
-            <w:left w:val="none" w:color="auto" w:sz="0" w:space="0"/>
-            <w:bottom w:val="none" w:color="auto" w:sz="0" w:space="0"/>
-            <w:right w:val="none" w:color="auto" w:sz="0" w:space="0"/>
-            <w:insideH w:val="none" w:color="auto" w:sz="0" w:space="0"/>
-            <w:insideV w:val="none" w:color="auto" w:sz="0" w:space="0"/>
-          </w:tblBorders>
+          <w:tblW w:w="0" w:type="auto"/>
+          <w:jc w:val="center"/>
           <w:tblCellMar>
             <w:top w:w="0" w:type="dxa"/>
             <w:left w:w="108" w:type="dxa"/>
@@ -608,7 +528,7 @@
           </w:tblCellMar>
         </w:tblPrEx>
         <w:trPr>
-          <w:trHeight w:val="635" w:hRule="atLeast"/>
+          <w:trHeight w:val="635"/>
           <w:jc w:val="center"/>
         </w:trPr>
         <w:tc>
@@ -645,31 +565,6 @@
                 <w:lang w:val="en-US" w:eastAsia="zh-CN"/>
               </w:rPr>
               <w:t>批准人:刘长凡</w:t>
-            </w:r>
-            <w:r>
-              <w:rPr>
-                <w:rFonts w:hint="eastAsia"/>
-                <w:spacing w:val="1"/>
-                <w:kern w:val="0"/>
-                <w:vertAlign w:val="baseline"/>
-                <w:lang w:val="en-US" w:eastAsia="zh-CN"/>
-              </w:rPr>
-            </w:r>
-            <w:r>
-              <w:rPr>
-                <w:rFonts w:hint="eastAsia" w:asciiTheme="minorAscii" w:hAnsiTheme="minorAscii" w:eastAsiaTheme="minorEastAsia"/>
-                <w:spacing w:val="227"/>
-                <w:sz w:val="21"/>
-                <w:vertAlign w:val="baseline"/>
-                <w:lang w:val="en-US" w:eastAsia="zh-CN"/>
-              </w:rPr>
-            </w:r>
-            <w:r>
-              <w:rPr>
-                <w:rFonts w:hint="eastAsia"/>
-                <w:u w:val="single"/>
-                <w:lang w:val="en-US" w:eastAsia="zh-CN"/>
-              </w:rPr>
             </w:r>
           </w:p>
         </w:tc>
@@ -708,7 +603,7 @@
             </w:r>
             <w:r>
               <w:rPr>
-                <w:rFonts w:hint="eastAsia" w:asciiTheme="minorAscii" w:hAnsiTheme="minorAscii" w:eastAsiaTheme="minorEastAsia"/>
+                <w:rFonts w:asciiTheme="minorAscii" w:eastAsiaTheme="minorEastAsia" w:hAnsiTheme="minorAscii" w:hint="eastAsia"/>
                 <w:spacing w:val="227"/>
                 <w:sz w:val="21"/>
                 <w:vertAlign w:val="baseline"/>
@@ -767,14 +662,14 @@
         <w:ind w:left="3634"/>
         <w:textAlignment w:val="baseline"/>
         <w:rPr>
-          <w:rFonts w:ascii="宋体" w:hAnsi="宋体" w:eastAsia="宋体" w:cs="宋体"/>
+          <w:rFonts w:ascii="宋体" w:eastAsia="宋体" w:hAnsi="宋体" w:cs="宋体"/>
           <w:sz w:val="31"/>
           <w:szCs w:val="31"/>
         </w:rPr>
       </w:pPr>
       <w:r>
         <w:rPr>
-          <w:rFonts w:ascii="宋体" w:hAnsi="宋体" w:eastAsia="宋体" w:cs="宋体"/>
+          <w:rFonts w:ascii="宋体" w:eastAsia="宋体" w:hAnsi="宋体" w:cs="宋体"/>
           <w:b/>
           <w:bCs/>
           <w:spacing w:val="4"/>
@@ -786,16 +681,16 @@
     </w:p>
     <w:tbl>
       <w:tblPr>
-        <w:tblStyle w:val="26"/>
+        <w:tblStyle w:val="TableNormal0"/>
         <w:tblW w:w="7137" w:type="dxa"/>
         <w:jc w:val="center"/>
         <w:tblBorders>
-          <w:top w:val="single" w:color="000000" w:sz="2" w:space="0"/>
-          <w:left w:val="single" w:color="000000" w:sz="2" w:space="0"/>
-          <w:bottom w:val="single" w:color="000000" w:sz="2" w:space="0"/>
-          <w:right w:val="single" w:color="000000" w:sz="2" w:space="0"/>
-          <w:insideH w:val="single" w:color="000000" w:sz="2" w:space="0"/>
-          <w:insideV w:val="single" w:color="000000" w:sz="2" w:space="0"/>
+          <w:top w:val="single" w:sz="2" w:space="0" w:color="000000"/>
+          <w:left w:val="single" w:sz="2" w:space="0" w:color="000000"/>
+          <w:bottom w:val="single" w:sz="2" w:space="0" w:color="000000"/>
+          <w:right w:val="single" w:sz="2" w:space="0" w:color="000000"/>
+          <w:insideH w:val="single" w:sz="2" w:space="0" w:color="000000"/>
+          <w:insideV w:val="single" w:sz="2" w:space="0" w:color="000000"/>
         </w:tblBorders>
         <w:tblLayout w:type="fixed"/>
         <w:tblCellMar>
@@ -813,14 +708,17 @@
       </w:tblGrid>
       <w:tr>
         <w:tblPrEx>
+          <w:tblW w:w="7137" w:type="dxa"/>
+          <w:jc w:val="center"/>
           <w:tblBorders>
-            <w:top w:val="single" w:color="000000" w:sz="2" w:space="0"/>
-            <w:left w:val="single" w:color="000000" w:sz="2" w:space="0"/>
-            <w:bottom w:val="single" w:color="000000" w:sz="2" w:space="0"/>
-            <w:right w:val="single" w:color="000000" w:sz="2" w:space="0"/>
-            <w:insideH w:val="single" w:color="000000" w:sz="2" w:space="0"/>
-            <w:insideV w:val="single" w:color="000000" w:sz="2" w:space="0"/>
+            <w:top w:val="single" w:sz="2" w:space="0" w:color="000000"/>
+            <w:left w:val="single" w:sz="2" w:space="0" w:color="000000"/>
+            <w:bottom w:val="single" w:sz="2" w:space="0" w:color="000000"/>
+            <w:right w:val="single" w:sz="2" w:space="0" w:color="000000"/>
+            <w:insideH w:val="single" w:sz="2" w:space="0" w:color="000000"/>
+            <w:insideV w:val="single" w:sz="2" w:space="0" w:color="000000"/>
           </w:tblBorders>
+          <w:tblLayout w:type="fixed"/>
           <w:tblCellMar>
             <w:top w:w="0" w:type="dxa"/>
             <w:left w:w="0" w:type="dxa"/>
@@ -829,7 +727,7 @@
           </w:tblCellMar>
         </w:tblPrEx>
         <w:trPr>
-          <w:trHeight w:val="593" w:hRule="atLeast"/>
+          <w:trHeight w:val="593"/>
           <w:jc w:val="center"/>
         </w:trPr>
         <w:tc>
@@ -851,18 +749,18 @@
               <w:adjustRightInd w:val="0"/>
               <w:snapToGrid w:val="0"/>
               <w:spacing w:before="176" w:line="228" w:lineRule="auto"/>
-              <w:ind w:left="0" w:leftChars="0" w:right="0" w:rightChars="0" w:firstLine="0" w:firstLineChars="0"/>
+              <w:ind w:left="0" w:right="0" w:firstLine="0" w:leftChars="0" w:rightChars="0" w:firstLineChars="0"/>
               <w:jc w:val="center"/>
               <w:textAlignment w:val="baseline"/>
               <w:rPr>
-                <w:rFonts w:ascii="宋体" w:hAnsi="宋体" w:eastAsia="宋体" w:cs="宋体"/>
+                <w:rFonts w:ascii="宋体" w:eastAsia="宋体" w:hAnsi="宋体" w:cs="宋体"/>
                 <w:sz w:val="20"/>
                 <w:szCs w:val="20"/>
               </w:rPr>
             </w:pPr>
             <w:r>
               <w:rPr>
-                <w:rFonts w:ascii="宋体" w:hAnsi="宋体" w:eastAsia="宋体" w:cs="宋体"/>
+                <w:rFonts w:ascii="宋体" w:eastAsia="宋体" w:hAnsi="宋体" w:cs="宋体"/>
                 <w:spacing w:val="-14"/>
                 <w:sz w:val="20"/>
                 <w:szCs w:val="20"/>
@@ -890,18 +788,18 @@
               <w:adjustRightInd w:val="0"/>
               <w:snapToGrid w:val="0"/>
               <w:spacing w:before="175" w:line="227" w:lineRule="auto"/>
-              <w:ind w:left="0" w:leftChars="0" w:right="0" w:rightChars="0" w:firstLine="0" w:firstLineChars="0"/>
+              <w:ind w:left="0" w:right="0" w:firstLine="0" w:leftChars="0" w:rightChars="0" w:firstLineChars="0"/>
               <w:jc w:val="center"/>
               <w:textAlignment w:val="baseline"/>
               <w:rPr>
-                <w:rFonts w:ascii="宋体" w:hAnsi="宋体" w:eastAsia="宋体" w:cs="宋体"/>
+                <w:rFonts w:ascii="宋体" w:eastAsia="宋体" w:hAnsi="宋体" w:cs="宋体"/>
                 <w:sz w:val="20"/>
                 <w:szCs w:val="20"/>
               </w:rPr>
             </w:pPr>
             <w:r>
               <w:rPr>
-                <w:rFonts w:ascii="宋体" w:hAnsi="宋体" w:eastAsia="宋体" w:cs="宋体"/>
+                <w:rFonts w:ascii="宋体" w:eastAsia="宋体" w:hAnsi="宋体" w:cs="宋体"/>
                 <w:spacing w:val="4"/>
                 <w:sz w:val="20"/>
                 <w:szCs w:val="20"/>
@@ -929,18 +827,18 @@
               <w:adjustRightInd w:val="0"/>
               <w:snapToGrid w:val="0"/>
               <w:spacing w:before="175" w:line="228" w:lineRule="auto"/>
-              <w:ind w:left="0" w:leftChars="0" w:right="0" w:rightChars="0" w:firstLine="0" w:firstLineChars="0"/>
+              <w:ind w:left="0" w:right="0" w:firstLine="0" w:leftChars="0" w:rightChars="0" w:firstLineChars="0"/>
               <w:jc w:val="center"/>
               <w:textAlignment w:val="baseline"/>
               <w:rPr>
-                <w:rFonts w:ascii="宋体" w:hAnsi="宋体" w:eastAsia="宋体" w:cs="宋体"/>
+                <w:rFonts w:ascii="宋体" w:eastAsia="宋体" w:hAnsi="宋体" w:cs="宋体"/>
                 <w:sz w:val="20"/>
                 <w:szCs w:val="20"/>
               </w:rPr>
             </w:pPr>
             <w:r>
               <w:rPr>
-                <w:rFonts w:ascii="宋体" w:hAnsi="宋体" w:eastAsia="宋体" w:cs="宋体"/>
+                <w:rFonts w:ascii="宋体" w:eastAsia="宋体" w:hAnsi="宋体" w:cs="宋体"/>
                 <w:spacing w:val="7"/>
                 <w:sz w:val="20"/>
                 <w:szCs w:val="20"/>
@@ -968,18 +866,18 @@
               <w:adjustRightInd w:val="0"/>
               <w:snapToGrid w:val="0"/>
               <w:spacing w:before="176" w:line="229" w:lineRule="auto"/>
-              <w:ind w:left="0" w:leftChars="0" w:right="0" w:rightChars="0" w:firstLine="0" w:firstLineChars="0"/>
+              <w:ind w:left="0" w:right="0" w:firstLine="0" w:leftChars="0" w:rightChars="0" w:firstLineChars="0"/>
               <w:jc w:val="center"/>
               <w:textAlignment w:val="baseline"/>
               <w:rPr>
-                <w:rFonts w:ascii="宋体" w:hAnsi="宋体" w:eastAsia="宋体" w:cs="宋体"/>
+                <w:rFonts w:ascii="宋体" w:eastAsia="宋体" w:hAnsi="宋体" w:cs="宋体"/>
                 <w:sz w:val="20"/>
                 <w:szCs w:val="20"/>
               </w:rPr>
             </w:pPr>
             <w:r>
               <w:rPr>
-                <w:rFonts w:ascii="宋体" w:hAnsi="宋体" w:eastAsia="宋体" w:cs="宋体"/>
+                <w:rFonts w:ascii="宋体" w:eastAsia="宋体" w:hAnsi="宋体" w:cs="宋体"/>
                 <w:spacing w:val="7"/>
                 <w:sz w:val="20"/>
                 <w:szCs w:val="20"/>
@@ -991,14 +889,9 @@
       </w:tr>
       <w:tr>
         <w:tblPrEx>
-          <w:tblBorders>
-            <w:top w:val="single" w:color="000000" w:sz="2" w:space="0"/>
-            <w:left w:val="single" w:color="000000" w:sz="2" w:space="0"/>
-            <w:bottom w:val="single" w:color="000000" w:sz="2" w:space="0"/>
-            <w:right w:val="single" w:color="000000" w:sz="2" w:space="0"/>
-            <w:insideH w:val="single" w:color="000000" w:sz="2" w:space="0"/>
-            <w:insideV w:val="single" w:color="000000" w:sz="2" w:space="0"/>
-          </w:tblBorders>
+          <w:tblW w:w="7137" w:type="dxa"/>
+          <w:jc w:val="center"/>
+          <w:tblLayout w:type="fixed"/>
           <w:tblCellMar>
             <w:top w:w="0" w:type="dxa"/>
             <w:left w:w="0" w:type="dxa"/>
@@ -1007,7 +900,7 @@
           </w:tblCellMar>
         </w:tblPrEx>
         <w:trPr>
-          <w:trHeight w:val="516" w:hRule="atLeast"/>
+          <w:trHeight w:val="516"/>
           <w:jc w:val="center"/>
         </w:trPr>
         <w:tc>
@@ -1029,11 +922,11 @@
               <w:adjustRightInd w:val="0"/>
               <w:snapToGrid w:val="0"/>
               <w:spacing w:before="173" w:line="267" w:lineRule="exact"/>
-              <w:ind w:left="0" w:leftChars="0" w:right="0" w:rightChars="0" w:firstLine="0" w:firstLineChars="0"/>
+              <w:ind w:left="0" w:right="0" w:firstLine="0" w:leftChars="0" w:rightChars="0" w:firstLineChars="0"/>
               <w:jc w:val="center"/>
               <w:textAlignment w:val="baseline"/>
               <w:rPr>
-                <w:rFonts w:hint="default" w:ascii="宋体" w:hAnsi="宋体" w:eastAsia="宋体" w:cs="宋体"/>
+                <w:rFonts w:ascii="宋体" w:eastAsia="宋体" w:hAnsi="宋体" w:cs="宋体" w:hint="default"/>
                 <w:sz w:val="20"/>
                 <w:szCs w:val="20"/>
                 <w:lang w:val="en-US" w:eastAsia="zh-CN"/>
@@ -1041,7 +934,7 @@
             </w:pPr>
             <w:r>
               <w:rPr>
-                <w:rFonts w:ascii="宋体" w:hAnsi="宋体" w:eastAsia="宋体" w:cs="宋体"/>
+                <w:rFonts w:ascii="宋体" w:eastAsia="宋体" w:hAnsi="宋体" w:cs="宋体"/>
                 <w:spacing w:val="3"/>
                 <w:position w:val="1"/>
                 <w:sz w:val="20"/>
@@ -1051,7 +944,7 @@
             </w:r>
             <w:r>
               <w:rPr>
-                <w:rFonts w:hint="eastAsia" w:ascii="宋体" w:hAnsi="宋体" w:cs="宋体"/>
+                <w:rFonts w:ascii="宋体" w:hAnsi="宋体" w:cs="宋体" w:hint="eastAsia"/>
                 <w:spacing w:val="3"/>
                 <w:position w:val="1"/>
                 <w:sz w:val="20"/>
@@ -1081,18 +974,18 @@
               <w:adjustRightInd w:val="0"/>
               <w:snapToGrid w:val="0"/>
               <w:spacing w:before="173" w:line="267" w:lineRule="exact"/>
-              <w:ind w:left="0" w:leftChars="0" w:right="0" w:rightChars="0" w:firstLine="0" w:firstLineChars="0"/>
+              <w:ind w:left="0" w:right="0" w:firstLine="0" w:leftChars="0" w:rightChars="0" w:firstLineChars="0"/>
               <w:jc w:val="center"/>
               <w:textAlignment w:val="baseline"/>
               <w:rPr>
-                <w:rFonts w:ascii="宋体" w:hAnsi="宋体" w:eastAsia="宋体" w:cs="宋体"/>
+                <w:rFonts w:ascii="宋体" w:eastAsia="宋体" w:hAnsi="宋体" w:cs="宋体"/>
                 <w:sz w:val="20"/>
                 <w:szCs w:val="20"/>
               </w:rPr>
             </w:pPr>
             <w:r>
               <w:rPr>
-                <w:rFonts w:ascii="宋体" w:hAnsi="宋体" w:eastAsia="宋体" w:cs="宋体"/>
+                <w:rFonts w:ascii="宋体" w:eastAsia="宋体" w:hAnsi="宋体" w:cs="宋体"/>
                 <w:spacing w:val="4"/>
                 <w:position w:val="1"/>
                 <w:sz w:val="20"/>
@@ -1121,18 +1014,18 @@
               <w:adjustRightInd w:val="0"/>
               <w:snapToGrid w:val="0"/>
               <w:spacing w:before="172" w:line="228" w:lineRule="auto"/>
-              <w:ind w:left="0" w:leftChars="0" w:right="0" w:rightChars="0" w:firstLine="0" w:firstLineChars="0"/>
+              <w:ind w:left="0" w:right="0" w:firstLine="0" w:leftChars="0" w:rightChars="0" w:firstLineChars="0"/>
               <w:jc w:val="center"/>
               <w:textAlignment w:val="baseline"/>
               <w:rPr>
-                <w:rFonts w:ascii="宋体" w:hAnsi="宋体" w:eastAsia="宋体" w:cs="宋体"/>
+                <w:rFonts w:ascii="宋体" w:eastAsia="宋体" w:hAnsi="宋体" w:cs="宋体"/>
                 <w:sz w:val="20"/>
                 <w:szCs w:val="20"/>
               </w:rPr>
             </w:pPr>
             <w:r>
               <w:rPr>
-                <w:rFonts w:ascii="宋体" w:hAnsi="宋体" w:eastAsia="宋体" w:cs="宋体"/>
+                <w:rFonts w:ascii="宋体" w:eastAsia="宋体" w:hAnsi="宋体" w:cs="宋体"/>
                 <w:spacing w:val="7"/>
                 <w:sz w:val="20"/>
                 <w:szCs w:val="20"/>
@@ -1160,11 +1053,11 @@
               <w:adjustRightInd w:val="0"/>
               <w:snapToGrid w:val="0"/>
               <w:spacing w:before="173" w:line="229" w:lineRule="auto"/>
-              <w:ind w:left="0" w:leftChars="0" w:right="0" w:rightChars="0" w:firstLine="0" w:firstLineChars="0"/>
+              <w:ind w:left="0" w:right="0" w:firstLine="0" w:leftChars="0" w:rightChars="0" w:firstLineChars="0"/>
               <w:jc w:val="center"/>
               <w:textAlignment w:val="baseline"/>
               <w:rPr>
-                <w:rFonts w:ascii="宋体" w:hAnsi="宋体" w:eastAsia="宋体" w:cs="宋体"/>
+                <w:rFonts w:ascii="宋体" w:eastAsia="宋体" w:hAnsi="宋体" w:cs="宋体"/>
                 <w:sz w:val="20"/>
                 <w:szCs w:val="20"/>
               </w:rPr>
@@ -1181,14 +1074,9 @@
       </w:tr>
       <w:tr>
         <w:tblPrEx>
-          <w:tblBorders>
-            <w:top w:val="single" w:color="000000" w:sz="2" w:space="0"/>
-            <w:left w:val="single" w:color="000000" w:sz="2" w:space="0"/>
-            <w:bottom w:val="single" w:color="000000" w:sz="2" w:space="0"/>
-            <w:right w:val="single" w:color="000000" w:sz="2" w:space="0"/>
-            <w:insideH w:val="single" w:color="000000" w:sz="2" w:space="0"/>
-            <w:insideV w:val="single" w:color="000000" w:sz="2" w:space="0"/>
-          </w:tblBorders>
+          <w:tblW w:w="7137" w:type="dxa"/>
+          <w:jc w:val="center"/>
+          <w:tblLayout w:type="fixed"/>
           <w:tblCellMar>
             <w:top w:w="0" w:type="dxa"/>
             <w:left w:w="0" w:type="dxa"/>
@@ -1197,7 +1085,7 @@
           </w:tblCellMar>
         </w:tblPrEx>
         <w:trPr>
-          <w:trHeight w:val="556" w:hRule="atLeast"/>
+          <w:trHeight w:val="556"/>
           <w:jc w:val="center"/>
         </w:trPr>
         <w:tc>
@@ -1206,7 +1094,7 @@
           </w:tcPr>
           <w:p>
             <w:pPr>
-              <w:pStyle w:val="27"/>
+              <w:pStyle w:val="TableText"/>
               <w:keepNext w:val="0"/>
               <w:keepLines w:val="0"/>
               <w:pageBreakBefore w:val="0"/>
@@ -1219,7 +1107,7 @@
               <w:bidi w:val="0"/>
               <w:adjustRightInd w:val="0"/>
               <w:snapToGrid w:val="0"/>
-              <w:ind w:left="0" w:leftChars="0" w:right="0" w:rightChars="0" w:firstLine="0" w:firstLineChars="0"/>
+              <w:ind w:left="0" w:right="0" w:firstLine="0" w:leftChars="0" w:rightChars="0" w:firstLineChars="0"/>
               <w:jc w:val="center"/>
               <w:textAlignment w:val="baseline"/>
             </w:pPr>
@@ -1231,7 +1119,7 @@
           </w:tcPr>
           <w:p>
             <w:pPr>
-              <w:pStyle w:val="27"/>
+              <w:pStyle w:val="TableText"/>
               <w:keepNext w:val="0"/>
               <w:keepLines w:val="0"/>
               <w:pageBreakBefore w:val="0"/>
@@ -1244,7 +1132,7 @@
               <w:bidi w:val="0"/>
               <w:adjustRightInd w:val="0"/>
               <w:snapToGrid w:val="0"/>
-              <w:ind w:left="0" w:leftChars="0" w:right="0" w:rightChars="0" w:firstLine="0" w:firstLineChars="0"/>
+              <w:ind w:left="0" w:right="0" w:firstLine="0" w:leftChars="0" w:rightChars="0" w:firstLineChars="0"/>
               <w:jc w:val="center"/>
               <w:textAlignment w:val="baseline"/>
             </w:pPr>
@@ -1256,7 +1144,7 @@
           </w:tcPr>
           <w:p>
             <w:pPr>
-              <w:pStyle w:val="27"/>
+              <w:pStyle w:val="TableText"/>
               <w:keepNext w:val="0"/>
               <w:keepLines w:val="0"/>
               <w:pageBreakBefore w:val="0"/>
@@ -1269,7 +1157,7 @@
               <w:bidi w:val="0"/>
               <w:adjustRightInd w:val="0"/>
               <w:snapToGrid w:val="0"/>
-              <w:ind w:left="0" w:leftChars="0" w:right="0" w:rightChars="0" w:firstLine="0" w:firstLineChars="0"/>
+              <w:ind w:left="0" w:right="0" w:firstLine="0" w:leftChars="0" w:rightChars="0" w:firstLineChars="0"/>
               <w:jc w:val="center"/>
               <w:textAlignment w:val="baseline"/>
             </w:pPr>
@@ -1281,7 +1169,7 @@
           </w:tcPr>
           <w:p>
             <w:pPr>
-              <w:pStyle w:val="27"/>
+              <w:pStyle w:val="TableText"/>
               <w:keepNext w:val="0"/>
               <w:keepLines w:val="0"/>
               <w:pageBreakBefore w:val="0"/>
@@ -1294,7 +1182,7 @@
               <w:bidi w:val="0"/>
               <w:adjustRightInd w:val="0"/>
               <w:snapToGrid w:val="0"/>
-              <w:ind w:left="0" w:leftChars="0" w:right="0" w:rightChars="0" w:firstLine="0" w:firstLineChars="0"/>
+              <w:ind w:left="0" w:right="0" w:firstLine="0" w:leftChars="0" w:rightChars="0" w:firstLineChars="0"/>
               <w:jc w:val="center"/>
               <w:textAlignment w:val="baseline"/>
             </w:pPr>
@@ -1303,14 +1191,9 @@
       </w:tr>
       <w:tr>
         <w:tblPrEx>
-          <w:tblBorders>
-            <w:top w:val="single" w:color="000000" w:sz="2" w:space="0"/>
-            <w:left w:val="single" w:color="000000" w:sz="2" w:space="0"/>
-            <w:bottom w:val="single" w:color="000000" w:sz="2" w:space="0"/>
-            <w:right w:val="single" w:color="000000" w:sz="2" w:space="0"/>
-            <w:insideH w:val="single" w:color="000000" w:sz="2" w:space="0"/>
-            <w:insideV w:val="single" w:color="000000" w:sz="2" w:space="0"/>
-          </w:tblBorders>
+          <w:tblW w:w="7137" w:type="dxa"/>
+          <w:jc w:val="center"/>
+          <w:tblLayout w:type="fixed"/>
           <w:tblCellMar>
             <w:top w:w="0" w:type="dxa"/>
             <w:left w:w="0" w:type="dxa"/>
@@ -1319,7 +1202,7 @@
           </w:tblCellMar>
         </w:tblPrEx>
         <w:trPr>
-          <w:trHeight w:val="556" w:hRule="atLeast"/>
+          <w:trHeight w:val="556"/>
           <w:jc w:val="center"/>
         </w:trPr>
         <w:tc>
@@ -1328,7 +1211,7 @@
           </w:tcPr>
           <w:p>
             <w:pPr>
-              <w:pStyle w:val="27"/>
+              <w:pStyle w:val="TableText"/>
               <w:keepNext w:val="0"/>
               <w:keepLines w:val="0"/>
               <w:pageBreakBefore w:val="0"/>
@@ -1341,7 +1224,7 @@
               <w:bidi w:val="0"/>
               <w:adjustRightInd w:val="0"/>
               <w:snapToGrid w:val="0"/>
-              <w:ind w:left="0" w:leftChars="0" w:right="0" w:rightChars="0" w:firstLine="0" w:firstLineChars="0"/>
+              <w:ind w:left="0" w:right="0" w:firstLine="0" w:leftChars="0" w:rightChars="0" w:firstLineChars="0"/>
               <w:jc w:val="center"/>
               <w:textAlignment w:val="baseline"/>
             </w:pPr>
@@ -1353,7 +1236,7 @@
           </w:tcPr>
           <w:p>
             <w:pPr>
-              <w:pStyle w:val="27"/>
+              <w:pStyle w:val="TableText"/>
               <w:keepNext w:val="0"/>
               <w:keepLines w:val="0"/>
               <w:pageBreakBefore w:val="0"/>
@@ -1366,7 +1249,7 @@
               <w:bidi w:val="0"/>
               <w:adjustRightInd w:val="0"/>
               <w:snapToGrid w:val="0"/>
-              <w:ind w:left="0" w:leftChars="0" w:right="0" w:rightChars="0" w:firstLine="0" w:firstLineChars="0"/>
+              <w:ind w:left="0" w:right="0" w:firstLine="0" w:leftChars="0" w:rightChars="0" w:firstLineChars="0"/>
               <w:jc w:val="center"/>
               <w:textAlignment w:val="baseline"/>
             </w:pPr>
@@ -1378,7 +1261,7 @@
           </w:tcPr>
           <w:p>
             <w:pPr>
-              <w:pStyle w:val="27"/>
+              <w:pStyle w:val="TableText"/>
               <w:keepNext w:val="0"/>
               <w:keepLines w:val="0"/>
               <w:pageBreakBefore w:val="0"/>
@@ -1391,7 +1274,7 @@
               <w:bidi w:val="0"/>
               <w:adjustRightInd w:val="0"/>
               <w:snapToGrid w:val="0"/>
-              <w:ind w:left="0" w:leftChars="0" w:right="0" w:rightChars="0" w:firstLine="0" w:firstLineChars="0"/>
+              <w:ind w:left="0" w:right="0" w:firstLine="0" w:leftChars="0" w:rightChars="0" w:firstLineChars="0"/>
               <w:jc w:val="center"/>
               <w:textAlignment w:val="baseline"/>
             </w:pPr>
@@ -1403,7 +1286,7 @@
           </w:tcPr>
           <w:p>
             <w:pPr>
-              <w:pStyle w:val="27"/>
+              <w:pStyle w:val="TableText"/>
               <w:keepNext w:val="0"/>
               <w:keepLines w:val="0"/>
               <w:pageBreakBefore w:val="0"/>
@@ -1416,7 +1299,7 @@
               <w:bidi w:val="0"/>
               <w:adjustRightInd w:val="0"/>
               <w:snapToGrid w:val="0"/>
-              <w:ind w:left="0" w:leftChars="0" w:right="0" w:rightChars="0" w:firstLine="0" w:firstLineChars="0"/>
+              <w:ind w:left="0" w:right="0" w:firstLine="0" w:leftChars="0" w:rightChars="0" w:firstLineChars="0"/>
               <w:jc w:val="center"/>
               <w:textAlignment w:val="baseline"/>
             </w:pPr>
@@ -1425,14 +1308,9 @@
       </w:tr>
       <w:tr>
         <w:tblPrEx>
-          <w:tblBorders>
-            <w:top w:val="single" w:color="000000" w:sz="2" w:space="0"/>
-            <w:left w:val="single" w:color="000000" w:sz="2" w:space="0"/>
-            <w:bottom w:val="single" w:color="000000" w:sz="2" w:space="0"/>
-            <w:right w:val="single" w:color="000000" w:sz="2" w:space="0"/>
-            <w:insideH w:val="single" w:color="000000" w:sz="2" w:space="0"/>
-            <w:insideV w:val="single" w:color="000000" w:sz="2" w:space="0"/>
-          </w:tblBorders>
+          <w:tblW w:w="7137" w:type="dxa"/>
+          <w:jc w:val="center"/>
+          <w:tblLayout w:type="fixed"/>
           <w:tblCellMar>
             <w:top w:w="0" w:type="dxa"/>
             <w:left w:w="0" w:type="dxa"/>
@@ -1441,7 +1319,7 @@
           </w:tblCellMar>
         </w:tblPrEx>
         <w:trPr>
-          <w:trHeight w:val="557" w:hRule="atLeast"/>
+          <w:trHeight w:val="557"/>
           <w:jc w:val="center"/>
         </w:trPr>
         <w:tc>
@@ -1450,7 +1328,7 @@
           </w:tcPr>
           <w:p>
             <w:pPr>
-              <w:pStyle w:val="27"/>
+              <w:pStyle w:val="TableText"/>
               <w:keepNext w:val="0"/>
               <w:keepLines w:val="0"/>
               <w:pageBreakBefore w:val="0"/>
@@ -1463,7 +1341,7 @@
               <w:bidi w:val="0"/>
               <w:adjustRightInd w:val="0"/>
               <w:snapToGrid w:val="0"/>
-              <w:ind w:left="0" w:leftChars="0" w:right="0" w:rightChars="0" w:firstLine="0" w:firstLineChars="0"/>
+              <w:ind w:left="0" w:right="0" w:firstLine="0" w:leftChars="0" w:rightChars="0" w:firstLineChars="0"/>
               <w:jc w:val="center"/>
               <w:textAlignment w:val="baseline"/>
             </w:pPr>
@@ -1475,7 +1353,7 @@
           </w:tcPr>
           <w:p>
             <w:pPr>
-              <w:pStyle w:val="27"/>
+              <w:pStyle w:val="TableText"/>
               <w:keepNext w:val="0"/>
               <w:keepLines w:val="0"/>
               <w:pageBreakBefore w:val="0"/>
@@ -1488,7 +1366,7 @@
               <w:bidi w:val="0"/>
               <w:adjustRightInd w:val="0"/>
               <w:snapToGrid w:val="0"/>
-              <w:ind w:left="0" w:leftChars="0" w:right="0" w:rightChars="0" w:firstLine="0" w:firstLineChars="0"/>
+              <w:ind w:left="0" w:right="0" w:firstLine="0" w:leftChars="0" w:rightChars="0" w:firstLineChars="0"/>
               <w:jc w:val="center"/>
               <w:textAlignment w:val="baseline"/>
             </w:pPr>
@@ -1500,7 +1378,7 @@
           </w:tcPr>
           <w:p>
             <w:pPr>
-              <w:pStyle w:val="27"/>
+              <w:pStyle w:val="TableText"/>
               <w:keepNext w:val="0"/>
               <w:keepLines w:val="0"/>
               <w:pageBreakBefore w:val="0"/>
@@ -1513,7 +1391,7 @@
               <w:bidi w:val="0"/>
               <w:adjustRightInd w:val="0"/>
               <w:snapToGrid w:val="0"/>
-              <w:ind w:left="0" w:leftChars="0" w:right="0" w:rightChars="0" w:firstLine="0" w:firstLineChars="0"/>
+              <w:ind w:left="0" w:right="0" w:firstLine="0" w:leftChars="0" w:rightChars="0" w:firstLineChars="0"/>
               <w:jc w:val="center"/>
               <w:textAlignment w:val="baseline"/>
             </w:pPr>
@@ -1525,7 +1403,7 @@
           </w:tcPr>
           <w:p>
             <w:pPr>
-              <w:pStyle w:val="27"/>
+              <w:pStyle w:val="TableText"/>
               <w:keepNext w:val="0"/>
               <w:keepLines w:val="0"/>
               <w:pageBreakBefore w:val="0"/>
@@ -1538,7 +1416,7 @@
               <w:bidi w:val="0"/>
               <w:adjustRightInd w:val="0"/>
               <w:snapToGrid w:val="0"/>
-              <w:ind w:left="0" w:leftChars="0" w:right="0" w:rightChars="0" w:firstLine="0" w:firstLineChars="0"/>
+              <w:ind w:left="0" w:right="0" w:firstLine="0" w:leftChars="0" w:rightChars="0" w:firstLineChars="0"/>
               <w:jc w:val="center"/>
               <w:textAlignment w:val="baseline"/>
             </w:pPr>
@@ -1569,7 +1447,7 @@
     <w:sdt>
       <w:sdtPr>
         <w:rPr>
-          <w:rFonts w:hint="eastAsia" w:ascii="宋体" w:hAnsi="宋体" w:eastAsia="宋体" w:cs="宋体"/>
+          <w:rFonts w:ascii="宋体" w:eastAsia="宋体" w:hAnsi="宋体" w:cs="宋体" w:hint="eastAsia"/>
           <w:snapToGrid w:val="0"/>
           <w:color w:val="000000"/>
           <w:kern w:val="0"/>
@@ -1585,7 +1463,7 @@
       </w:sdtPr>
       <w:sdtEndPr>
         <w:rPr>
-          <w:rFonts w:hint="eastAsia" w:ascii="宋体" w:hAnsi="宋体" w:eastAsia="宋体" w:cs="宋体"/>
+          <w:rFonts w:ascii="宋体" w:eastAsia="宋体" w:hAnsi="宋体" w:cs="宋体" w:hint="eastAsia"/>
           <w:snapToGrid w:val="0"/>
           <w:color w:val="000000"/>
           <w:kern w:val="0"/>
@@ -1610,18 +1488,18 @@
             <w:adjustRightInd w:val="0"/>
             <w:snapToGrid w:val="0"/>
             <w:spacing w:before="0" w:beforeLines="0" w:after="0" w:afterLines="0" w:line="240" w:lineRule="auto"/>
-            <w:ind w:left="0" w:leftChars="0" w:right="0" w:rightChars="0" w:firstLine="0" w:firstLineChars="0"/>
+            <w:ind w:left="0" w:right="0" w:firstLine="0" w:leftChars="0" w:rightChars="0" w:firstLineChars="0"/>
             <w:jc w:val="center"/>
             <w:textAlignment w:val="baseline"/>
             <w:rPr>
-              <w:rFonts w:hint="eastAsia" w:ascii="宋体" w:hAnsi="宋体" w:eastAsia="宋体" w:cs="宋体"/>
+              <w:rFonts w:ascii="宋体" w:eastAsia="宋体" w:hAnsi="宋体" w:cs="宋体" w:hint="eastAsia"/>
               <w:sz w:val="21"/>
               <w:szCs w:val="21"/>
             </w:rPr>
           </w:pPr>
           <w:r>
             <w:rPr>
-              <w:rFonts w:hint="eastAsia" w:ascii="宋体" w:hAnsi="宋体" w:eastAsia="宋体" w:cs="宋体"/>
+              <w:rFonts w:ascii="宋体" w:eastAsia="宋体" w:hAnsi="宋体" w:cs="宋体" w:hint="eastAsia"/>
               <w:sz w:val="21"/>
               <w:szCs w:val="21"/>
             </w:rPr>
@@ -1630,14 +1508,14 @@
         </w:p>
         <w:p>
           <w:pPr>
-            <w:pStyle w:val="16"/>
+            <w:pStyle w:val="TOC1"/>
             <w:tabs>
               <w:tab w:val="right" w:leader="dot" w:pos="8306"/>
             </w:tabs>
           </w:pPr>
           <w:r>
             <w:rPr>
-              <w:rFonts w:hint="eastAsia" w:ascii="宋体" w:hAnsi="宋体" w:eastAsia="宋体" w:cs="宋体"/>
+              <w:rFonts w:ascii="宋体" w:eastAsia="宋体" w:hAnsi="宋体" w:cs="宋体" w:hint="eastAsia"/>
               <w:sz w:val="21"/>
               <w:szCs w:val="21"/>
             </w:rPr>
@@ -1645,7 +1523,7 @@
           </w:r>
           <w:r>
             <w:rPr>
-              <w:rFonts w:hint="eastAsia" w:ascii="宋体" w:hAnsi="宋体" w:eastAsia="宋体" w:cs="宋体"/>
+              <w:rFonts w:ascii="宋体" w:eastAsia="宋体" w:hAnsi="宋体" w:cs="宋体" w:hint="eastAsia"/>
               <w:sz w:val="21"/>
               <w:szCs w:val="21"/>
             </w:rPr>
@@ -1653,7 +1531,7 @@
           </w:r>
           <w:r>
             <w:rPr>
-              <w:rFonts w:hint="eastAsia" w:ascii="宋体" w:hAnsi="宋体" w:eastAsia="宋体" w:cs="宋体"/>
+              <w:rFonts w:ascii="宋体" w:eastAsia="宋体" w:hAnsi="宋体" w:cs="宋体" w:hint="eastAsia"/>
               <w:sz w:val="21"/>
               <w:szCs w:val="21"/>
             </w:rPr>
@@ -1661,21 +1539,21 @@
           </w:r>
           <w:r>
             <w:rPr>
-              <w:rFonts w:hint="eastAsia" w:ascii="宋体" w:hAnsi="宋体" w:eastAsia="宋体" w:cs="宋体"/>
+              <w:rFonts w:ascii="宋体" w:eastAsia="宋体" w:hAnsi="宋体" w:cs="宋体" w:hint="eastAsia"/>
               <w:szCs w:val="21"/>
             </w:rPr>
             <w:fldChar w:fldCharType="begin"/>
           </w:r>
           <w:r>
             <w:rPr>
-              <w:rFonts w:hint="eastAsia" w:ascii="宋体" w:hAnsi="宋体" w:eastAsia="宋体" w:cs="宋体"/>
+              <w:rFonts w:ascii="宋体" w:eastAsia="宋体" w:hAnsi="宋体" w:cs="宋体" w:hint="eastAsia"/>
               <w:szCs w:val="21"/>
             </w:rPr>
             <w:instrText xml:space="preserve"> HYPERLINK \l _Toc30557 </w:instrText>
           </w:r>
           <w:r>
             <w:rPr>
-              <w:rFonts w:hint="eastAsia" w:ascii="宋体" w:hAnsi="宋体" w:eastAsia="宋体" w:cs="宋体"/>
+              <w:rFonts w:ascii="宋体" w:eastAsia="宋体" w:hAnsi="宋体" w:cs="宋体" w:hint="eastAsia"/>
               <w:szCs w:val="21"/>
             </w:rPr>
             <w:fldChar w:fldCharType="separate"/>
@@ -1707,7 +1585,7 @@
           </w:r>
           <w:r>
             <w:rPr>
-              <w:rFonts w:hint="eastAsia" w:ascii="宋体" w:hAnsi="宋体" w:eastAsia="宋体" w:cs="宋体"/>
+              <w:rFonts w:ascii="宋体" w:eastAsia="宋体" w:hAnsi="宋体" w:cs="宋体" w:hint="eastAsia"/>
               <w:szCs w:val="21"/>
             </w:rPr>
             <w:fldChar w:fldCharType="end"/>
@@ -1715,28 +1593,28 @@
         </w:p>
         <w:p>
           <w:pPr>
-            <w:pStyle w:val="16"/>
+            <w:pStyle w:val="TOC1"/>
             <w:tabs>
               <w:tab w:val="right" w:leader="dot" w:pos="8306"/>
             </w:tabs>
           </w:pPr>
           <w:r>
             <w:rPr>
-              <w:rFonts w:hint="eastAsia" w:ascii="宋体" w:hAnsi="宋体" w:eastAsia="宋体" w:cs="宋体"/>
+              <w:rFonts w:ascii="宋体" w:eastAsia="宋体" w:hAnsi="宋体" w:cs="宋体" w:hint="eastAsia"/>
               <w:szCs w:val="21"/>
             </w:rPr>
             <w:fldChar w:fldCharType="begin"/>
           </w:r>
           <w:r>
             <w:rPr>
-              <w:rFonts w:hint="eastAsia" w:ascii="宋体" w:hAnsi="宋体" w:eastAsia="宋体" w:cs="宋体"/>
+              <w:rFonts w:ascii="宋体" w:eastAsia="宋体" w:hAnsi="宋体" w:cs="宋体" w:hint="eastAsia"/>
               <w:szCs w:val="21"/>
             </w:rPr>
             <w:instrText xml:space="preserve"> HYPERLINK \l _Toc2842 </w:instrText>
           </w:r>
           <w:r>
             <w:rPr>
-              <w:rFonts w:hint="eastAsia" w:ascii="宋体" w:hAnsi="宋体" w:eastAsia="宋体" w:cs="宋体"/>
+              <w:rFonts w:ascii="宋体" w:eastAsia="宋体" w:hAnsi="宋体" w:cs="宋体" w:hint="eastAsia"/>
               <w:szCs w:val="21"/>
             </w:rPr>
             <w:fldChar w:fldCharType="separate"/>
@@ -1768,7 +1646,7 @@
           </w:r>
           <w:r>
             <w:rPr>
-              <w:rFonts w:hint="eastAsia" w:ascii="宋体" w:hAnsi="宋体" w:eastAsia="宋体" w:cs="宋体"/>
+              <w:rFonts w:ascii="宋体" w:eastAsia="宋体" w:hAnsi="宋体" w:cs="宋体" w:hint="eastAsia"/>
               <w:szCs w:val="21"/>
             </w:rPr>
             <w:fldChar w:fldCharType="end"/>
@@ -1776,28 +1654,28 @@
         </w:p>
         <w:p>
           <w:pPr>
-            <w:pStyle w:val="16"/>
+            <w:pStyle w:val="TOC1"/>
             <w:tabs>
               <w:tab w:val="right" w:leader="dot" w:pos="8306"/>
             </w:tabs>
           </w:pPr>
           <w:r>
             <w:rPr>
-              <w:rFonts w:hint="eastAsia" w:ascii="宋体" w:hAnsi="宋体" w:eastAsia="宋体" w:cs="宋体"/>
+              <w:rFonts w:ascii="宋体" w:eastAsia="宋体" w:hAnsi="宋体" w:cs="宋体" w:hint="eastAsia"/>
               <w:szCs w:val="21"/>
             </w:rPr>
             <w:fldChar w:fldCharType="begin"/>
           </w:r>
           <w:r>
             <w:rPr>
-              <w:rFonts w:hint="eastAsia" w:ascii="宋体" w:hAnsi="宋体" w:eastAsia="宋体" w:cs="宋体"/>
+              <w:rFonts w:ascii="宋体" w:eastAsia="宋体" w:hAnsi="宋体" w:cs="宋体" w:hint="eastAsia"/>
               <w:szCs w:val="21"/>
             </w:rPr>
             <w:instrText xml:space="preserve"> HYPERLINK \l _Toc22408 </w:instrText>
           </w:r>
           <w:r>
             <w:rPr>
-              <w:rFonts w:hint="eastAsia" w:ascii="宋体" w:hAnsi="宋体" w:eastAsia="宋体" w:cs="宋体"/>
+              <w:rFonts w:ascii="宋体" w:eastAsia="宋体" w:hAnsi="宋体" w:cs="宋体" w:hint="eastAsia"/>
               <w:szCs w:val="21"/>
             </w:rPr>
             <w:fldChar w:fldCharType="separate"/>
@@ -1835,7 +1713,7 @@
           </w:r>
           <w:r>
             <w:rPr>
-              <w:rFonts w:hint="eastAsia" w:ascii="宋体" w:hAnsi="宋体" w:eastAsia="宋体" w:cs="宋体"/>
+              <w:rFonts w:ascii="宋体" w:eastAsia="宋体" w:hAnsi="宋体" w:cs="宋体" w:hint="eastAsia"/>
               <w:szCs w:val="21"/>
             </w:rPr>
             <w:fldChar w:fldCharType="end"/>
@@ -1843,28 +1721,28 @@
         </w:p>
         <w:p>
           <w:pPr>
-            <w:pStyle w:val="17"/>
+            <w:pStyle w:val="TOC2"/>
             <w:tabs>
               <w:tab w:val="right" w:leader="dot" w:pos="8306"/>
             </w:tabs>
           </w:pPr>
           <w:r>
             <w:rPr>
-              <w:rFonts w:hint="eastAsia" w:ascii="宋体" w:hAnsi="宋体" w:eastAsia="宋体" w:cs="宋体"/>
+              <w:rFonts w:ascii="宋体" w:eastAsia="宋体" w:hAnsi="宋体" w:cs="宋体" w:hint="eastAsia"/>
               <w:szCs w:val="21"/>
             </w:rPr>
             <w:fldChar w:fldCharType="begin"/>
           </w:r>
           <w:r>
             <w:rPr>
-              <w:rFonts w:hint="eastAsia" w:ascii="宋体" w:hAnsi="宋体" w:eastAsia="宋体" w:cs="宋体"/>
+              <w:rFonts w:ascii="宋体" w:eastAsia="宋体" w:hAnsi="宋体" w:cs="宋体" w:hint="eastAsia"/>
               <w:szCs w:val="21"/>
             </w:rPr>
             <w:instrText xml:space="preserve"> HYPERLINK \l _Toc4092 </w:instrText>
           </w:r>
           <w:r>
             <w:rPr>
-              <w:rFonts w:hint="eastAsia" w:ascii="宋体" w:hAnsi="宋体" w:eastAsia="宋体" w:cs="宋体"/>
+              <w:rFonts w:ascii="宋体" w:eastAsia="宋体" w:hAnsi="宋体" w:cs="宋体" w:hint="eastAsia"/>
               <w:szCs w:val="21"/>
             </w:rPr>
             <w:fldChar w:fldCharType="separate"/>
@@ -1903,7 +1781,7 @@
           </w:r>
           <w:r>
             <w:rPr>
-              <w:rFonts w:hint="eastAsia" w:ascii="宋体" w:hAnsi="宋体" w:eastAsia="宋体" w:cs="宋体"/>
+              <w:rFonts w:ascii="宋体" w:eastAsia="宋体" w:hAnsi="宋体" w:cs="宋体" w:hint="eastAsia"/>
               <w:szCs w:val="21"/>
             </w:rPr>
             <w:fldChar w:fldCharType="end"/>
@@ -1911,28 +1789,28 @@
         </w:p>
         <w:p>
           <w:pPr>
-            <w:pStyle w:val="17"/>
+            <w:pStyle w:val="TOC2"/>
             <w:tabs>
               <w:tab w:val="right" w:leader="dot" w:pos="8306"/>
             </w:tabs>
           </w:pPr>
           <w:r>
             <w:rPr>
-              <w:rFonts w:hint="eastAsia" w:ascii="宋体" w:hAnsi="宋体" w:eastAsia="宋体" w:cs="宋体"/>
+              <w:rFonts w:ascii="宋体" w:eastAsia="宋体" w:hAnsi="宋体" w:cs="宋体" w:hint="eastAsia"/>
               <w:szCs w:val="21"/>
             </w:rPr>
             <w:fldChar w:fldCharType="begin"/>
           </w:r>
           <w:r>
             <w:rPr>
-              <w:rFonts w:hint="eastAsia" w:ascii="宋体" w:hAnsi="宋体" w:eastAsia="宋体" w:cs="宋体"/>
+              <w:rFonts w:ascii="宋体" w:eastAsia="宋体" w:hAnsi="宋体" w:cs="宋体" w:hint="eastAsia"/>
               <w:szCs w:val="21"/>
             </w:rPr>
             <w:instrText xml:space="preserve"> HYPERLINK \l _Toc12113 </w:instrText>
           </w:r>
           <w:r>
             <w:rPr>
-              <w:rFonts w:hint="eastAsia" w:ascii="宋体" w:hAnsi="宋体" w:eastAsia="宋体" w:cs="宋体"/>
+              <w:rFonts w:ascii="宋体" w:eastAsia="宋体" w:hAnsi="宋体" w:cs="宋体" w:hint="eastAsia"/>
               <w:szCs w:val="21"/>
             </w:rPr>
             <w:fldChar w:fldCharType="separate"/>
@@ -1971,7 +1849,7 @@
           </w:r>
           <w:r>
             <w:rPr>
-              <w:rFonts w:hint="eastAsia" w:ascii="宋体" w:hAnsi="宋体" w:eastAsia="宋体" w:cs="宋体"/>
+              <w:rFonts w:ascii="宋体" w:eastAsia="宋体" w:hAnsi="宋体" w:cs="宋体" w:hint="eastAsia"/>
               <w:szCs w:val="21"/>
             </w:rPr>
             <w:fldChar w:fldCharType="end"/>
@@ -1979,28 +1857,28 @@
         </w:p>
         <w:p>
           <w:pPr>
-            <w:pStyle w:val="17"/>
+            <w:pStyle w:val="TOC2"/>
             <w:tabs>
               <w:tab w:val="right" w:leader="dot" w:pos="8306"/>
             </w:tabs>
           </w:pPr>
           <w:r>
             <w:rPr>
-              <w:rFonts w:hint="eastAsia" w:ascii="宋体" w:hAnsi="宋体" w:eastAsia="宋体" w:cs="宋体"/>
+              <w:rFonts w:ascii="宋体" w:eastAsia="宋体" w:hAnsi="宋体" w:cs="宋体" w:hint="eastAsia"/>
               <w:szCs w:val="21"/>
             </w:rPr>
             <w:fldChar w:fldCharType="begin"/>
           </w:r>
           <w:r>
             <w:rPr>
-              <w:rFonts w:hint="eastAsia" w:ascii="宋体" w:hAnsi="宋体" w:eastAsia="宋体" w:cs="宋体"/>
+              <w:rFonts w:ascii="宋体" w:eastAsia="宋体" w:hAnsi="宋体" w:cs="宋体" w:hint="eastAsia"/>
               <w:szCs w:val="21"/>
             </w:rPr>
             <w:instrText xml:space="preserve"> HYPERLINK \l _Toc20848 </w:instrText>
           </w:r>
           <w:r>
             <w:rPr>
-              <w:rFonts w:hint="eastAsia" w:ascii="宋体" w:hAnsi="宋体" w:eastAsia="宋体" w:cs="宋体"/>
+              <w:rFonts w:ascii="宋体" w:eastAsia="宋体" w:hAnsi="宋体" w:cs="宋体" w:hint="eastAsia"/>
               <w:szCs w:val="21"/>
             </w:rPr>
             <w:fldChar w:fldCharType="separate"/>
@@ -2039,7 +1917,7 @@
           </w:r>
           <w:r>
             <w:rPr>
-              <w:rFonts w:hint="eastAsia" w:ascii="宋体" w:hAnsi="宋体" w:eastAsia="宋体" w:cs="宋体"/>
+              <w:rFonts w:ascii="宋体" w:eastAsia="宋体" w:hAnsi="宋体" w:cs="宋体" w:hint="eastAsia"/>
               <w:szCs w:val="21"/>
             </w:rPr>
             <w:fldChar w:fldCharType="end"/>
@@ -2047,28 +1925,28 @@
         </w:p>
         <w:p>
           <w:pPr>
-            <w:pStyle w:val="17"/>
+            <w:pStyle w:val="TOC2"/>
             <w:tabs>
               <w:tab w:val="right" w:leader="dot" w:pos="8306"/>
             </w:tabs>
           </w:pPr>
           <w:r>
             <w:rPr>
-              <w:rFonts w:hint="eastAsia" w:ascii="宋体" w:hAnsi="宋体" w:eastAsia="宋体" w:cs="宋体"/>
+              <w:rFonts w:ascii="宋体" w:eastAsia="宋体" w:hAnsi="宋体" w:cs="宋体" w:hint="eastAsia"/>
               <w:szCs w:val="21"/>
             </w:rPr>
             <w:fldChar w:fldCharType="begin"/>
           </w:r>
           <w:r>
             <w:rPr>
-              <w:rFonts w:hint="eastAsia" w:ascii="宋体" w:hAnsi="宋体" w:eastAsia="宋体" w:cs="宋体"/>
+              <w:rFonts w:ascii="宋体" w:eastAsia="宋体" w:hAnsi="宋体" w:cs="宋体" w:hint="eastAsia"/>
               <w:szCs w:val="21"/>
             </w:rPr>
             <w:instrText xml:space="preserve"> HYPERLINK \l _Toc7210 </w:instrText>
           </w:r>
           <w:r>
             <w:rPr>
-              <w:rFonts w:hint="eastAsia" w:ascii="宋体" w:hAnsi="宋体" w:eastAsia="宋体" w:cs="宋体"/>
+              <w:rFonts w:ascii="宋体" w:eastAsia="宋体" w:hAnsi="宋体" w:cs="宋体" w:hint="eastAsia"/>
               <w:szCs w:val="21"/>
             </w:rPr>
             <w:fldChar w:fldCharType="separate"/>
@@ -2107,7 +1985,7 @@
           </w:r>
           <w:r>
             <w:rPr>
-              <w:rFonts w:hint="eastAsia" w:ascii="宋体" w:hAnsi="宋体" w:eastAsia="宋体" w:cs="宋体"/>
+              <w:rFonts w:ascii="宋体" w:eastAsia="宋体" w:hAnsi="宋体" w:cs="宋体" w:hint="eastAsia"/>
               <w:szCs w:val="21"/>
             </w:rPr>
             <w:fldChar w:fldCharType="end"/>
@@ -2115,28 +1993,28 @@
         </w:p>
         <w:p>
           <w:pPr>
-            <w:pStyle w:val="13"/>
+            <w:pStyle w:val="TOC3"/>
             <w:tabs>
               <w:tab w:val="right" w:leader="dot" w:pos="8306"/>
             </w:tabs>
           </w:pPr>
           <w:r>
             <w:rPr>
-              <w:rFonts w:hint="eastAsia" w:ascii="宋体" w:hAnsi="宋体" w:eastAsia="宋体" w:cs="宋体"/>
+              <w:rFonts w:ascii="宋体" w:eastAsia="宋体" w:hAnsi="宋体" w:cs="宋体" w:hint="eastAsia"/>
               <w:szCs w:val="21"/>
             </w:rPr>
             <w:fldChar w:fldCharType="begin"/>
           </w:r>
           <w:r>
             <w:rPr>
-              <w:rFonts w:hint="eastAsia" w:ascii="宋体" w:hAnsi="宋体" w:eastAsia="宋体" w:cs="宋体"/>
+              <w:rFonts w:ascii="宋体" w:eastAsia="宋体" w:hAnsi="宋体" w:cs="宋体" w:hint="eastAsia"/>
               <w:szCs w:val="21"/>
             </w:rPr>
             <w:instrText xml:space="preserve"> HYPERLINK \l _Toc21607 </w:instrText>
           </w:r>
           <w:r>
             <w:rPr>
-              <w:rFonts w:hint="eastAsia" w:ascii="宋体" w:hAnsi="宋体" w:eastAsia="宋体" w:cs="宋体"/>
+              <w:rFonts w:ascii="宋体" w:eastAsia="宋体" w:hAnsi="宋体" w:cs="宋体" w:hint="eastAsia"/>
               <w:szCs w:val="21"/>
             </w:rPr>
             <w:fldChar w:fldCharType="separate"/>
@@ -2168,7 +2046,7 @@
           </w:r>
           <w:r>
             <w:rPr>
-              <w:rFonts w:hint="eastAsia" w:ascii="宋体" w:hAnsi="宋体" w:eastAsia="宋体" w:cs="宋体"/>
+              <w:rFonts w:ascii="宋体" w:eastAsia="宋体" w:hAnsi="宋体" w:cs="宋体" w:hint="eastAsia"/>
               <w:szCs w:val="21"/>
             </w:rPr>
             <w:fldChar w:fldCharType="end"/>
@@ -2176,28 +2054,28 @@
         </w:p>
         <w:p>
           <w:pPr>
-            <w:pStyle w:val="13"/>
+            <w:pStyle w:val="TOC3"/>
             <w:tabs>
               <w:tab w:val="right" w:leader="dot" w:pos="8306"/>
             </w:tabs>
           </w:pPr>
           <w:r>
             <w:rPr>
-              <w:rFonts w:hint="eastAsia" w:ascii="宋体" w:hAnsi="宋体" w:eastAsia="宋体" w:cs="宋体"/>
+              <w:rFonts w:ascii="宋体" w:eastAsia="宋体" w:hAnsi="宋体" w:cs="宋体" w:hint="eastAsia"/>
               <w:szCs w:val="21"/>
             </w:rPr>
             <w:fldChar w:fldCharType="begin"/>
           </w:r>
           <w:r>
             <w:rPr>
-              <w:rFonts w:hint="eastAsia" w:ascii="宋体" w:hAnsi="宋体" w:eastAsia="宋体" w:cs="宋体"/>
+              <w:rFonts w:ascii="宋体" w:eastAsia="宋体" w:hAnsi="宋体" w:cs="宋体" w:hint="eastAsia"/>
               <w:szCs w:val="21"/>
             </w:rPr>
             <w:instrText xml:space="preserve"> HYPERLINK \l _Toc8032 </w:instrText>
           </w:r>
           <w:r>
             <w:rPr>
-              <w:rFonts w:hint="eastAsia" w:ascii="宋体" w:hAnsi="宋体" w:eastAsia="宋体" w:cs="宋体"/>
+              <w:rFonts w:ascii="宋体" w:eastAsia="宋体" w:hAnsi="宋体" w:cs="宋体" w:hint="eastAsia"/>
               <w:szCs w:val="21"/>
             </w:rPr>
             <w:fldChar w:fldCharType="separate"/>
@@ -2229,7 +2107,7 @@
           </w:r>
           <w:r>
             <w:rPr>
-              <w:rFonts w:hint="eastAsia" w:ascii="宋体" w:hAnsi="宋体" w:eastAsia="宋体" w:cs="宋体"/>
+              <w:rFonts w:ascii="宋体" w:eastAsia="宋体" w:hAnsi="宋体" w:cs="宋体" w:hint="eastAsia"/>
               <w:szCs w:val="21"/>
             </w:rPr>
             <w:fldChar w:fldCharType="end"/>
@@ -2237,28 +2115,28 @@
         </w:p>
         <w:p>
           <w:pPr>
-            <w:pStyle w:val="13"/>
+            <w:pStyle w:val="TOC3"/>
             <w:tabs>
               <w:tab w:val="right" w:leader="dot" w:pos="8306"/>
             </w:tabs>
           </w:pPr>
           <w:r>
             <w:rPr>
-              <w:rFonts w:hint="eastAsia" w:ascii="宋体" w:hAnsi="宋体" w:eastAsia="宋体" w:cs="宋体"/>
+              <w:rFonts w:ascii="宋体" w:eastAsia="宋体" w:hAnsi="宋体" w:cs="宋体" w:hint="eastAsia"/>
               <w:szCs w:val="21"/>
             </w:rPr>
             <w:fldChar w:fldCharType="begin"/>
           </w:r>
           <w:r>
             <w:rPr>
-              <w:rFonts w:hint="eastAsia" w:ascii="宋体" w:hAnsi="宋体" w:eastAsia="宋体" w:cs="宋体"/>
+              <w:rFonts w:ascii="宋体" w:eastAsia="宋体" w:hAnsi="宋体" w:cs="宋体" w:hint="eastAsia"/>
               <w:szCs w:val="21"/>
             </w:rPr>
             <w:instrText xml:space="preserve"> HYPERLINK \l _Toc27796 </w:instrText>
           </w:r>
           <w:r>
             <w:rPr>
-              <w:rFonts w:hint="eastAsia" w:ascii="宋体" w:hAnsi="宋体" w:eastAsia="宋体" w:cs="宋体"/>
+              <w:rFonts w:ascii="宋体" w:eastAsia="宋体" w:hAnsi="宋体" w:cs="宋体" w:hint="eastAsia"/>
               <w:szCs w:val="21"/>
             </w:rPr>
             <w:fldChar w:fldCharType="separate"/>
@@ -2290,7 +2168,7 @@
           </w:r>
           <w:r>
             <w:rPr>
-              <w:rFonts w:hint="eastAsia" w:ascii="宋体" w:hAnsi="宋体" w:eastAsia="宋体" w:cs="宋体"/>
+              <w:rFonts w:ascii="宋体" w:eastAsia="宋体" w:hAnsi="宋体" w:cs="宋体" w:hint="eastAsia"/>
               <w:szCs w:val="21"/>
             </w:rPr>
             <w:fldChar w:fldCharType="end"/>
@@ -2298,28 +2176,28 @@
         </w:p>
         <w:p>
           <w:pPr>
-            <w:pStyle w:val="16"/>
+            <w:pStyle w:val="TOC1"/>
             <w:tabs>
               <w:tab w:val="right" w:leader="dot" w:pos="8306"/>
             </w:tabs>
           </w:pPr>
           <w:r>
             <w:rPr>
-              <w:rFonts w:hint="eastAsia" w:ascii="宋体" w:hAnsi="宋体" w:eastAsia="宋体" w:cs="宋体"/>
+              <w:rFonts w:ascii="宋体" w:eastAsia="宋体" w:hAnsi="宋体" w:cs="宋体" w:hint="eastAsia"/>
               <w:szCs w:val="21"/>
             </w:rPr>
             <w:fldChar w:fldCharType="begin"/>
           </w:r>
           <w:r>
             <w:rPr>
-              <w:rFonts w:hint="eastAsia" w:ascii="宋体" w:hAnsi="宋体" w:eastAsia="宋体" w:cs="宋体"/>
+              <w:rFonts w:ascii="宋体" w:eastAsia="宋体" w:hAnsi="宋体" w:cs="宋体" w:hint="eastAsia"/>
               <w:szCs w:val="21"/>
             </w:rPr>
             <w:instrText xml:space="preserve"> HYPERLINK \l _Toc7950 </w:instrText>
           </w:r>
           <w:r>
             <w:rPr>
-              <w:rFonts w:hint="eastAsia" w:ascii="宋体" w:hAnsi="宋体" w:eastAsia="宋体" w:cs="宋体"/>
+              <w:rFonts w:ascii="宋体" w:eastAsia="宋体" w:hAnsi="宋体" w:cs="宋体" w:hint="eastAsia"/>
               <w:szCs w:val="21"/>
             </w:rPr>
             <w:fldChar w:fldCharType="separate"/>
@@ -2358,7 +2236,7 @@
           </w:r>
           <w:r>
             <w:rPr>
-              <w:rFonts w:hint="eastAsia" w:ascii="宋体" w:hAnsi="宋体" w:eastAsia="宋体" w:cs="宋体"/>
+              <w:rFonts w:ascii="宋体" w:eastAsia="宋体" w:hAnsi="宋体" w:cs="宋体" w:hint="eastAsia"/>
               <w:szCs w:val="21"/>
             </w:rPr>
             <w:fldChar w:fldCharType="end"/>
@@ -2366,28 +2244,28 @@
         </w:p>
         <w:p>
           <w:pPr>
-            <w:pStyle w:val="16"/>
+            <w:pStyle w:val="TOC1"/>
             <w:tabs>
               <w:tab w:val="right" w:leader="dot" w:pos="8306"/>
             </w:tabs>
           </w:pPr>
           <w:r>
             <w:rPr>
-              <w:rFonts w:hint="eastAsia" w:ascii="宋体" w:hAnsi="宋体" w:eastAsia="宋体" w:cs="宋体"/>
+              <w:rFonts w:ascii="宋体" w:eastAsia="宋体" w:hAnsi="宋体" w:cs="宋体" w:hint="eastAsia"/>
               <w:szCs w:val="21"/>
             </w:rPr>
             <w:fldChar w:fldCharType="begin"/>
           </w:r>
           <w:r>
             <w:rPr>
-              <w:rFonts w:hint="eastAsia" w:ascii="宋体" w:hAnsi="宋体" w:eastAsia="宋体" w:cs="宋体"/>
+              <w:rFonts w:ascii="宋体" w:eastAsia="宋体" w:hAnsi="宋体" w:cs="宋体" w:hint="eastAsia"/>
               <w:szCs w:val="21"/>
             </w:rPr>
             <w:instrText xml:space="preserve"> HYPERLINK \l _Toc3090 </w:instrText>
           </w:r>
           <w:r>
             <w:rPr>
-              <w:rFonts w:hint="eastAsia" w:ascii="宋体" w:hAnsi="宋体" w:eastAsia="宋体" w:cs="宋体"/>
+              <w:rFonts w:ascii="宋体" w:eastAsia="宋体" w:hAnsi="宋体" w:cs="宋体" w:hint="eastAsia"/>
               <w:szCs w:val="21"/>
             </w:rPr>
             <w:fldChar w:fldCharType="separate"/>
@@ -2425,7 +2303,7 @@
           </w:r>
           <w:r>
             <w:rPr>
-              <w:rFonts w:hint="eastAsia" w:ascii="宋体" w:hAnsi="宋体" w:eastAsia="宋体" w:cs="宋体"/>
+              <w:rFonts w:ascii="宋体" w:eastAsia="宋体" w:hAnsi="宋体" w:cs="宋体" w:hint="eastAsia"/>
               <w:szCs w:val="21"/>
             </w:rPr>
             <w:fldChar w:fldCharType="end"/>
@@ -2433,28 +2311,28 @@
         </w:p>
         <w:p>
           <w:pPr>
-            <w:pStyle w:val="17"/>
+            <w:pStyle w:val="TOC2"/>
             <w:tabs>
               <w:tab w:val="right" w:leader="dot" w:pos="8306"/>
             </w:tabs>
           </w:pPr>
           <w:r>
             <w:rPr>
-              <w:rFonts w:hint="eastAsia" w:ascii="宋体" w:hAnsi="宋体" w:eastAsia="宋体" w:cs="宋体"/>
+              <w:rFonts w:ascii="宋体" w:eastAsia="宋体" w:hAnsi="宋体" w:cs="宋体" w:hint="eastAsia"/>
               <w:szCs w:val="21"/>
             </w:rPr>
             <w:fldChar w:fldCharType="begin"/>
           </w:r>
           <w:r>
             <w:rPr>
-              <w:rFonts w:hint="eastAsia" w:ascii="宋体" w:hAnsi="宋体" w:eastAsia="宋体" w:cs="宋体"/>
+              <w:rFonts w:ascii="宋体" w:eastAsia="宋体" w:hAnsi="宋体" w:cs="宋体" w:hint="eastAsia"/>
               <w:szCs w:val="21"/>
             </w:rPr>
             <w:instrText xml:space="preserve"> HYPERLINK \l _Toc32673 </w:instrText>
           </w:r>
           <w:r>
             <w:rPr>
-              <w:rFonts w:hint="eastAsia" w:ascii="宋体" w:hAnsi="宋体" w:eastAsia="宋体" w:cs="宋体"/>
+              <w:rFonts w:ascii="宋体" w:eastAsia="宋体" w:hAnsi="宋体" w:cs="宋体" w:hint="eastAsia"/>
               <w:szCs w:val="21"/>
             </w:rPr>
             <w:fldChar w:fldCharType="separate"/>
@@ -2491,7 +2369,7 @@
           </w:r>
           <w:r>
             <w:rPr>
-              <w:rFonts w:hint="eastAsia" w:ascii="宋体" w:hAnsi="宋体" w:eastAsia="宋体" w:cs="宋体"/>
+              <w:rFonts w:ascii="宋体" w:eastAsia="宋体" w:hAnsi="宋体" w:cs="宋体" w:hint="eastAsia"/>
               <w:szCs w:val="21"/>
             </w:rPr>
             <w:fldChar w:fldCharType="end"/>
@@ -2499,28 +2377,28 @@
         </w:p>
         <w:p>
           <w:pPr>
-            <w:pStyle w:val="17"/>
+            <w:pStyle w:val="TOC2"/>
             <w:tabs>
               <w:tab w:val="right" w:leader="dot" w:pos="8306"/>
             </w:tabs>
           </w:pPr>
           <w:r>
             <w:rPr>
-              <w:rFonts w:hint="eastAsia" w:ascii="宋体" w:hAnsi="宋体" w:eastAsia="宋体" w:cs="宋体"/>
+              <w:rFonts w:ascii="宋体" w:eastAsia="宋体" w:hAnsi="宋体" w:cs="宋体" w:hint="eastAsia"/>
               <w:szCs w:val="21"/>
             </w:rPr>
             <w:fldChar w:fldCharType="begin"/>
           </w:r>
           <w:r>
             <w:rPr>
-              <w:rFonts w:hint="eastAsia" w:ascii="宋体" w:hAnsi="宋体" w:eastAsia="宋体" w:cs="宋体"/>
+              <w:rFonts w:ascii="宋体" w:eastAsia="宋体" w:hAnsi="宋体" w:cs="宋体" w:hint="eastAsia"/>
               <w:szCs w:val="21"/>
             </w:rPr>
             <w:instrText xml:space="preserve"> HYPERLINK \l _Toc23888 </w:instrText>
           </w:r>
           <w:r>
             <w:rPr>
-              <w:rFonts w:hint="eastAsia" w:ascii="宋体" w:hAnsi="宋体" w:eastAsia="宋体" w:cs="宋体"/>
+              <w:rFonts w:ascii="宋体" w:eastAsia="宋体" w:hAnsi="宋体" w:cs="宋体" w:hint="eastAsia"/>
               <w:szCs w:val="21"/>
             </w:rPr>
             <w:fldChar w:fldCharType="separate"/>
@@ -2557,7 +2435,7 @@
           </w:r>
           <w:r>
             <w:rPr>
-              <w:rFonts w:hint="eastAsia" w:ascii="宋体" w:hAnsi="宋体" w:eastAsia="宋体" w:cs="宋体"/>
+              <w:rFonts w:ascii="宋体" w:eastAsia="宋体" w:hAnsi="宋体" w:cs="宋体" w:hint="eastAsia"/>
               <w:szCs w:val="21"/>
             </w:rPr>
             <w:fldChar w:fldCharType="end"/>
@@ -2565,28 +2443,28 @@
         </w:p>
         <w:p>
           <w:pPr>
-            <w:pStyle w:val="17"/>
+            <w:pStyle w:val="TOC2"/>
             <w:tabs>
               <w:tab w:val="right" w:leader="dot" w:pos="8306"/>
             </w:tabs>
           </w:pPr>
           <w:r>
             <w:rPr>
-              <w:rFonts w:hint="eastAsia" w:ascii="宋体" w:hAnsi="宋体" w:eastAsia="宋体" w:cs="宋体"/>
+              <w:rFonts w:ascii="宋体" w:eastAsia="宋体" w:hAnsi="宋体" w:cs="宋体" w:hint="eastAsia"/>
               <w:szCs w:val="21"/>
             </w:rPr>
             <w:fldChar w:fldCharType="begin"/>
           </w:r>
           <w:r>
             <w:rPr>
-              <w:rFonts w:hint="eastAsia" w:ascii="宋体" w:hAnsi="宋体" w:eastAsia="宋体" w:cs="宋体"/>
+              <w:rFonts w:ascii="宋体" w:eastAsia="宋体" w:hAnsi="宋体" w:cs="宋体" w:hint="eastAsia"/>
               <w:szCs w:val="21"/>
             </w:rPr>
             <w:instrText xml:space="preserve"> HYPERLINK \l _Toc8866 </w:instrText>
           </w:r>
           <w:r>
             <w:rPr>
-              <w:rFonts w:hint="eastAsia" w:ascii="宋体" w:hAnsi="宋体" w:eastAsia="宋体" w:cs="宋体"/>
+              <w:rFonts w:ascii="宋体" w:eastAsia="宋体" w:hAnsi="宋体" w:cs="宋体" w:hint="eastAsia"/>
               <w:szCs w:val="21"/>
             </w:rPr>
             <w:fldChar w:fldCharType="separate"/>
@@ -2623,7 +2501,7 @@
           </w:r>
           <w:r>
             <w:rPr>
-              <w:rFonts w:hint="eastAsia" w:ascii="宋体" w:hAnsi="宋体" w:eastAsia="宋体" w:cs="宋体"/>
+              <w:rFonts w:ascii="宋体" w:eastAsia="宋体" w:hAnsi="宋体" w:cs="宋体" w:hint="eastAsia"/>
               <w:szCs w:val="21"/>
             </w:rPr>
             <w:fldChar w:fldCharType="end"/>
@@ -2631,28 +2509,28 @@
         </w:p>
         <w:p>
           <w:pPr>
-            <w:pStyle w:val="17"/>
+            <w:pStyle w:val="TOC2"/>
             <w:tabs>
               <w:tab w:val="right" w:leader="dot" w:pos="8306"/>
             </w:tabs>
           </w:pPr>
           <w:r>
             <w:rPr>
-              <w:rFonts w:hint="eastAsia" w:ascii="宋体" w:hAnsi="宋体" w:eastAsia="宋体" w:cs="宋体"/>
+              <w:rFonts w:ascii="宋体" w:eastAsia="宋体" w:hAnsi="宋体" w:cs="宋体" w:hint="eastAsia"/>
               <w:szCs w:val="21"/>
             </w:rPr>
             <w:fldChar w:fldCharType="begin"/>
           </w:r>
           <w:r>
             <w:rPr>
-              <w:rFonts w:hint="eastAsia" w:ascii="宋体" w:hAnsi="宋体" w:eastAsia="宋体" w:cs="宋体"/>
+              <w:rFonts w:ascii="宋体" w:eastAsia="宋体" w:hAnsi="宋体" w:cs="宋体" w:hint="eastAsia"/>
               <w:szCs w:val="21"/>
             </w:rPr>
             <w:instrText xml:space="preserve"> HYPERLINK \l _Toc24895 </w:instrText>
           </w:r>
           <w:r>
             <w:rPr>
-              <w:rFonts w:hint="eastAsia" w:ascii="宋体" w:hAnsi="宋体" w:eastAsia="宋体" w:cs="宋体"/>
+              <w:rFonts w:ascii="宋体" w:eastAsia="宋体" w:hAnsi="宋体" w:cs="宋体" w:hint="eastAsia"/>
               <w:szCs w:val="21"/>
             </w:rPr>
             <w:fldChar w:fldCharType="separate"/>
@@ -2689,7 +2567,7 @@
           </w:r>
           <w:r>
             <w:rPr>
-              <w:rFonts w:hint="eastAsia" w:ascii="宋体" w:hAnsi="宋体" w:eastAsia="宋体" w:cs="宋体"/>
+              <w:rFonts w:ascii="宋体" w:eastAsia="宋体" w:hAnsi="宋体" w:cs="宋体" w:hint="eastAsia"/>
               <w:szCs w:val="21"/>
             </w:rPr>
             <w:fldChar w:fldCharType="end"/>
@@ -2697,28 +2575,28 @@
         </w:p>
         <w:p>
           <w:pPr>
-            <w:pStyle w:val="16"/>
+            <w:pStyle w:val="TOC1"/>
             <w:tabs>
               <w:tab w:val="right" w:leader="dot" w:pos="8306"/>
             </w:tabs>
           </w:pPr>
           <w:r>
             <w:rPr>
-              <w:rFonts w:hint="eastAsia" w:ascii="宋体" w:hAnsi="宋体" w:eastAsia="宋体" w:cs="宋体"/>
+              <w:rFonts w:ascii="宋体" w:eastAsia="宋体" w:hAnsi="宋体" w:cs="宋体" w:hint="eastAsia"/>
               <w:szCs w:val="21"/>
             </w:rPr>
             <w:fldChar w:fldCharType="begin"/>
           </w:r>
           <w:r>
             <w:rPr>
-              <w:rFonts w:hint="eastAsia" w:ascii="宋体" w:hAnsi="宋体" w:eastAsia="宋体" w:cs="宋体"/>
+              <w:rFonts w:ascii="宋体" w:eastAsia="宋体" w:hAnsi="宋体" w:cs="宋体" w:hint="eastAsia"/>
               <w:szCs w:val="21"/>
             </w:rPr>
             <w:instrText xml:space="preserve"> HYPERLINK \l _Toc15515 </w:instrText>
           </w:r>
           <w:r>
             <w:rPr>
-              <w:rFonts w:hint="eastAsia" w:ascii="宋体" w:hAnsi="宋体" w:eastAsia="宋体" w:cs="宋体"/>
+              <w:rFonts w:ascii="宋体" w:eastAsia="宋体" w:hAnsi="宋体" w:cs="宋体" w:hint="eastAsia"/>
               <w:szCs w:val="21"/>
             </w:rPr>
             <w:fldChar w:fldCharType="separate"/>
@@ -2757,7 +2635,7 @@
           </w:r>
           <w:r>
             <w:rPr>
-              <w:rFonts w:hint="eastAsia" w:ascii="宋体" w:hAnsi="宋体" w:eastAsia="宋体" w:cs="宋体"/>
+              <w:rFonts w:ascii="宋体" w:eastAsia="宋体" w:hAnsi="宋体" w:cs="宋体" w:hint="eastAsia"/>
               <w:szCs w:val="21"/>
             </w:rPr>
             <w:fldChar w:fldCharType="end"/>
@@ -2765,28 +2643,28 @@
         </w:p>
         <w:p>
           <w:pPr>
-            <w:pStyle w:val="17"/>
+            <w:pStyle w:val="TOC2"/>
             <w:tabs>
               <w:tab w:val="right" w:leader="dot" w:pos="8306"/>
             </w:tabs>
           </w:pPr>
           <w:r>
             <w:rPr>
-              <w:rFonts w:hint="eastAsia" w:ascii="宋体" w:hAnsi="宋体" w:eastAsia="宋体" w:cs="宋体"/>
+              <w:rFonts w:ascii="宋体" w:eastAsia="宋体" w:hAnsi="宋体" w:cs="宋体" w:hint="eastAsia"/>
               <w:szCs w:val="21"/>
             </w:rPr>
             <w:fldChar w:fldCharType="begin"/>
           </w:r>
           <w:r>
             <w:rPr>
-              <w:rFonts w:hint="eastAsia" w:ascii="宋体" w:hAnsi="宋体" w:eastAsia="宋体" w:cs="宋体"/>
+              <w:rFonts w:ascii="宋体" w:eastAsia="宋体" w:hAnsi="宋体" w:cs="宋体" w:hint="eastAsia"/>
               <w:szCs w:val="21"/>
             </w:rPr>
             <w:instrText xml:space="preserve"> HYPERLINK \l _Toc23579 </w:instrText>
           </w:r>
           <w:r>
             <w:rPr>
-              <w:rFonts w:hint="eastAsia" w:ascii="宋体" w:hAnsi="宋体" w:eastAsia="宋体" w:cs="宋体"/>
+              <w:rFonts w:ascii="宋体" w:eastAsia="宋体" w:hAnsi="宋体" w:cs="宋体" w:hint="eastAsia"/>
               <w:szCs w:val="21"/>
             </w:rPr>
             <w:fldChar w:fldCharType="separate"/>
@@ -2818,7 +2696,7 @@
           </w:r>
           <w:r>
             <w:rPr>
-              <w:rFonts w:hint="eastAsia" w:ascii="宋体" w:hAnsi="宋体" w:eastAsia="宋体" w:cs="宋体"/>
+              <w:rFonts w:ascii="宋体" w:eastAsia="宋体" w:hAnsi="宋体" w:cs="宋体" w:hint="eastAsia"/>
               <w:szCs w:val="21"/>
             </w:rPr>
             <w:fldChar w:fldCharType="end"/>
@@ -2826,28 +2704,28 @@
         </w:p>
         <w:p>
           <w:pPr>
-            <w:pStyle w:val="17"/>
+            <w:pStyle w:val="TOC2"/>
             <w:tabs>
               <w:tab w:val="right" w:leader="dot" w:pos="8306"/>
             </w:tabs>
           </w:pPr>
           <w:r>
             <w:rPr>
-              <w:rFonts w:hint="eastAsia" w:ascii="宋体" w:hAnsi="宋体" w:eastAsia="宋体" w:cs="宋体"/>
+              <w:rFonts w:ascii="宋体" w:eastAsia="宋体" w:hAnsi="宋体" w:cs="宋体" w:hint="eastAsia"/>
               <w:szCs w:val="21"/>
             </w:rPr>
             <w:fldChar w:fldCharType="begin"/>
           </w:r>
           <w:r>
             <w:rPr>
-              <w:rFonts w:hint="eastAsia" w:ascii="宋体" w:hAnsi="宋体" w:eastAsia="宋体" w:cs="宋体"/>
+              <w:rFonts w:ascii="宋体" w:eastAsia="宋体" w:hAnsi="宋体" w:cs="宋体" w:hint="eastAsia"/>
               <w:szCs w:val="21"/>
             </w:rPr>
             <w:instrText xml:space="preserve"> HYPERLINK \l _Toc17233 </w:instrText>
           </w:r>
           <w:r>
             <w:rPr>
-              <w:rFonts w:hint="eastAsia" w:ascii="宋体" w:hAnsi="宋体" w:eastAsia="宋体" w:cs="宋体"/>
+              <w:rFonts w:ascii="宋体" w:eastAsia="宋体" w:hAnsi="宋体" w:cs="宋体" w:hint="eastAsia"/>
               <w:szCs w:val="21"/>
             </w:rPr>
             <w:fldChar w:fldCharType="separate"/>
@@ -2879,7 +2757,7 @@
           </w:r>
           <w:r>
             <w:rPr>
-              <w:rFonts w:hint="eastAsia" w:ascii="宋体" w:hAnsi="宋体" w:eastAsia="宋体" w:cs="宋体"/>
+              <w:rFonts w:ascii="宋体" w:eastAsia="宋体" w:hAnsi="宋体" w:cs="宋体" w:hint="eastAsia"/>
               <w:szCs w:val="21"/>
             </w:rPr>
             <w:fldChar w:fldCharType="end"/>
@@ -2887,28 +2765,28 @@
         </w:p>
         <w:p>
           <w:pPr>
-            <w:pStyle w:val="13"/>
+            <w:pStyle w:val="TOC3"/>
             <w:tabs>
               <w:tab w:val="right" w:leader="dot" w:pos="8306"/>
             </w:tabs>
           </w:pPr>
           <w:r>
             <w:rPr>
-              <w:rFonts w:hint="eastAsia" w:ascii="宋体" w:hAnsi="宋体" w:eastAsia="宋体" w:cs="宋体"/>
+              <w:rFonts w:ascii="宋体" w:eastAsia="宋体" w:hAnsi="宋体" w:cs="宋体" w:hint="eastAsia"/>
               <w:szCs w:val="21"/>
             </w:rPr>
             <w:fldChar w:fldCharType="begin"/>
           </w:r>
           <w:r>
             <w:rPr>
-              <w:rFonts w:hint="eastAsia" w:ascii="宋体" w:hAnsi="宋体" w:eastAsia="宋体" w:cs="宋体"/>
+              <w:rFonts w:ascii="宋体" w:eastAsia="宋体" w:hAnsi="宋体" w:cs="宋体" w:hint="eastAsia"/>
               <w:szCs w:val="21"/>
             </w:rPr>
             <w:instrText xml:space="preserve"> HYPERLINK \l _Toc27967 </w:instrText>
           </w:r>
           <w:r>
             <w:rPr>
-              <w:rFonts w:hint="eastAsia" w:ascii="宋体" w:hAnsi="宋体" w:eastAsia="宋体" w:cs="宋体"/>
+              <w:rFonts w:ascii="宋体" w:eastAsia="宋体" w:hAnsi="宋体" w:cs="宋体" w:hint="eastAsia"/>
               <w:szCs w:val="21"/>
             </w:rPr>
             <w:fldChar w:fldCharType="separate"/>
@@ -2940,7 +2818,7 @@
           </w:r>
           <w:r>
             <w:rPr>
-              <w:rFonts w:hint="eastAsia" w:ascii="宋体" w:hAnsi="宋体" w:eastAsia="宋体" w:cs="宋体"/>
+              <w:rFonts w:ascii="宋体" w:eastAsia="宋体" w:hAnsi="宋体" w:cs="宋体" w:hint="eastAsia"/>
               <w:szCs w:val="21"/>
             </w:rPr>
             <w:fldChar w:fldCharType="end"/>
@@ -2948,28 +2826,28 @@
         </w:p>
         <w:p>
           <w:pPr>
-            <w:pStyle w:val="13"/>
+            <w:pStyle w:val="TOC3"/>
             <w:tabs>
               <w:tab w:val="right" w:leader="dot" w:pos="8306"/>
             </w:tabs>
           </w:pPr>
           <w:r>
             <w:rPr>
-              <w:rFonts w:hint="eastAsia" w:ascii="宋体" w:hAnsi="宋体" w:eastAsia="宋体" w:cs="宋体"/>
+              <w:rFonts w:ascii="宋体" w:eastAsia="宋体" w:hAnsi="宋体" w:cs="宋体" w:hint="eastAsia"/>
               <w:szCs w:val="21"/>
             </w:rPr>
             <w:fldChar w:fldCharType="begin"/>
           </w:r>
           <w:r>
             <w:rPr>
-              <w:rFonts w:hint="eastAsia" w:ascii="宋体" w:hAnsi="宋体" w:eastAsia="宋体" w:cs="宋体"/>
+              <w:rFonts w:ascii="宋体" w:eastAsia="宋体" w:hAnsi="宋体" w:cs="宋体" w:hint="eastAsia"/>
               <w:szCs w:val="21"/>
             </w:rPr>
             <w:instrText xml:space="preserve"> HYPERLINK \l _Toc32429 </w:instrText>
           </w:r>
           <w:r>
             <w:rPr>
-              <w:rFonts w:hint="eastAsia" w:ascii="宋体" w:hAnsi="宋体" w:eastAsia="宋体" w:cs="宋体"/>
+              <w:rFonts w:ascii="宋体" w:eastAsia="宋体" w:hAnsi="宋体" w:cs="宋体" w:hint="eastAsia"/>
               <w:szCs w:val="21"/>
             </w:rPr>
             <w:fldChar w:fldCharType="separate"/>
@@ -3001,7 +2879,7 @@
           </w:r>
           <w:r>
             <w:rPr>
-              <w:rFonts w:hint="eastAsia" w:ascii="宋体" w:hAnsi="宋体" w:eastAsia="宋体" w:cs="宋体"/>
+              <w:rFonts w:ascii="宋体" w:eastAsia="宋体" w:hAnsi="宋体" w:cs="宋体" w:hint="eastAsia"/>
               <w:szCs w:val="21"/>
             </w:rPr>
             <w:fldChar w:fldCharType="end"/>
@@ -3009,28 +2887,28 @@
         </w:p>
         <w:p>
           <w:pPr>
-            <w:pStyle w:val="17"/>
+            <w:pStyle w:val="TOC2"/>
             <w:tabs>
               <w:tab w:val="right" w:leader="dot" w:pos="8306"/>
             </w:tabs>
           </w:pPr>
           <w:r>
             <w:rPr>
-              <w:rFonts w:hint="eastAsia" w:ascii="宋体" w:hAnsi="宋体" w:eastAsia="宋体" w:cs="宋体"/>
+              <w:rFonts w:ascii="宋体" w:eastAsia="宋体" w:hAnsi="宋体" w:cs="宋体" w:hint="eastAsia"/>
               <w:szCs w:val="21"/>
             </w:rPr>
             <w:fldChar w:fldCharType="begin"/>
           </w:r>
           <w:r>
             <w:rPr>
-              <w:rFonts w:hint="eastAsia" w:ascii="宋体" w:hAnsi="宋体" w:eastAsia="宋体" w:cs="宋体"/>
+              <w:rFonts w:ascii="宋体" w:eastAsia="宋体" w:hAnsi="宋体" w:cs="宋体" w:hint="eastAsia"/>
               <w:szCs w:val="21"/>
             </w:rPr>
             <w:instrText xml:space="preserve"> HYPERLINK \l _Toc21228 </w:instrText>
           </w:r>
           <w:r>
             <w:rPr>
-              <w:rFonts w:hint="eastAsia" w:ascii="宋体" w:hAnsi="宋体" w:eastAsia="宋体" w:cs="宋体"/>
+              <w:rFonts w:ascii="宋体" w:eastAsia="宋体" w:hAnsi="宋体" w:cs="宋体" w:hint="eastAsia"/>
               <w:szCs w:val="21"/>
             </w:rPr>
             <w:fldChar w:fldCharType="separate"/>
@@ -3062,7 +2940,7 @@
           </w:r>
           <w:r>
             <w:rPr>
-              <w:rFonts w:hint="eastAsia" w:ascii="宋体" w:hAnsi="宋体" w:eastAsia="宋体" w:cs="宋体"/>
+              <w:rFonts w:ascii="宋体" w:eastAsia="宋体" w:hAnsi="宋体" w:cs="宋体" w:hint="eastAsia"/>
               <w:szCs w:val="21"/>
             </w:rPr>
             <w:fldChar w:fldCharType="end"/>
@@ -3070,28 +2948,28 @@
         </w:p>
         <w:p>
           <w:pPr>
-            <w:pStyle w:val="13"/>
+            <w:pStyle w:val="TOC3"/>
             <w:tabs>
               <w:tab w:val="right" w:leader="dot" w:pos="8306"/>
             </w:tabs>
           </w:pPr>
           <w:r>
             <w:rPr>
-              <w:rFonts w:hint="eastAsia" w:ascii="宋体" w:hAnsi="宋体" w:eastAsia="宋体" w:cs="宋体"/>
+              <w:rFonts w:ascii="宋体" w:eastAsia="宋体" w:hAnsi="宋体" w:cs="宋体" w:hint="eastAsia"/>
               <w:szCs w:val="21"/>
             </w:rPr>
             <w:fldChar w:fldCharType="begin"/>
           </w:r>
           <w:r>
             <w:rPr>
-              <w:rFonts w:hint="eastAsia" w:ascii="宋体" w:hAnsi="宋体" w:eastAsia="宋体" w:cs="宋体"/>
+              <w:rFonts w:ascii="宋体" w:eastAsia="宋体" w:hAnsi="宋体" w:cs="宋体" w:hint="eastAsia"/>
               <w:szCs w:val="21"/>
             </w:rPr>
             <w:instrText xml:space="preserve"> HYPERLINK \l _Toc23046 </w:instrText>
           </w:r>
           <w:r>
             <w:rPr>
-              <w:rFonts w:hint="eastAsia" w:ascii="宋体" w:hAnsi="宋体" w:eastAsia="宋体" w:cs="宋体"/>
+              <w:rFonts w:ascii="宋体" w:eastAsia="宋体" w:hAnsi="宋体" w:cs="宋体" w:hint="eastAsia"/>
               <w:szCs w:val="21"/>
             </w:rPr>
             <w:fldChar w:fldCharType="separate"/>
@@ -3123,7 +3001,7 @@
           </w:r>
           <w:r>
             <w:rPr>
-              <w:rFonts w:hint="eastAsia" w:ascii="宋体" w:hAnsi="宋体" w:eastAsia="宋体" w:cs="宋体"/>
+              <w:rFonts w:ascii="宋体" w:eastAsia="宋体" w:hAnsi="宋体" w:cs="宋体" w:hint="eastAsia"/>
               <w:szCs w:val="21"/>
             </w:rPr>
             <w:fldChar w:fldCharType="end"/>
@@ -3131,28 +3009,28 @@
         </w:p>
         <w:p>
           <w:pPr>
-            <w:pStyle w:val="13"/>
+            <w:pStyle w:val="TOC3"/>
             <w:tabs>
               <w:tab w:val="right" w:leader="dot" w:pos="8306"/>
             </w:tabs>
           </w:pPr>
           <w:r>
             <w:rPr>
-              <w:rFonts w:hint="eastAsia" w:ascii="宋体" w:hAnsi="宋体" w:eastAsia="宋体" w:cs="宋体"/>
+              <w:rFonts w:ascii="宋体" w:eastAsia="宋体" w:hAnsi="宋体" w:cs="宋体" w:hint="eastAsia"/>
               <w:szCs w:val="21"/>
             </w:rPr>
             <w:fldChar w:fldCharType="begin"/>
           </w:r>
           <w:r>
             <w:rPr>
-              <w:rFonts w:hint="eastAsia" w:ascii="宋体" w:hAnsi="宋体" w:eastAsia="宋体" w:cs="宋体"/>
+              <w:rFonts w:ascii="宋体" w:eastAsia="宋体" w:hAnsi="宋体" w:cs="宋体" w:hint="eastAsia"/>
               <w:szCs w:val="21"/>
             </w:rPr>
             <w:instrText xml:space="preserve"> HYPERLINK \l _Toc8422 </w:instrText>
           </w:r>
           <w:r>
             <w:rPr>
-              <w:rFonts w:hint="eastAsia" w:ascii="宋体" w:hAnsi="宋体" w:eastAsia="宋体" w:cs="宋体"/>
+              <w:rFonts w:ascii="宋体" w:eastAsia="宋体" w:hAnsi="宋体" w:cs="宋体" w:hint="eastAsia"/>
               <w:szCs w:val="21"/>
             </w:rPr>
             <w:fldChar w:fldCharType="separate"/>
@@ -3184,7 +3062,7 @@
           </w:r>
           <w:r>
             <w:rPr>
-              <w:rFonts w:hint="eastAsia" w:ascii="宋体" w:hAnsi="宋体" w:eastAsia="宋体" w:cs="宋体"/>
+              <w:rFonts w:ascii="宋体" w:eastAsia="宋体" w:hAnsi="宋体" w:cs="宋体" w:hint="eastAsia"/>
               <w:szCs w:val="21"/>
             </w:rPr>
             <w:fldChar w:fldCharType="end"/>
@@ -3192,28 +3070,28 @@
         </w:p>
         <w:p>
           <w:pPr>
-            <w:pStyle w:val="17"/>
+            <w:pStyle w:val="TOC2"/>
             <w:tabs>
               <w:tab w:val="right" w:leader="dot" w:pos="8306"/>
             </w:tabs>
           </w:pPr>
           <w:r>
             <w:rPr>
-              <w:rFonts w:hint="eastAsia" w:ascii="宋体" w:hAnsi="宋体" w:eastAsia="宋体" w:cs="宋体"/>
+              <w:rFonts w:ascii="宋体" w:eastAsia="宋体" w:hAnsi="宋体" w:cs="宋体" w:hint="eastAsia"/>
               <w:szCs w:val="21"/>
             </w:rPr>
             <w:fldChar w:fldCharType="begin"/>
           </w:r>
           <w:r>
             <w:rPr>
-              <w:rFonts w:hint="eastAsia" w:ascii="宋体" w:hAnsi="宋体" w:eastAsia="宋体" w:cs="宋体"/>
+              <w:rFonts w:ascii="宋体" w:eastAsia="宋体" w:hAnsi="宋体" w:cs="宋体" w:hint="eastAsia"/>
               <w:szCs w:val="21"/>
             </w:rPr>
             <w:instrText xml:space="preserve"> HYPERLINK \l _Toc16558 </w:instrText>
           </w:r>
           <w:r>
             <w:rPr>
-              <w:rFonts w:hint="eastAsia" w:ascii="宋体" w:hAnsi="宋体" w:eastAsia="宋体" w:cs="宋体"/>
+              <w:rFonts w:ascii="宋体" w:eastAsia="宋体" w:hAnsi="宋体" w:cs="宋体" w:hint="eastAsia"/>
               <w:szCs w:val="21"/>
             </w:rPr>
             <w:fldChar w:fldCharType="separate"/>
@@ -3245,7 +3123,7 @@
           </w:r>
           <w:r>
             <w:rPr>
-              <w:rFonts w:hint="eastAsia" w:ascii="宋体" w:hAnsi="宋体" w:eastAsia="宋体" w:cs="宋体"/>
+              <w:rFonts w:ascii="宋体" w:eastAsia="宋体" w:hAnsi="宋体" w:cs="宋体" w:hint="eastAsia"/>
               <w:szCs w:val="21"/>
             </w:rPr>
             <w:fldChar w:fldCharType="end"/>
@@ -3253,28 +3131,28 @@
         </w:p>
         <w:p>
           <w:pPr>
-            <w:pStyle w:val="13"/>
+            <w:pStyle w:val="TOC3"/>
             <w:tabs>
               <w:tab w:val="right" w:leader="dot" w:pos="8306"/>
             </w:tabs>
           </w:pPr>
           <w:r>
             <w:rPr>
-              <w:rFonts w:hint="eastAsia" w:ascii="宋体" w:hAnsi="宋体" w:eastAsia="宋体" w:cs="宋体"/>
+              <w:rFonts w:ascii="宋体" w:eastAsia="宋体" w:hAnsi="宋体" w:cs="宋体" w:hint="eastAsia"/>
               <w:szCs w:val="21"/>
             </w:rPr>
             <w:fldChar w:fldCharType="begin"/>
           </w:r>
           <w:r>
             <w:rPr>
-              <w:rFonts w:hint="eastAsia" w:ascii="宋体" w:hAnsi="宋体" w:eastAsia="宋体" w:cs="宋体"/>
+              <w:rFonts w:ascii="宋体" w:eastAsia="宋体" w:hAnsi="宋体" w:cs="宋体" w:hint="eastAsia"/>
               <w:szCs w:val="21"/>
             </w:rPr>
             <w:instrText xml:space="preserve"> HYPERLINK \l _Toc10576 </w:instrText>
           </w:r>
           <w:r>
             <w:rPr>
-              <w:rFonts w:hint="eastAsia" w:ascii="宋体" w:hAnsi="宋体" w:eastAsia="宋体" w:cs="宋体"/>
+              <w:rFonts w:ascii="宋体" w:eastAsia="宋体" w:hAnsi="宋体" w:cs="宋体" w:hint="eastAsia"/>
               <w:szCs w:val="21"/>
             </w:rPr>
             <w:fldChar w:fldCharType="separate"/>
@@ -3306,7 +3184,7 @@
           </w:r>
           <w:r>
             <w:rPr>
-              <w:rFonts w:hint="eastAsia" w:ascii="宋体" w:hAnsi="宋体" w:eastAsia="宋体" w:cs="宋体"/>
+              <w:rFonts w:ascii="宋体" w:eastAsia="宋体" w:hAnsi="宋体" w:cs="宋体" w:hint="eastAsia"/>
               <w:szCs w:val="21"/>
             </w:rPr>
             <w:fldChar w:fldCharType="end"/>
@@ -3314,28 +3192,28 @@
         </w:p>
         <w:p>
           <w:pPr>
-            <w:pStyle w:val="13"/>
+            <w:pStyle w:val="TOC3"/>
             <w:tabs>
               <w:tab w:val="right" w:leader="dot" w:pos="8306"/>
             </w:tabs>
           </w:pPr>
           <w:r>
             <w:rPr>
-              <w:rFonts w:hint="eastAsia" w:ascii="宋体" w:hAnsi="宋体" w:eastAsia="宋体" w:cs="宋体"/>
+              <w:rFonts w:ascii="宋体" w:eastAsia="宋体" w:hAnsi="宋体" w:cs="宋体" w:hint="eastAsia"/>
               <w:szCs w:val="21"/>
             </w:rPr>
             <w:fldChar w:fldCharType="begin"/>
           </w:r>
           <w:r>
             <w:rPr>
-              <w:rFonts w:hint="eastAsia" w:ascii="宋体" w:hAnsi="宋体" w:eastAsia="宋体" w:cs="宋体"/>
+              <w:rFonts w:ascii="宋体" w:eastAsia="宋体" w:hAnsi="宋体" w:cs="宋体" w:hint="eastAsia"/>
               <w:szCs w:val="21"/>
             </w:rPr>
             <w:instrText xml:space="preserve"> HYPERLINK \l _Toc26604 </w:instrText>
           </w:r>
           <w:r>
             <w:rPr>
-              <w:rFonts w:hint="eastAsia" w:ascii="宋体" w:hAnsi="宋体" w:eastAsia="宋体" w:cs="宋体"/>
+              <w:rFonts w:ascii="宋体" w:eastAsia="宋体" w:hAnsi="宋体" w:cs="宋体" w:hint="eastAsia"/>
               <w:szCs w:val="21"/>
             </w:rPr>
             <w:fldChar w:fldCharType="separate"/>
@@ -3367,7 +3245,7 @@
           </w:r>
           <w:r>
             <w:rPr>
-              <w:rFonts w:hint="eastAsia" w:ascii="宋体" w:hAnsi="宋体" w:eastAsia="宋体" w:cs="宋体"/>
+              <w:rFonts w:ascii="宋体" w:eastAsia="宋体" w:hAnsi="宋体" w:cs="宋体" w:hint="eastAsia"/>
               <w:szCs w:val="21"/>
             </w:rPr>
             <w:fldChar w:fldCharType="end"/>
@@ -3375,28 +3253,28 @@
         </w:p>
         <w:p>
           <w:pPr>
-            <w:pStyle w:val="17"/>
+            <w:pStyle w:val="TOC2"/>
             <w:tabs>
               <w:tab w:val="right" w:leader="dot" w:pos="8306"/>
             </w:tabs>
           </w:pPr>
           <w:r>
             <w:rPr>
-              <w:rFonts w:hint="eastAsia" w:ascii="宋体" w:hAnsi="宋体" w:eastAsia="宋体" w:cs="宋体"/>
+              <w:rFonts w:ascii="宋体" w:eastAsia="宋体" w:hAnsi="宋体" w:cs="宋体" w:hint="eastAsia"/>
               <w:szCs w:val="21"/>
             </w:rPr>
             <w:fldChar w:fldCharType="begin"/>
           </w:r>
           <w:r>
             <w:rPr>
-              <w:rFonts w:hint="eastAsia" w:ascii="宋体" w:hAnsi="宋体" w:eastAsia="宋体" w:cs="宋体"/>
+              <w:rFonts w:ascii="宋体" w:eastAsia="宋体" w:hAnsi="宋体" w:cs="宋体" w:hint="eastAsia"/>
               <w:szCs w:val="21"/>
             </w:rPr>
             <w:instrText xml:space="preserve"> HYPERLINK \l _Toc4412 </w:instrText>
           </w:r>
           <w:r>
             <w:rPr>
-              <w:rFonts w:hint="eastAsia" w:ascii="宋体" w:hAnsi="宋体" w:eastAsia="宋体" w:cs="宋体"/>
+              <w:rFonts w:ascii="宋体" w:eastAsia="宋体" w:hAnsi="宋体" w:cs="宋体" w:hint="eastAsia"/>
               <w:szCs w:val="21"/>
             </w:rPr>
             <w:fldChar w:fldCharType="separate"/>
@@ -3428,7 +3306,7 @@
           </w:r>
           <w:r>
             <w:rPr>
-              <w:rFonts w:hint="eastAsia" w:ascii="宋体" w:hAnsi="宋体" w:eastAsia="宋体" w:cs="宋体"/>
+              <w:rFonts w:ascii="宋体" w:eastAsia="宋体" w:hAnsi="宋体" w:cs="宋体" w:hint="eastAsia"/>
               <w:szCs w:val="21"/>
             </w:rPr>
             <w:fldChar w:fldCharType="end"/>
@@ -3436,28 +3314,28 @@
         </w:p>
         <w:p>
           <w:pPr>
-            <w:pStyle w:val="13"/>
+            <w:pStyle w:val="TOC3"/>
             <w:tabs>
               <w:tab w:val="right" w:leader="dot" w:pos="8306"/>
             </w:tabs>
           </w:pPr>
           <w:r>
             <w:rPr>
-              <w:rFonts w:hint="eastAsia" w:ascii="宋体" w:hAnsi="宋体" w:eastAsia="宋体" w:cs="宋体"/>
+              <w:rFonts w:ascii="宋体" w:eastAsia="宋体" w:hAnsi="宋体" w:cs="宋体" w:hint="eastAsia"/>
               <w:szCs w:val="21"/>
             </w:rPr>
             <w:fldChar w:fldCharType="begin"/>
           </w:r>
           <w:r>
             <w:rPr>
-              <w:rFonts w:hint="eastAsia" w:ascii="宋体" w:hAnsi="宋体" w:eastAsia="宋体" w:cs="宋体"/>
+              <w:rFonts w:ascii="宋体" w:eastAsia="宋体" w:hAnsi="宋体" w:cs="宋体" w:hint="eastAsia"/>
               <w:szCs w:val="21"/>
             </w:rPr>
             <w:instrText xml:space="preserve"> HYPERLINK \l _Toc14800 </w:instrText>
           </w:r>
           <w:r>
             <w:rPr>
-              <w:rFonts w:hint="eastAsia" w:ascii="宋体" w:hAnsi="宋体" w:eastAsia="宋体" w:cs="宋体"/>
+              <w:rFonts w:ascii="宋体" w:eastAsia="宋体" w:hAnsi="宋体" w:cs="宋体" w:hint="eastAsia"/>
               <w:szCs w:val="21"/>
             </w:rPr>
             <w:fldChar w:fldCharType="separate"/>
@@ -3489,7 +3367,7 @@
           </w:r>
           <w:r>
             <w:rPr>
-              <w:rFonts w:hint="eastAsia" w:ascii="宋体" w:hAnsi="宋体" w:eastAsia="宋体" w:cs="宋体"/>
+              <w:rFonts w:ascii="宋体" w:eastAsia="宋体" w:hAnsi="宋体" w:cs="宋体" w:hint="eastAsia"/>
               <w:szCs w:val="21"/>
             </w:rPr>
             <w:fldChar w:fldCharType="end"/>
@@ -3497,28 +3375,28 @@
         </w:p>
         <w:p>
           <w:pPr>
-            <w:pStyle w:val="13"/>
+            <w:pStyle w:val="TOC3"/>
             <w:tabs>
               <w:tab w:val="right" w:leader="dot" w:pos="8306"/>
             </w:tabs>
           </w:pPr>
           <w:r>
             <w:rPr>
-              <w:rFonts w:hint="eastAsia" w:ascii="宋体" w:hAnsi="宋体" w:eastAsia="宋体" w:cs="宋体"/>
+              <w:rFonts w:ascii="宋体" w:eastAsia="宋体" w:hAnsi="宋体" w:cs="宋体" w:hint="eastAsia"/>
               <w:szCs w:val="21"/>
             </w:rPr>
             <w:fldChar w:fldCharType="begin"/>
           </w:r>
           <w:r>
             <w:rPr>
-              <w:rFonts w:hint="eastAsia" w:ascii="宋体" w:hAnsi="宋体" w:eastAsia="宋体" w:cs="宋体"/>
+              <w:rFonts w:ascii="宋体" w:eastAsia="宋体" w:hAnsi="宋体" w:cs="宋体" w:hint="eastAsia"/>
               <w:szCs w:val="21"/>
             </w:rPr>
             <w:instrText xml:space="preserve"> HYPERLINK \l _Toc5819 </w:instrText>
           </w:r>
           <w:r>
             <w:rPr>
-              <w:rFonts w:hint="eastAsia" w:ascii="宋体" w:hAnsi="宋体" w:eastAsia="宋体" w:cs="宋体"/>
+              <w:rFonts w:ascii="宋体" w:eastAsia="宋体" w:hAnsi="宋体" w:cs="宋体" w:hint="eastAsia"/>
               <w:szCs w:val="21"/>
             </w:rPr>
             <w:fldChar w:fldCharType="separate"/>
@@ -3550,7 +3428,7 @@
           </w:r>
           <w:r>
             <w:rPr>
-              <w:rFonts w:hint="eastAsia" w:ascii="宋体" w:hAnsi="宋体" w:eastAsia="宋体" w:cs="宋体"/>
+              <w:rFonts w:ascii="宋体" w:eastAsia="宋体" w:hAnsi="宋体" w:cs="宋体" w:hint="eastAsia"/>
               <w:szCs w:val="21"/>
             </w:rPr>
             <w:fldChar w:fldCharType="end"/>
@@ -3558,28 +3436,28 @@
         </w:p>
         <w:p>
           <w:pPr>
-            <w:pStyle w:val="17"/>
+            <w:pStyle w:val="TOC2"/>
             <w:tabs>
               <w:tab w:val="right" w:leader="dot" w:pos="8306"/>
             </w:tabs>
           </w:pPr>
           <w:r>
             <w:rPr>
-              <w:rFonts w:hint="eastAsia" w:ascii="宋体" w:hAnsi="宋体" w:eastAsia="宋体" w:cs="宋体"/>
+              <w:rFonts w:ascii="宋体" w:eastAsia="宋体" w:hAnsi="宋体" w:cs="宋体" w:hint="eastAsia"/>
               <w:szCs w:val="21"/>
             </w:rPr>
             <w:fldChar w:fldCharType="begin"/>
           </w:r>
           <w:r>
             <w:rPr>
-              <w:rFonts w:hint="eastAsia" w:ascii="宋体" w:hAnsi="宋体" w:eastAsia="宋体" w:cs="宋体"/>
+              <w:rFonts w:ascii="宋体" w:eastAsia="宋体" w:hAnsi="宋体" w:cs="宋体" w:hint="eastAsia"/>
               <w:szCs w:val="21"/>
             </w:rPr>
             <w:instrText xml:space="preserve"> HYPERLINK \l _Toc28537 </w:instrText>
           </w:r>
           <w:r>
             <w:rPr>
-              <w:rFonts w:hint="eastAsia" w:ascii="宋体" w:hAnsi="宋体" w:eastAsia="宋体" w:cs="宋体"/>
+              <w:rFonts w:ascii="宋体" w:eastAsia="宋体" w:hAnsi="宋体" w:cs="宋体" w:hint="eastAsia"/>
               <w:szCs w:val="21"/>
             </w:rPr>
             <w:fldChar w:fldCharType="separate"/>
@@ -3618,7 +3496,7 @@
           </w:r>
           <w:r>
             <w:rPr>
-              <w:rFonts w:hint="eastAsia" w:ascii="宋体" w:hAnsi="宋体" w:eastAsia="宋体" w:cs="宋体"/>
+              <w:rFonts w:ascii="宋体" w:eastAsia="宋体" w:hAnsi="宋体" w:cs="宋体" w:hint="eastAsia"/>
               <w:szCs w:val="21"/>
             </w:rPr>
             <w:fldChar w:fldCharType="end"/>
@@ -3626,42 +3504,42 @@
         </w:p>
         <w:p>
           <w:pPr>
-            <w:pStyle w:val="16"/>
+            <w:pStyle w:val="TOC1"/>
             <w:tabs>
               <w:tab w:val="right" w:leader="dot" w:pos="8306"/>
             </w:tabs>
           </w:pPr>
           <w:r>
             <w:rPr>
-              <w:rFonts w:hint="eastAsia" w:ascii="宋体" w:hAnsi="宋体" w:eastAsia="宋体" w:cs="宋体"/>
+              <w:rFonts w:ascii="宋体" w:eastAsia="宋体" w:hAnsi="宋体" w:cs="宋体" w:hint="eastAsia"/>
               <w:szCs w:val="21"/>
             </w:rPr>
             <w:fldChar w:fldCharType="begin"/>
           </w:r>
           <w:r>
             <w:rPr>
-              <w:rFonts w:hint="eastAsia" w:ascii="宋体" w:hAnsi="宋体" w:eastAsia="宋体" w:cs="宋体"/>
+              <w:rFonts w:ascii="宋体" w:eastAsia="宋体" w:hAnsi="宋体" w:cs="宋体" w:hint="eastAsia"/>
               <w:szCs w:val="21"/>
             </w:rPr>
             <w:instrText xml:space="preserve"> HYPERLINK \l _Toc31861 </w:instrText>
           </w:r>
           <w:r>
             <w:rPr>
-              <w:rFonts w:hint="eastAsia" w:ascii="宋体" w:hAnsi="宋体" w:eastAsia="宋体" w:cs="宋体"/>
+              <w:rFonts w:ascii="宋体" w:eastAsia="宋体" w:hAnsi="宋体" w:cs="宋体" w:hint="eastAsia"/>
               <w:szCs w:val="21"/>
             </w:rPr>
             <w:fldChar w:fldCharType="separate"/>
           </w:r>
           <w:r>
             <w:rPr>
-              <w:rFonts w:hint="default" w:eastAsia="宋体"/>
+              <w:rFonts w:eastAsia="宋体" w:hint="default"/>
               <w:lang w:val="en-US" w:eastAsia="zh-CN"/>
             </w:rPr>
             <w:t xml:space="preserve">5. </w:t>
           </w:r>
           <w:r>
             <w:rPr>
-              <w:rFonts w:hint="eastAsia" w:eastAsia="宋体"/>
+              <w:rFonts w:eastAsia="宋体" w:hint="eastAsia"/>
               <w:lang w:val="en-US" w:eastAsia="zh-CN"/>
             </w:rPr>
             <w:t>附则</w:t>
@@ -3686,7 +3564,7 @@
           </w:r>
           <w:r>
             <w:rPr>
-              <w:rFonts w:hint="eastAsia" w:ascii="宋体" w:hAnsi="宋体" w:eastAsia="宋体" w:cs="宋体"/>
+              <w:rFonts w:ascii="宋体" w:eastAsia="宋体" w:hAnsi="宋体" w:cs="宋体" w:hint="eastAsia"/>
               <w:szCs w:val="21"/>
             </w:rPr>
             <w:fldChar w:fldCharType="end"/>
@@ -3694,28 +3572,28 @@
         </w:p>
         <w:p>
           <w:pPr>
-            <w:pStyle w:val="16"/>
+            <w:pStyle w:val="TOC1"/>
             <w:tabs>
               <w:tab w:val="right" w:leader="dot" w:pos="8306"/>
             </w:tabs>
           </w:pPr>
           <w:r>
             <w:rPr>
-              <w:rFonts w:hint="eastAsia" w:ascii="宋体" w:hAnsi="宋体" w:eastAsia="宋体" w:cs="宋体"/>
+              <w:rFonts w:ascii="宋体" w:eastAsia="宋体" w:hAnsi="宋体" w:cs="宋体" w:hint="eastAsia"/>
               <w:szCs w:val="21"/>
             </w:rPr>
             <w:fldChar w:fldCharType="begin"/>
           </w:r>
           <w:r>
             <w:rPr>
-              <w:rFonts w:hint="eastAsia" w:ascii="宋体" w:hAnsi="宋体" w:eastAsia="宋体" w:cs="宋体"/>
+              <w:rFonts w:ascii="宋体" w:eastAsia="宋体" w:hAnsi="宋体" w:cs="宋体" w:hint="eastAsia"/>
               <w:szCs w:val="21"/>
             </w:rPr>
             <w:instrText xml:space="preserve"> HYPERLINK \l _Toc7882 </w:instrText>
           </w:r>
           <w:r>
             <w:rPr>
-              <w:rFonts w:hint="eastAsia" w:ascii="宋体" w:hAnsi="宋体" w:eastAsia="宋体" w:cs="宋体"/>
+              <w:rFonts w:ascii="宋体" w:eastAsia="宋体" w:hAnsi="宋体" w:cs="宋体" w:hint="eastAsia"/>
               <w:szCs w:val="21"/>
             </w:rPr>
             <w:fldChar w:fldCharType="separate"/>
@@ -3754,7 +3632,7 @@
           </w:r>
           <w:r>
             <w:rPr>
-              <w:rFonts w:hint="eastAsia" w:ascii="宋体" w:hAnsi="宋体" w:eastAsia="宋体" w:cs="宋体"/>
+              <w:rFonts w:ascii="宋体" w:eastAsia="宋体" w:hAnsi="宋体" w:cs="宋体" w:hint="eastAsia"/>
               <w:szCs w:val="21"/>
             </w:rPr>
             <w:fldChar w:fldCharType="end"/>
@@ -3762,28 +3640,28 @@
         </w:p>
         <w:p>
           <w:pPr>
-            <w:pStyle w:val="16"/>
+            <w:pStyle w:val="TOC1"/>
             <w:tabs>
               <w:tab w:val="right" w:leader="dot" w:pos="8306"/>
             </w:tabs>
           </w:pPr>
           <w:r>
             <w:rPr>
-              <w:rFonts w:hint="eastAsia" w:ascii="宋体" w:hAnsi="宋体" w:eastAsia="宋体" w:cs="宋体"/>
+              <w:rFonts w:ascii="宋体" w:eastAsia="宋体" w:hAnsi="宋体" w:cs="宋体" w:hint="eastAsia"/>
               <w:szCs w:val="21"/>
             </w:rPr>
             <w:fldChar w:fldCharType="begin"/>
           </w:r>
           <w:r>
             <w:rPr>
-              <w:rFonts w:hint="eastAsia" w:ascii="宋体" w:hAnsi="宋体" w:eastAsia="宋体" w:cs="宋体"/>
+              <w:rFonts w:ascii="宋体" w:eastAsia="宋体" w:hAnsi="宋体" w:cs="宋体" w:hint="eastAsia"/>
               <w:szCs w:val="21"/>
             </w:rPr>
             <w:instrText xml:space="preserve"> HYPERLINK \l _Toc28443 </w:instrText>
           </w:r>
           <w:r>
             <w:rPr>
-              <w:rFonts w:hint="eastAsia" w:ascii="宋体" w:hAnsi="宋体" w:eastAsia="宋体" w:cs="宋体"/>
+              <w:rFonts w:ascii="宋体" w:eastAsia="宋体" w:hAnsi="宋体" w:cs="宋体" w:hint="eastAsia"/>
               <w:szCs w:val="21"/>
             </w:rPr>
             <w:fldChar w:fldCharType="separate"/>
@@ -3822,7 +3700,7 @@
           </w:r>
           <w:r>
             <w:rPr>
-              <w:rFonts w:hint="eastAsia" w:ascii="宋体" w:hAnsi="宋体" w:eastAsia="宋体" w:cs="宋体"/>
+              <w:rFonts w:ascii="宋体" w:eastAsia="宋体" w:hAnsi="宋体" w:cs="宋体" w:hint="eastAsia"/>
               <w:szCs w:val="21"/>
             </w:rPr>
             <w:fldChar w:fldCharType="end"/>
@@ -3844,7 +3722,7 @@
             <w:snapToGrid w:val="0"/>
             <w:textAlignment w:val="baseline"/>
             <w:rPr>
-              <w:rFonts w:hint="eastAsia" w:ascii="宋体" w:hAnsi="宋体" w:eastAsia="宋体" w:cs="宋体"/>
+              <w:rFonts w:ascii="宋体" w:eastAsia="宋体" w:hAnsi="宋体" w:cs="宋体" w:hint="eastAsia"/>
               <w:snapToGrid w:val="0"/>
               <w:color w:val="000000"/>
               <w:kern w:val="0"/>
@@ -3855,7 +3733,7 @@
           </w:pPr>
           <w:r>
             <w:rPr>
-              <w:rFonts w:hint="eastAsia" w:ascii="宋体" w:hAnsi="宋体" w:eastAsia="宋体" w:cs="宋体"/>
+              <w:rFonts w:ascii="宋体" w:eastAsia="宋体" w:hAnsi="宋体" w:cs="宋体" w:hint="eastAsia"/>
               <w:szCs w:val="21"/>
             </w:rPr>
             <w:fldChar w:fldCharType="end"/>
@@ -3874,22 +3752,22 @@
     </w:p>
     <w:p>
       <w:pPr>
-        <w:pStyle w:val="28"/>
-        <w:keepNext w:val="0"/>
-        <w:keepLines w:val="0"/>
-        <w:pageBreakBefore w:val="0"/>
-        <w:widowControl w:val="0"/>
-        <w:kinsoku w:val="0"/>
-        <w:wordWrap/>
-        <w:overflowPunct/>
-        <w:autoSpaceDE w:val="0"/>
-        <w:autoSpaceDN w:val="0"/>
-        <w:bidi w:val="0"/>
-        <w:adjustRightInd w:val="0"/>
-        <w:snapToGrid w:val="0"/>
-        <w:textAlignment w:val="baseline"/>
-      </w:pPr>
-      <w:bookmarkStart w:id="2" w:name="_Toc22408"/>
+        <w:pStyle w:val="1"/>
+        <w:keepNext w:val="0"/>
+        <w:keepLines w:val="0"/>
+        <w:pageBreakBefore w:val="0"/>
+        <w:widowControl w:val="0"/>
+        <w:kinsoku w:val="0"/>
+        <w:wordWrap/>
+        <w:overflowPunct/>
+        <w:autoSpaceDE w:val="0"/>
+        <w:autoSpaceDN w:val="0"/>
+        <w:bidi w:val="0"/>
+        <w:adjustRightInd w:val="0"/>
+        <w:snapToGrid w:val="0"/>
+        <w:textAlignment w:val="baseline"/>
+      </w:pPr>
+      <w:bookmarkStart w:id="3" w:name="_Toc22408"/>
       <w:r>
         <w:rPr>
           <w:rFonts w:hint="eastAsia"/>
@@ -3897,11 +3775,11 @@
         </w:rPr>
         <w:t>总则</w:t>
       </w:r>
-      <w:bookmarkEnd w:id="2"/>
-    </w:p>
-    <w:p>
-      <w:pPr>
-        <w:pStyle w:val="30"/>
+      <w:bookmarkEnd w:id="3"/>
+    </w:p>
+    <w:p>
+      <w:pPr>
+        <w:pStyle w:val="2"/>
         <w:keepNext w:val="0"/>
         <w:keepLines w:val="0"/>
         <w:pageBreakBefore w:val="0"/>
@@ -3920,7 +3798,7 @@
           <w:lang w:val="en-US" w:eastAsia="zh-CN"/>
         </w:rPr>
       </w:pPr>
-      <w:bookmarkStart w:id="3" w:name="_Toc4092"/>
+      <w:bookmarkStart w:id="4" w:name="_Toc4092"/>
       <w:r>
         <w:rPr>
           <w:rFonts w:hint="eastAsia"/>
@@ -3928,11 +3806,11 @@
         </w:rPr>
         <w:t>目的</w:t>
       </w:r>
-      <w:bookmarkEnd w:id="3"/>
-    </w:p>
-    <w:p>
-      <w:pPr>
-        <w:pStyle w:val="29"/>
+      <w:bookmarkEnd w:id="4"/>
+    </w:p>
+    <w:p>
+      <w:pPr>
+        <w:pStyle w:val="a1"/>
         <w:keepNext w:val="0"/>
         <w:keepLines w:val="0"/>
         <w:pageBreakBefore w:val="0"/>
@@ -3961,7 +3839,7 @@
     </w:p>
     <w:p>
       <w:pPr>
-        <w:pStyle w:val="30"/>
+        <w:pStyle w:val="2"/>
         <w:keepNext w:val="0"/>
         <w:keepLines w:val="0"/>
         <w:pageBreakBefore w:val="0"/>
@@ -3980,7 +3858,7 @@
           <w:lang w:val="en-US" w:eastAsia="zh-CN"/>
         </w:rPr>
       </w:pPr>
-      <w:bookmarkStart w:id="4" w:name="_Toc12113"/>
+      <w:bookmarkStart w:id="5" w:name="_Toc12113"/>
       <w:r>
         <w:rPr>
           <w:rFonts w:hint="eastAsia"/>
@@ -3988,11 +3866,11 @@
         </w:rPr>
         <w:t>适用范围</w:t>
       </w:r>
-      <w:bookmarkEnd w:id="4"/>
-    </w:p>
-    <w:p>
-      <w:pPr>
-        <w:pStyle w:val="29"/>
+      <w:bookmarkEnd w:id="5"/>
+    </w:p>
+    <w:p>
+      <w:pPr>
+        <w:pStyle w:val="a1"/>
         <w:keepNext w:val="0"/>
         <w:keepLines w:val="0"/>
         <w:pageBreakBefore w:val="0"/>
@@ -4021,7 +3899,7 @@
     </w:p>
     <w:p>
       <w:pPr>
-        <w:pStyle w:val="30"/>
+        <w:pStyle w:val="2"/>
         <w:keepNext w:val="0"/>
         <w:keepLines w:val="0"/>
         <w:pageBreakBefore w:val="0"/>
@@ -4040,7 +3918,7 @@
           <w:lang w:val="en-US" w:eastAsia="zh-CN"/>
         </w:rPr>
       </w:pPr>
-      <w:bookmarkStart w:id="5" w:name="_Toc20848"/>
+      <w:bookmarkStart w:id="6" w:name="_Toc20848"/>
       <w:r>
         <w:rPr>
           <w:rFonts w:hint="eastAsia"/>
@@ -4048,11 +3926,11 @@
         </w:rPr>
         <w:t>原则</w:t>
       </w:r>
-      <w:bookmarkEnd w:id="5"/>
-    </w:p>
-    <w:p>
-      <w:pPr>
-        <w:pStyle w:val="29"/>
+      <w:bookmarkEnd w:id="6"/>
+    </w:p>
+    <w:p>
+      <w:pPr>
+        <w:pStyle w:val="a1"/>
         <w:keepNext w:val="0"/>
         <w:keepLines w:val="0"/>
         <w:pageBreakBefore w:val="0"/>
@@ -4069,7 +3947,7 @@
         <w:bidi w:val="0"/>
         <w:adjustRightInd w:val="0"/>
         <w:snapToGrid w:val="0"/>
-        <w:ind w:left="425" w:leftChars="0" w:hanging="425" w:firstLineChars="0"/>
+        <w:ind w:left="425" w:hanging="425" w:leftChars="0" w:firstLineChars="0"/>
         <w:textAlignment w:val="baseline"/>
         <w:rPr>
           <w:rFonts w:hint="eastAsia"/>
@@ -4086,7 +3964,7 @@
     </w:p>
     <w:p>
       <w:pPr>
-        <w:pStyle w:val="29"/>
+        <w:pStyle w:val="a1"/>
         <w:keepNext w:val="0"/>
         <w:keepLines w:val="0"/>
         <w:pageBreakBefore w:val="0"/>
@@ -4103,7 +3981,7 @@
         <w:bidi w:val="0"/>
         <w:adjustRightInd w:val="0"/>
         <w:snapToGrid w:val="0"/>
-        <w:ind w:left="425" w:leftChars="0" w:hanging="425" w:firstLineChars="0"/>
+        <w:ind w:left="425" w:hanging="425" w:leftChars="0" w:firstLineChars="0"/>
         <w:textAlignment w:val="baseline"/>
         <w:rPr>
           <w:rFonts w:hint="eastAsia"/>
@@ -4120,7 +3998,7 @@
     </w:p>
     <w:p>
       <w:pPr>
-        <w:pStyle w:val="29"/>
+        <w:pStyle w:val="a1"/>
         <w:keepNext w:val="0"/>
         <w:keepLines w:val="0"/>
         <w:pageBreakBefore w:val="0"/>
@@ -4137,7 +4015,7 @@
         <w:bidi w:val="0"/>
         <w:adjustRightInd w:val="0"/>
         <w:snapToGrid w:val="0"/>
-        <w:ind w:left="425" w:leftChars="0" w:hanging="425" w:firstLineChars="0"/>
+        <w:ind w:left="425" w:hanging="425" w:leftChars="0" w:firstLineChars="0"/>
         <w:textAlignment w:val="baseline"/>
         <w:rPr>
           <w:rFonts w:hint="eastAsia"/>
@@ -4154,7 +4032,7 @@
     </w:p>
     <w:p>
       <w:pPr>
-        <w:pStyle w:val="29"/>
+        <w:pStyle w:val="a1"/>
         <w:keepNext w:val="0"/>
         <w:keepLines w:val="0"/>
         <w:pageBreakBefore w:val="0"/>
@@ -4171,7 +4049,7 @@
         <w:bidi w:val="0"/>
         <w:adjustRightInd w:val="0"/>
         <w:snapToGrid w:val="0"/>
-        <w:ind w:left="425" w:leftChars="0" w:hanging="425" w:firstLineChars="0"/>
+        <w:ind w:left="425" w:hanging="425" w:leftChars="0" w:firstLineChars="0"/>
         <w:textAlignment w:val="baseline"/>
         <w:rPr>
           <w:rFonts w:hint="eastAsia"/>
@@ -4188,26 +4066,26 @@
     </w:p>
     <w:p>
       <w:pPr>
-        <w:pStyle w:val="30"/>
-        <w:keepNext w:val="0"/>
-        <w:keepLines w:val="0"/>
-        <w:pageBreakBefore w:val="0"/>
-        <w:widowControl w:val="0"/>
-        <w:kinsoku w:val="0"/>
-        <w:wordWrap/>
-        <w:overflowPunct/>
-        <w:autoSpaceDE w:val="0"/>
-        <w:autoSpaceDN w:val="0"/>
-        <w:bidi w:val="0"/>
-        <w:adjustRightInd w:val="0"/>
-        <w:snapToGrid w:val="0"/>
-        <w:textAlignment w:val="baseline"/>
-        <w:rPr>
-          <w:rFonts w:hint="default"/>
-          <w:lang w:val="en-US" w:eastAsia="zh-CN"/>
-        </w:rPr>
-      </w:pPr>
-      <w:bookmarkStart w:id="6" w:name="_Toc7210"/>
+        <w:pStyle w:val="2"/>
+        <w:keepNext w:val="0"/>
+        <w:keepLines w:val="0"/>
+        <w:pageBreakBefore w:val="0"/>
+        <w:widowControl w:val="0"/>
+        <w:kinsoku w:val="0"/>
+        <w:wordWrap/>
+        <w:overflowPunct/>
+        <w:autoSpaceDE w:val="0"/>
+        <w:autoSpaceDN w:val="0"/>
+        <w:bidi w:val="0"/>
+        <w:adjustRightInd w:val="0"/>
+        <w:snapToGrid w:val="0"/>
+        <w:textAlignment w:val="baseline"/>
+        <w:rPr>
+          <w:rFonts w:hint="default"/>
+          <w:lang w:val="en-US" w:eastAsia="zh-CN"/>
+        </w:rPr>
+      </w:pPr>
+      <w:bookmarkStart w:id="7" w:name="_Toc7210"/>
       <w:r>
         <w:rPr>
           <w:rFonts w:hint="eastAsia"/>
@@ -4215,30 +4093,30 @@
         </w:rPr>
         <w:t>岗位职责</w:t>
       </w:r>
-      <w:bookmarkEnd w:id="6"/>
-    </w:p>
-    <w:p>
-      <w:pPr>
-        <w:pStyle w:val="31"/>
-        <w:keepNext w:val="0"/>
-        <w:keepLines w:val="0"/>
-        <w:pageBreakBefore w:val="0"/>
-        <w:widowControl w:val="0"/>
-        <w:kinsoku w:val="0"/>
-        <w:wordWrap/>
-        <w:overflowPunct/>
-        <w:autoSpaceDE w:val="0"/>
-        <w:autoSpaceDN w:val="0"/>
-        <w:bidi w:val="0"/>
-        <w:adjustRightInd w:val="0"/>
-        <w:snapToGrid w:val="0"/>
-        <w:textAlignment w:val="baseline"/>
-        <w:rPr>
-          <w:rFonts w:hint="default"/>
-          <w:lang w:val="en-US" w:eastAsia="zh-CN"/>
-        </w:rPr>
-      </w:pPr>
-      <w:bookmarkStart w:id="7" w:name="_Toc21607"/>
+      <w:bookmarkEnd w:id="7"/>
+    </w:p>
+    <w:p>
+      <w:pPr>
+        <w:pStyle w:val="3"/>
+        <w:keepNext w:val="0"/>
+        <w:keepLines w:val="0"/>
+        <w:pageBreakBefore w:val="0"/>
+        <w:widowControl w:val="0"/>
+        <w:kinsoku w:val="0"/>
+        <w:wordWrap/>
+        <w:overflowPunct/>
+        <w:autoSpaceDE w:val="0"/>
+        <w:autoSpaceDN w:val="0"/>
+        <w:bidi w:val="0"/>
+        <w:adjustRightInd w:val="0"/>
+        <w:snapToGrid w:val="0"/>
+        <w:textAlignment w:val="baseline"/>
+        <w:rPr>
+          <w:rFonts w:hint="default"/>
+          <w:lang w:val="en-US" w:eastAsia="zh-CN"/>
+        </w:rPr>
+      </w:pPr>
+      <w:bookmarkStart w:id="8" w:name="_Toc21607"/>
       <w:r>
         <w:rPr>
           <w:rFonts w:hint="default"/>
@@ -4246,11 +4124,11 @@
         </w:rPr>
         <w:t>管理者代表</w:t>
       </w:r>
-      <w:bookmarkEnd w:id="7"/>
-    </w:p>
-    <w:p>
-      <w:pPr>
-        <w:pStyle w:val="29"/>
+      <w:bookmarkEnd w:id="8"/>
+    </w:p>
+    <w:p>
+      <w:pPr>
+        <w:pStyle w:val="a1"/>
         <w:keepNext w:val="0"/>
         <w:keepLines w:val="0"/>
         <w:pageBreakBefore w:val="0"/>
@@ -4279,26 +4157,26 @@
     </w:p>
     <w:p>
       <w:pPr>
-        <w:pStyle w:val="31"/>
-        <w:keepNext w:val="0"/>
-        <w:keepLines w:val="0"/>
-        <w:pageBreakBefore w:val="0"/>
-        <w:widowControl w:val="0"/>
-        <w:kinsoku w:val="0"/>
-        <w:wordWrap/>
-        <w:overflowPunct/>
-        <w:autoSpaceDE w:val="0"/>
-        <w:autoSpaceDN w:val="0"/>
-        <w:bidi w:val="0"/>
-        <w:adjustRightInd w:val="0"/>
-        <w:snapToGrid w:val="0"/>
-        <w:textAlignment w:val="baseline"/>
-        <w:rPr>
-          <w:rFonts w:hint="default"/>
-          <w:lang w:val="en-US" w:eastAsia="zh-CN"/>
-        </w:rPr>
-      </w:pPr>
-      <w:bookmarkStart w:id="8" w:name="_Toc8032"/>
+        <w:pStyle w:val="3"/>
+        <w:keepNext w:val="0"/>
+        <w:keepLines w:val="0"/>
+        <w:pageBreakBefore w:val="0"/>
+        <w:widowControl w:val="0"/>
+        <w:kinsoku w:val="0"/>
+        <w:wordWrap/>
+        <w:overflowPunct/>
+        <w:autoSpaceDE w:val="0"/>
+        <w:autoSpaceDN w:val="0"/>
+        <w:bidi w:val="0"/>
+        <w:adjustRightInd w:val="0"/>
+        <w:snapToGrid w:val="0"/>
+        <w:textAlignment w:val="baseline"/>
+        <w:rPr>
+          <w:rFonts w:hint="default"/>
+          <w:lang w:val="en-US" w:eastAsia="zh-CN"/>
+        </w:rPr>
+      </w:pPr>
+      <w:bookmarkStart w:id="9" w:name="_Toc8032"/>
       <w:r>
         <w:rPr>
           <w:rFonts w:hint="default"/>
@@ -4306,11 +4184,11 @@
         </w:rPr>
         <w:t>质量部</w:t>
       </w:r>
-      <w:bookmarkEnd w:id="8"/>
-    </w:p>
-    <w:p>
-      <w:pPr>
-        <w:pStyle w:val="29"/>
+      <w:bookmarkEnd w:id="9"/>
+    </w:p>
+    <w:p>
+      <w:pPr>
+        <w:pStyle w:val="a1"/>
         <w:keepNext w:val="0"/>
         <w:keepLines w:val="0"/>
         <w:pageBreakBefore w:val="0"/>
@@ -4339,26 +4217,26 @@
     </w:p>
     <w:p>
       <w:pPr>
-        <w:pStyle w:val="31"/>
-        <w:keepNext w:val="0"/>
-        <w:keepLines w:val="0"/>
-        <w:pageBreakBefore w:val="0"/>
-        <w:widowControl w:val="0"/>
-        <w:kinsoku w:val="0"/>
-        <w:wordWrap/>
-        <w:overflowPunct/>
-        <w:autoSpaceDE w:val="0"/>
-        <w:autoSpaceDN w:val="0"/>
-        <w:bidi w:val="0"/>
-        <w:adjustRightInd w:val="0"/>
-        <w:snapToGrid w:val="0"/>
-        <w:textAlignment w:val="baseline"/>
-        <w:rPr>
-          <w:rFonts w:hint="default"/>
-          <w:lang w:val="en-US" w:eastAsia="zh-CN"/>
-        </w:rPr>
-      </w:pPr>
-      <w:bookmarkStart w:id="9" w:name="_Toc27796"/>
+        <w:pStyle w:val="3"/>
+        <w:keepNext w:val="0"/>
+        <w:keepLines w:val="0"/>
+        <w:pageBreakBefore w:val="0"/>
+        <w:widowControl w:val="0"/>
+        <w:kinsoku w:val="0"/>
+        <w:wordWrap/>
+        <w:overflowPunct/>
+        <w:autoSpaceDE w:val="0"/>
+        <w:autoSpaceDN w:val="0"/>
+        <w:bidi w:val="0"/>
+        <w:adjustRightInd w:val="0"/>
+        <w:snapToGrid w:val="0"/>
+        <w:textAlignment w:val="baseline"/>
+        <w:rPr>
+          <w:rFonts w:hint="default"/>
+          <w:lang w:val="en-US" w:eastAsia="zh-CN"/>
+        </w:rPr>
+      </w:pPr>
+      <w:bookmarkStart w:id="10" w:name="_Toc27796"/>
       <w:r>
         <w:rPr>
           <w:rFonts w:hint="default"/>
@@ -4366,11 +4244,11 @@
         </w:rPr>
         <w:t>各相关部门</w:t>
       </w:r>
-      <w:bookmarkEnd w:id="9"/>
-    </w:p>
-    <w:p>
-      <w:pPr>
-        <w:pStyle w:val="29"/>
+      <w:bookmarkEnd w:id="10"/>
+    </w:p>
+    <w:p>
+      <w:pPr>
+        <w:pStyle w:val="a1"/>
         <w:keepNext w:val="0"/>
         <w:keepLines w:val="0"/>
         <w:pageBreakBefore w:val="0"/>
@@ -4399,7 +4277,7 @@
     </w:p>
     <w:p>
       <w:pPr>
-        <w:pStyle w:val="28"/>
+        <w:pStyle w:val="1"/>
         <w:keepNext w:val="0"/>
         <w:keepLines w:val="0"/>
         <w:pageBreakBefore w:val="0"/>
@@ -4418,7 +4296,7 @@
           <w:lang w:val="en-US" w:eastAsia="zh-CN"/>
         </w:rPr>
       </w:pPr>
-      <w:bookmarkStart w:id="10" w:name="_Toc7950"/>
+      <w:bookmarkStart w:id="11" w:name="_Toc7950"/>
       <w:r>
         <w:rPr>
           <w:rFonts w:hint="eastAsia"/>
@@ -4426,11 +4304,11 @@
         </w:rPr>
         <w:t>引用依据</w:t>
       </w:r>
-      <w:bookmarkEnd w:id="10"/>
-    </w:p>
-    <w:p>
-      <w:pPr>
-        <w:pStyle w:val="29"/>
+      <w:bookmarkEnd w:id="11"/>
+    </w:p>
+    <w:p>
+      <w:pPr>
+        <w:pStyle w:val="a1"/>
         <w:keepNext w:val="0"/>
         <w:keepLines w:val="0"/>
         <w:pageBreakBefore w:val="0"/>
@@ -4447,7 +4325,7 @@
         <w:bidi w:val="0"/>
         <w:adjustRightInd w:val="0"/>
         <w:snapToGrid w:val="0"/>
-        <w:ind w:left="425" w:leftChars="0" w:hanging="425" w:firstLineChars="0"/>
+        <w:ind w:left="425" w:hanging="425" w:leftChars="0" w:firstLineChars="0"/>
         <w:textAlignment w:val="baseline"/>
         <w:rPr>
           <w:rFonts w:hint="eastAsia"/>
@@ -4464,7 +4342,7 @@
     </w:p>
     <w:p>
       <w:pPr>
-        <w:pStyle w:val="29"/>
+        <w:pStyle w:val="a1"/>
         <w:keepNext w:val="0"/>
         <w:keepLines w:val="0"/>
         <w:pageBreakBefore w:val="0"/>
@@ -4481,7 +4359,7 @@
         <w:bidi w:val="0"/>
         <w:adjustRightInd w:val="0"/>
         <w:snapToGrid w:val="0"/>
-        <w:ind w:left="425" w:leftChars="0" w:hanging="425" w:firstLineChars="0"/>
+        <w:ind w:left="425" w:hanging="425" w:leftChars="0" w:firstLineChars="0"/>
         <w:textAlignment w:val="baseline"/>
         <w:rPr>
           <w:rFonts w:hint="eastAsia"/>
@@ -4498,7 +4376,7 @@
     </w:p>
     <w:p>
       <w:pPr>
-        <w:pStyle w:val="29"/>
+        <w:pStyle w:val="a1"/>
         <w:keepNext w:val="0"/>
         <w:keepLines w:val="0"/>
         <w:pageBreakBefore w:val="0"/>
@@ -4515,7 +4393,7 @@
         <w:bidi w:val="0"/>
         <w:adjustRightInd w:val="0"/>
         <w:snapToGrid w:val="0"/>
-        <w:ind w:left="425" w:leftChars="0" w:hanging="425" w:firstLineChars="0"/>
+        <w:ind w:left="425" w:hanging="425" w:leftChars="0" w:firstLineChars="0"/>
         <w:textAlignment w:val="baseline"/>
         <w:rPr>
           <w:rFonts w:hint="eastAsia"/>
@@ -4532,7 +4410,7 @@
     </w:p>
     <w:p>
       <w:pPr>
-        <w:pStyle w:val="29"/>
+        <w:pStyle w:val="a1"/>
         <w:keepNext w:val="0"/>
         <w:keepLines w:val="0"/>
         <w:pageBreakBefore w:val="0"/>
@@ -4549,7 +4427,7 @@
         <w:bidi w:val="0"/>
         <w:adjustRightInd w:val="0"/>
         <w:snapToGrid w:val="0"/>
-        <w:ind w:left="425" w:leftChars="0" w:hanging="425" w:firstLineChars="0"/>
+        <w:ind w:left="425" w:hanging="425" w:leftChars="0" w:firstLineChars="0"/>
         <w:textAlignment w:val="baseline"/>
         <w:rPr>
           <w:rFonts w:hint="eastAsia"/>
@@ -4566,22 +4444,22 @@
     </w:p>
     <w:p>
       <w:pPr>
-        <w:pStyle w:val="28"/>
-        <w:keepNext w:val="0"/>
-        <w:keepLines w:val="0"/>
-        <w:pageBreakBefore w:val="0"/>
-        <w:widowControl w:val="0"/>
-        <w:kinsoku w:val="0"/>
-        <w:wordWrap/>
-        <w:overflowPunct/>
-        <w:autoSpaceDE w:val="0"/>
-        <w:autoSpaceDN w:val="0"/>
-        <w:bidi w:val="0"/>
-        <w:adjustRightInd w:val="0"/>
-        <w:snapToGrid w:val="0"/>
-        <w:textAlignment w:val="baseline"/>
-      </w:pPr>
-      <w:bookmarkStart w:id="11" w:name="_Toc3090"/>
+        <w:pStyle w:val="1"/>
+        <w:keepNext w:val="0"/>
+        <w:keepLines w:val="0"/>
+        <w:pageBreakBefore w:val="0"/>
+        <w:widowControl w:val="0"/>
+        <w:kinsoku w:val="0"/>
+        <w:wordWrap/>
+        <w:overflowPunct/>
+        <w:autoSpaceDE w:val="0"/>
+        <w:autoSpaceDN w:val="0"/>
+        <w:bidi w:val="0"/>
+        <w:adjustRightInd w:val="0"/>
+        <w:snapToGrid w:val="0"/>
+        <w:textAlignment w:val="baseline"/>
+      </w:pPr>
+      <w:bookmarkStart w:id="12" w:name="_Toc3090"/>
       <w:r>
         <w:rPr>
           <w:rFonts w:hint="eastAsia"/>
@@ -4589,11 +4467,11 @@
         </w:rPr>
         <w:t>定义与术语</w:t>
       </w:r>
-      <w:bookmarkEnd w:id="11"/>
-    </w:p>
-    <w:p>
-      <w:pPr>
-        <w:pStyle w:val="30"/>
+      <w:bookmarkEnd w:id="12"/>
+    </w:p>
+    <w:p>
+      <w:pPr>
+        <w:pStyle w:val="2"/>
         <w:keepNext w:val="0"/>
         <w:keepLines w:val="0"/>
         <w:pageBreakBefore w:val="0"/>
@@ -4611,18 +4489,18 @@
           <w:rFonts w:hint="eastAsia"/>
         </w:rPr>
       </w:pPr>
-      <w:bookmarkStart w:id="12" w:name="_Toc32673"/>
+      <w:bookmarkStart w:id="13" w:name="_Toc32673"/>
       <w:r>
         <w:rPr>
           <w:rFonts w:hint="eastAsia"/>
         </w:rPr>
         <w:t>管理评审</w:t>
       </w:r>
-      <w:bookmarkEnd w:id="12"/>
-    </w:p>
-    <w:p>
-      <w:pPr>
-        <w:pStyle w:val="29"/>
+      <w:bookmarkEnd w:id="13"/>
+    </w:p>
+    <w:p>
+      <w:pPr>
+        <w:pStyle w:val="a1"/>
         <w:keepNext w:val="0"/>
         <w:keepLines w:val="0"/>
         <w:pageBreakBefore w:val="0"/>
@@ -4649,7 +4527,7 @@
     </w:p>
     <w:p>
       <w:pPr>
-        <w:pStyle w:val="30"/>
+        <w:pStyle w:val="2"/>
         <w:keepNext w:val="0"/>
         <w:keepLines w:val="0"/>
         <w:pageBreakBefore w:val="0"/>
@@ -4667,18 +4545,18 @@
           <w:rFonts w:hint="eastAsia"/>
         </w:rPr>
       </w:pPr>
-      <w:bookmarkStart w:id="13" w:name="_Toc23888"/>
+      <w:bookmarkStart w:id="14" w:name="_Toc23888"/>
       <w:r>
         <w:rPr>
           <w:rFonts w:hint="eastAsia"/>
         </w:rPr>
         <w:t>适宜性</w:t>
       </w:r>
-      <w:bookmarkEnd w:id="13"/>
-    </w:p>
-    <w:p>
-      <w:pPr>
-        <w:pStyle w:val="29"/>
+      <w:bookmarkEnd w:id="14"/>
+    </w:p>
+    <w:p>
+      <w:pPr>
+        <w:pStyle w:val="a1"/>
         <w:keepNext w:val="0"/>
         <w:keepLines w:val="0"/>
         <w:pageBreakBefore w:val="0"/>
@@ -4705,7 +4583,7 @@
     </w:p>
     <w:p>
       <w:pPr>
-        <w:pStyle w:val="30"/>
+        <w:pStyle w:val="2"/>
         <w:keepNext w:val="0"/>
         <w:keepLines w:val="0"/>
         <w:pageBreakBefore w:val="0"/>
@@ -4723,18 +4601,18 @@
           <w:rFonts w:hint="eastAsia"/>
         </w:rPr>
       </w:pPr>
-      <w:bookmarkStart w:id="14" w:name="_Toc8866"/>
+      <w:bookmarkStart w:id="15" w:name="_Toc8866"/>
       <w:r>
         <w:rPr>
           <w:rFonts w:hint="eastAsia"/>
         </w:rPr>
         <w:t>充分性</w:t>
       </w:r>
-      <w:bookmarkEnd w:id="14"/>
-    </w:p>
-    <w:p>
-      <w:pPr>
-        <w:pStyle w:val="29"/>
+      <w:bookmarkEnd w:id="15"/>
+    </w:p>
+    <w:p>
+      <w:pPr>
+        <w:pStyle w:val="a1"/>
         <w:keepNext w:val="0"/>
         <w:keepLines w:val="0"/>
         <w:pageBreakBefore w:val="0"/>
@@ -4761,7 +4639,7 @@
     </w:p>
     <w:p>
       <w:pPr>
-        <w:pStyle w:val="30"/>
+        <w:pStyle w:val="2"/>
         <w:keepNext w:val="0"/>
         <w:keepLines w:val="0"/>
         <w:pageBreakBefore w:val="0"/>
@@ -4779,18 +4657,18 @@
           <w:rFonts w:hint="eastAsia"/>
         </w:rPr>
       </w:pPr>
-      <w:bookmarkStart w:id="15" w:name="_Toc24895"/>
+      <w:bookmarkStart w:id="16" w:name="_Toc24895"/>
       <w:r>
         <w:rPr>
           <w:rFonts w:hint="eastAsia"/>
         </w:rPr>
         <w:t>有效性</w:t>
       </w:r>
-      <w:bookmarkEnd w:id="15"/>
-    </w:p>
-    <w:p>
-      <w:pPr>
-        <w:pStyle w:val="29"/>
+      <w:bookmarkEnd w:id="16"/>
+    </w:p>
+    <w:p>
+      <w:pPr>
+        <w:pStyle w:val="a1"/>
         <w:keepNext w:val="0"/>
         <w:keepLines w:val="0"/>
         <w:pageBreakBefore w:val="0"/>
@@ -4814,26 +4692,26 @@
     </w:p>
     <w:p>
       <w:pPr>
-        <w:pStyle w:val="28"/>
-        <w:keepNext w:val="0"/>
-        <w:keepLines w:val="0"/>
-        <w:pageBreakBefore w:val="0"/>
-        <w:widowControl w:val="0"/>
-        <w:kinsoku w:val="0"/>
-        <w:wordWrap/>
-        <w:overflowPunct/>
-        <w:autoSpaceDE w:val="0"/>
-        <w:autoSpaceDN w:val="0"/>
-        <w:bidi w:val="0"/>
-        <w:adjustRightInd w:val="0"/>
-        <w:snapToGrid w:val="0"/>
-        <w:textAlignment w:val="baseline"/>
-        <w:rPr>
-          <w:rFonts w:hint="default"/>
-          <w:lang w:val="en-US" w:eastAsia="zh-CN"/>
-        </w:rPr>
-      </w:pPr>
-      <w:bookmarkStart w:id="16" w:name="_Toc15515"/>
+        <w:pStyle w:val="1"/>
+        <w:keepNext w:val="0"/>
+        <w:keepLines w:val="0"/>
+        <w:pageBreakBefore w:val="0"/>
+        <w:widowControl w:val="0"/>
+        <w:kinsoku w:val="0"/>
+        <w:wordWrap/>
+        <w:overflowPunct/>
+        <w:autoSpaceDE w:val="0"/>
+        <w:autoSpaceDN w:val="0"/>
+        <w:bidi w:val="0"/>
+        <w:adjustRightInd w:val="0"/>
+        <w:snapToGrid w:val="0"/>
+        <w:textAlignment w:val="baseline"/>
+        <w:rPr>
+          <w:rFonts w:hint="default"/>
+          <w:lang w:val="en-US" w:eastAsia="zh-CN"/>
+        </w:rPr>
+      </w:pPr>
+      <w:bookmarkStart w:id="17" w:name="_Toc15515"/>
       <w:r>
         <w:rPr>
           <w:rFonts w:hint="eastAsia"/>
@@ -4841,30 +4719,30 @@
         </w:rPr>
         <w:t>管理内容与要求</w:t>
       </w:r>
-      <w:bookmarkEnd w:id="16"/>
-    </w:p>
-    <w:p>
-      <w:pPr>
-        <w:pStyle w:val="30"/>
-        <w:keepNext w:val="0"/>
-        <w:keepLines w:val="0"/>
-        <w:pageBreakBefore w:val="0"/>
-        <w:widowControl w:val="0"/>
-        <w:kinsoku w:val="0"/>
-        <w:wordWrap/>
-        <w:overflowPunct/>
-        <w:autoSpaceDE w:val="0"/>
-        <w:autoSpaceDN w:val="0"/>
-        <w:bidi w:val="0"/>
-        <w:adjustRightInd w:val="0"/>
-        <w:snapToGrid w:val="0"/>
-        <w:textAlignment w:val="baseline"/>
-        <w:rPr>
-          <w:rFonts w:hint="default"/>
-          <w:lang w:val="en-US" w:eastAsia="zh-CN"/>
-        </w:rPr>
-      </w:pPr>
-      <w:bookmarkStart w:id="17" w:name="_Toc23579"/>
+      <w:bookmarkEnd w:id="17"/>
+    </w:p>
+    <w:p>
+      <w:pPr>
+        <w:pStyle w:val="2"/>
+        <w:keepNext w:val="0"/>
+        <w:keepLines w:val="0"/>
+        <w:pageBreakBefore w:val="0"/>
+        <w:widowControl w:val="0"/>
+        <w:kinsoku w:val="0"/>
+        <w:wordWrap/>
+        <w:overflowPunct/>
+        <w:autoSpaceDE w:val="0"/>
+        <w:autoSpaceDN w:val="0"/>
+        <w:bidi w:val="0"/>
+        <w:adjustRightInd w:val="0"/>
+        <w:snapToGrid w:val="0"/>
+        <w:textAlignment w:val="baseline"/>
+        <w:rPr>
+          <w:rFonts w:hint="default"/>
+          <w:lang w:val="en-US" w:eastAsia="zh-CN"/>
+        </w:rPr>
+      </w:pPr>
+      <w:bookmarkStart w:id="18" w:name="_Toc23579"/>
       <w:r>
         <w:rPr>
           <w:rFonts w:hint="default"/>
@@ -4872,11 +4750,11 @@
         </w:rPr>
         <w:t>评审频次与时机</w:t>
       </w:r>
-      <w:bookmarkEnd w:id="17"/>
-    </w:p>
-    <w:p>
-      <w:pPr>
-        <w:pStyle w:val="29"/>
+      <w:bookmarkEnd w:id="18"/>
+    </w:p>
+    <w:p>
+      <w:pPr>
+        <w:pStyle w:val="a1"/>
         <w:keepNext w:val="0"/>
         <w:keepLines w:val="0"/>
         <w:pageBreakBefore w:val="0"/>
@@ -4905,7 +4783,7 @@
     </w:p>
     <w:p>
       <w:pPr>
-        <w:pStyle w:val="29"/>
+        <w:pStyle w:val="a1"/>
         <w:keepNext w:val="0"/>
         <w:keepLines w:val="0"/>
         <w:pageBreakBefore w:val="0"/>
@@ -4934,7 +4812,7 @@
     </w:p>
     <w:p>
       <w:pPr>
-        <w:pStyle w:val="29"/>
+        <w:pStyle w:val="a1"/>
         <w:keepNext w:val="0"/>
         <w:keepLines w:val="0"/>
         <w:pageBreakBefore w:val="0"/>
@@ -4951,7 +4829,7 @@
         <w:bidi w:val="0"/>
         <w:adjustRightInd w:val="0"/>
         <w:snapToGrid w:val="0"/>
-        <w:ind w:left="425" w:leftChars="0" w:hanging="425" w:firstLineChars="0"/>
+        <w:ind w:left="425" w:hanging="425" w:leftChars="0" w:firstLineChars="0"/>
         <w:textAlignment w:val="baseline"/>
         <w:rPr>
           <w:rFonts w:hint="default"/>
@@ -4968,7 +4846,7 @@
     </w:p>
     <w:p>
       <w:pPr>
-        <w:pStyle w:val="29"/>
+        <w:pStyle w:val="a1"/>
         <w:keepNext w:val="0"/>
         <w:keepLines w:val="0"/>
         <w:pageBreakBefore w:val="0"/>
@@ -4985,7 +4863,7 @@
         <w:bidi w:val="0"/>
         <w:adjustRightInd w:val="0"/>
         <w:snapToGrid w:val="0"/>
-        <w:ind w:left="425" w:leftChars="0" w:hanging="425" w:firstLineChars="0"/>
+        <w:ind w:left="425" w:hanging="425" w:leftChars="0" w:firstLineChars="0"/>
         <w:textAlignment w:val="baseline"/>
         <w:rPr>
           <w:rFonts w:hint="default"/>
@@ -5002,7 +4880,7 @@
     </w:p>
     <w:p>
       <w:pPr>
-        <w:pStyle w:val="29"/>
+        <w:pStyle w:val="a1"/>
         <w:keepNext w:val="0"/>
         <w:keepLines w:val="0"/>
         <w:pageBreakBefore w:val="0"/>
@@ -5019,7 +4897,7 @@
         <w:bidi w:val="0"/>
         <w:adjustRightInd w:val="0"/>
         <w:snapToGrid w:val="0"/>
-        <w:ind w:left="425" w:leftChars="0" w:hanging="425" w:firstLineChars="0"/>
+        <w:ind w:left="425" w:hanging="425" w:leftChars="0" w:firstLineChars="0"/>
         <w:textAlignment w:val="baseline"/>
         <w:rPr>
           <w:rFonts w:hint="default"/>
@@ -5036,7 +4914,7 @@
     </w:p>
     <w:p>
       <w:pPr>
-        <w:pStyle w:val="29"/>
+        <w:pStyle w:val="a1"/>
         <w:keepNext w:val="0"/>
         <w:keepLines w:val="0"/>
         <w:pageBreakBefore w:val="0"/>
@@ -5053,7 +4931,7 @@
         <w:bidi w:val="0"/>
         <w:adjustRightInd w:val="0"/>
         <w:snapToGrid w:val="0"/>
-        <w:ind w:left="425" w:leftChars="0" w:hanging="425" w:firstLineChars="0"/>
+        <w:ind w:left="425" w:hanging="425" w:leftChars="0" w:firstLineChars="0"/>
         <w:textAlignment w:val="baseline"/>
         <w:rPr>
           <w:rFonts w:hint="default"/>
@@ -5070,7 +4948,7 @@
     </w:p>
     <w:p>
       <w:pPr>
-        <w:pStyle w:val="29"/>
+        <w:pStyle w:val="a1"/>
         <w:keepNext w:val="0"/>
         <w:keepLines w:val="0"/>
         <w:pageBreakBefore w:val="0"/>
@@ -5087,7 +4965,7 @@
         <w:bidi w:val="0"/>
         <w:adjustRightInd w:val="0"/>
         <w:snapToGrid w:val="0"/>
-        <w:ind w:left="425" w:leftChars="0" w:hanging="425" w:firstLineChars="0"/>
+        <w:ind w:left="425" w:hanging="425" w:leftChars="0" w:firstLineChars="0"/>
         <w:textAlignment w:val="baseline"/>
         <w:rPr>
           <w:rFonts w:hint="default"/>
@@ -5104,26 +4982,26 @@
     </w:p>
     <w:p>
       <w:pPr>
-        <w:pStyle w:val="30"/>
-        <w:keepNext w:val="0"/>
-        <w:keepLines w:val="0"/>
-        <w:pageBreakBefore w:val="0"/>
-        <w:widowControl w:val="0"/>
-        <w:kinsoku w:val="0"/>
-        <w:wordWrap/>
-        <w:overflowPunct/>
-        <w:autoSpaceDE w:val="0"/>
-        <w:autoSpaceDN w:val="0"/>
-        <w:bidi w:val="0"/>
-        <w:adjustRightInd w:val="0"/>
-        <w:snapToGrid w:val="0"/>
-        <w:textAlignment w:val="baseline"/>
-        <w:rPr>
-          <w:rFonts w:hint="default"/>
-          <w:lang w:val="en-US" w:eastAsia="zh-CN"/>
-        </w:rPr>
-      </w:pPr>
-      <w:bookmarkStart w:id="18" w:name="_Toc17233"/>
+        <w:pStyle w:val="2"/>
+        <w:keepNext w:val="0"/>
+        <w:keepLines w:val="0"/>
+        <w:pageBreakBefore w:val="0"/>
+        <w:widowControl w:val="0"/>
+        <w:kinsoku w:val="0"/>
+        <w:wordWrap/>
+        <w:overflowPunct/>
+        <w:autoSpaceDE w:val="0"/>
+        <w:autoSpaceDN w:val="0"/>
+        <w:bidi w:val="0"/>
+        <w:adjustRightInd w:val="0"/>
+        <w:snapToGrid w:val="0"/>
+        <w:textAlignment w:val="baseline"/>
+        <w:rPr>
+          <w:rFonts w:hint="default"/>
+          <w:lang w:val="en-US" w:eastAsia="zh-CN"/>
+        </w:rPr>
+      </w:pPr>
+      <w:bookmarkStart w:id="19" w:name="_Toc17233"/>
       <w:r>
         <w:rPr>
           <w:rFonts w:hint="default"/>
@@ -5131,30 +5009,30 @@
         </w:rPr>
         <w:t>评审策划</w:t>
       </w:r>
-      <w:bookmarkEnd w:id="18"/>
-    </w:p>
-    <w:p>
-      <w:pPr>
-        <w:pStyle w:val="31"/>
-        <w:keepNext w:val="0"/>
-        <w:keepLines w:val="0"/>
-        <w:pageBreakBefore w:val="0"/>
-        <w:widowControl w:val="0"/>
-        <w:kinsoku w:val="0"/>
-        <w:wordWrap/>
-        <w:overflowPunct/>
-        <w:autoSpaceDE w:val="0"/>
-        <w:autoSpaceDN w:val="0"/>
-        <w:bidi w:val="0"/>
-        <w:adjustRightInd w:val="0"/>
-        <w:snapToGrid w:val="0"/>
-        <w:textAlignment w:val="baseline"/>
-        <w:rPr>
-          <w:rFonts w:hint="default"/>
-          <w:lang w:val="en-US" w:eastAsia="zh-CN"/>
-        </w:rPr>
-      </w:pPr>
-      <w:bookmarkStart w:id="19" w:name="_Toc27967"/>
+      <w:bookmarkEnd w:id="19"/>
+    </w:p>
+    <w:p>
+      <w:pPr>
+        <w:pStyle w:val="3"/>
+        <w:keepNext w:val="0"/>
+        <w:keepLines w:val="0"/>
+        <w:pageBreakBefore w:val="0"/>
+        <w:widowControl w:val="0"/>
+        <w:kinsoku w:val="0"/>
+        <w:wordWrap/>
+        <w:overflowPunct/>
+        <w:autoSpaceDE w:val="0"/>
+        <w:autoSpaceDN w:val="0"/>
+        <w:bidi w:val="0"/>
+        <w:adjustRightInd w:val="0"/>
+        <w:snapToGrid w:val="0"/>
+        <w:textAlignment w:val="baseline"/>
+        <w:rPr>
+          <w:rFonts w:hint="default"/>
+          <w:lang w:val="en-US" w:eastAsia="zh-CN"/>
+        </w:rPr>
+      </w:pPr>
+      <w:bookmarkStart w:id="20" w:name="_Toc27967"/>
       <w:r>
         <w:rPr>
           <w:rFonts w:hint="default"/>
@@ -5162,11 +5040,11 @@
         </w:rPr>
         <w:t>评审计划制定</w:t>
       </w:r>
-      <w:bookmarkEnd w:id="19"/>
-    </w:p>
-    <w:p>
-      <w:pPr>
-        <w:pStyle w:val="29"/>
+      <w:bookmarkEnd w:id="20"/>
+    </w:p>
+    <w:p>
+      <w:pPr>
+        <w:pStyle w:val="a1"/>
         <w:keepNext w:val="0"/>
         <w:keepLines w:val="0"/>
         <w:pageBreakBefore w:val="0"/>
@@ -5192,22 +5070,10 @@
         </w:rPr>
         <w:t>质量部应于评审前一周左右编制《管理评审计划》，内容包括：</w:t>
       </w:r>
-      <w:r>
-        <w:rPr>
-          <w:rFonts w:hint="eastAsia"/>
-          <w:lang w:val="en-US" w:eastAsia="zh-CN"/>
-        </w:rPr>
-      </w:r>
-      <w:r>
-        <w:rPr>
-          <w:rFonts w:hint="default"/>
-          <w:lang w:val="en-US" w:eastAsia="zh-CN"/>
-        </w:rPr>
-      </w:r>
-    </w:p>
-    <w:p>
-      <w:pPr>
-        <w:pStyle w:val="29"/>
+    </w:p>
+    <w:p>
+      <w:pPr>
+        <w:pStyle w:val="a1"/>
         <w:keepNext w:val="0"/>
         <w:keepLines w:val="0"/>
         <w:pageBreakBefore w:val="0"/>
@@ -5224,7 +5090,7 @@
         <w:bidi w:val="0"/>
         <w:adjustRightInd w:val="0"/>
         <w:snapToGrid w:val="0"/>
-        <w:ind w:left="425" w:leftChars="0" w:hanging="425" w:firstLineChars="0"/>
+        <w:ind w:left="425" w:hanging="425" w:leftChars="0" w:firstLineChars="0"/>
         <w:textAlignment w:val="baseline"/>
         <w:rPr>
           <w:rFonts w:hint="default"/>
@@ -5241,7 +5107,7 @@
     </w:p>
     <w:p>
       <w:pPr>
-        <w:pStyle w:val="29"/>
+        <w:pStyle w:val="a1"/>
         <w:keepNext w:val="0"/>
         <w:keepLines w:val="0"/>
         <w:pageBreakBefore w:val="0"/>
@@ -5258,7 +5124,7 @@
         <w:bidi w:val="0"/>
         <w:adjustRightInd w:val="0"/>
         <w:snapToGrid w:val="0"/>
-        <w:ind w:left="425" w:leftChars="0" w:hanging="425" w:firstLineChars="0"/>
+        <w:ind w:left="425" w:hanging="425" w:leftChars="0" w:firstLineChars="0"/>
         <w:textAlignment w:val="baseline"/>
         <w:rPr>
           <w:rFonts w:hint="default"/>
@@ -5275,7 +5141,7 @@
     </w:p>
     <w:p>
       <w:pPr>
-        <w:pStyle w:val="29"/>
+        <w:pStyle w:val="a1"/>
         <w:keepNext w:val="0"/>
         <w:keepLines w:val="0"/>
         <w:pageBreakBefore w:val="0"/>
@@ -5292,7 +5158,7 @@
         <w:bidi w:val="0"/>
         <w:adjustRightInd w:val="0"/>
         <w:snapToGrid w:val="0"/>
-        <w:ind w:left="425" w:leftChars="0" w:hanging="425" w:firstLineChars="0"/>
+        <w:ind w:left="425" w:hanging="425" w:leftChars="0" w:firstLineChars="0"/>
         <w:textAlignment w:val="baseline"/>
         <w:rPr>
           <w:rFonts w:hint="default"/>
@@ -5309,7 +5175,7 @@
     </w:p>
     <w:p>
       <w:pPr>
-        <w:pStyle w:val="29"/>
+        <w:pStyle w:val="a1"/>
         <w:keepNext w:val="0"/>
         <w:keepLines w:val="0"/>
         <w:pageBreakBefore w:val="0"/>
@@ -5326,7 +5192,7 @@
         <w:bidi w:val="0"/>
         <w:adjustRightInd w:val="0"/>
         <w:snapToGrid w:val="0"/>
-        <w:ind w:left="425" w:leftChars="0" w:hanging="425" w:firstLineChars="0"/>
+        <w:ind w:left="425" w:hanging="425" w:leftChars="0" w:firstLineChars="0"/>
         <w:textAlignment w:val="baseline"/>
         <w:rPr>
           <w:rFonts w:hint="default"/>
@@ -5343,26 +5209,26 @@
     </w:p>
     <w:p>
       <w:pPr>
-        <w:pStyle w:val="31"/>
-        <w:keepNext w:val="0"/>
-        <w:keepLines w:val="0"/>
-        <w:pageBreakBefore w:val="0"/>
-        <w:widowControl w:val="0"/>
-        <w:kinsoku w:val="0"/>
-        <w:wordWrap/>
-        <w:overflowPunct/>
-        <w:autoSpaceDE w:val="0"/>
-        <w:autoSpaceDN w:val="0"/>
-        <w:bidi w:val="0"/>
-        <w:adjustRightInd w:val="0"/>
-        <w:snapToGrid w:val="0"/>
-        <w:textAlignment w:val="baseline"/>
-        <w:rPr>
-          <w:rFonts w:hint="default"/>
-          <w:lang w:val="en-US" w:eastAsia="zh-CN"/>
-        </w:rPr>
-      </w:pPr>
-      <w:bookmarkStart w:id="20" w:name="_Toc32429"/>
+        <w:pStyle w:val="3"/>
+        <w:keepNext w:val="0"/>
+        <w:keepLines w:val="0"/>
+        <w:pageBreakBefore w:val="0"/>
+        <w:widowControl w:val="0"/>
+        <w:kinsoku w:val="0"/>
+        <w:wordWrap/>
+        <w:overflowPunct/>
+        <w:autoSpaceDE w:val="0"/>
+        <w:autoSpaceDN w:val="0"/>
+        <w:bidi w:val="0"/>
+        <w:adjustRightInd w:val="0"/>
+        <w:snapToGrid w:val="0"/>
+        <w:textAlignment w:val="baseline"/>
+        <w:rPr>
+          <w:rFonts w:hint="default"/>
+          <w:lang w:val="en-US" w:eastAsia="zh-CN"/>
+        </w:rPr>
+      </w:pPr>
+      <w:bookmarkStart w:id="21" w:name="_Toc32429"/>
       <w:r>
         <w:rPr>
           <w:rFonts w:hint="default"/>
@@ -5370,11 +5236,11 @@
         </w:rPr>
         <w:t>评审准备</w:t>
       </w:r>
-      <w:bookmarkEnd w:id="20"/>
-    </w:p>
-    <w:p>
-      <w:pPr>
-        <w:pStyle w:val="29"/>
+      <w:bookmarkEnd w:id="21"/>
+    </w:p>
+    <w:p>
+      <w:pPr>
+        <w:pStyle w:val="a1"/>
         <w:keepNext w:val="0"/>
         <w:keepLines w:val="0"/>
         <w:pageBreakBefore w:val="0"/>
@@ -5403,7 +5269,7 @@
     </w:p>
     <w:p>
       <w:pPr>
-        <w:pStyle w:val="29"/>
+        <w:pStyle w:val="a1"/>
         <w:keepNext w:val="0"/>
         <w:keepLines w:val="0"/>
         <w:pageBreakBefore w:val="0"/>
@@ -5420,7 +5286,7 @@
         <w:bidi w:val="0"/>
         <w:adjustRightInd w:val="0"/>
         <w:snapToGrid w:val="0"/>
-        <w:ind w:left="425" w:leftChars="0" w:hanging="425" w:firstLineChars="0"/>
+        <w:ind w:left="425" w:hanging="425" w:leftChars="0" w:firstLineChars="0"/>
         <w:textAlignment w:val="baseline"/>
         <w:rPr>
           <w:rFonts w:hint="default"/>
@@ -5437,7 +5303,7 @@
     </w:p>
     <w:p>
       <w:pPr>
-        <w:pStyle w:val="29"/>
+        <w:pStyle w:val="a1"/>
         <w:keepNext w:val="0"/>
         <w:keepLines w:val="0"/>
         <w:pageBreakBefore w:val="0"/>
@@ -5454,7 +5320,7 @@
         <w:bidi w:val="0"/>
         <w:adjustRightInd w:val="0"/>
         <w:snapToGrid w:val="0"/>
-        <w:ind w:left="425" w:leftChars="0" w:hanging="425" w:firstLineChars="0"/>
+        <w:ind w:left="425" w:hanging="425" w:leftChars="0" w:firstLineChars="0"/>
         <w:textAlignment w:val="baseline"/>
         <w:rPr>
           <w:rFonts w:hint="default"/>
@@ -5478,7 +5344,7 @@
     </w:p>
     <w:p>
       <w:pPr>
-        <w:pStyle w:val="29"/>
+        <w:pStyle w:val="a1"/>
         <w:keepNext w:val="0"/>
         <w:keepLines w:val="0"/>
         <w:pageBreakBefore w:val="0"/>
@@ -5495,7 +5361,7 @@
         <w:bidi w:val="0"/>
         <w:adjustRightInd w:val="0"/>
         <w:snapToGrid w:val="0"/>
-        <w:ind w:left="425" w:leftChars="0" w:hanging="425" w:firstLineChars="0"/>
+        <w:ind w:left="425" w:hanging="425" w:leftChars="0" w:firstLineChars="0"/>
         <w:textAlignment w:val="baseline"/>
         <w:rPr>
           <w:rFonts w:hint="default"/>
@@ -5512,7 +5378,7 @@
     </w:p>
     <w:p>
       <w:pPr>
-        <w:pStyle w:val="29"/>
+        <w:pStyle w:val="a1"/>
         <w:keepNext w:val="0"/>
         <w:keepLines w:val="0"/>
         <w:pageBreakBefore w:val="0"/>
@@ -5529,7 +5395,7 @@
         <w:bidi w:val="0"/>
         <w:adjustRightInd w:val="0"/>
         <w:snapToGrid w:val="0"/>
-        <w:ind w:left="425" w:leftChars="0" w:hanging="425" w:firstLineChars="0"/>
+        <w:ind w:left="425" w:hanging="425" w:leftChars="0" w:firstLineChars="0"/>
         <w:textAlignment w:val="baseline"/>
         <w:rPr>
           <w:rFonts w:hint="default"/>
@@ -5546,26 +5412,26 @@
     </w:p>
     <w:p>
       <w:pPr>
-        <w:pStyle w:val="30"/>
-        <w:keepNext w:val="0"/>
-        <w:keepLines w:val="0"/>
-        <w:pageBreakBefore w:val="0"/>
-        <w:widowControl w:val="0"/>
-        <w:kinsoku w:val="0"/>
-        <w:wordWrap/>
-        <w:overflowPunct/>
-        <w:autoSpaceDE w:val="0"/>
-        <w:autoSpaceDN w:val="0"/>
-        <w:bidi w:val="0"/>
-        <w:adjustRightInd w:val="0"/>
-        <w:snapToGrid w:val="0"/>
-        <w:textAlignment w:val="baseline"/>
-        <w:rPr>
-          <w:rFonts w:hint="default"/>
-          <w:lang w:val="en-US" w:eastAsia="zh-CN"/>
-        </w:rPr>
-      </w:pPr>
-      <w:bookmarkStart w:id="21" w:name="_Toc21228"/>
+        <w:pStyle w:val="2"/>
+        <w:keepNext w:val="0"/>
+        <w:keepLines w:val="0"/>
+        <w:pageBreakBefore w:val="0"/>
+        <w:widowControl w:val="0"/>
+        <w:kinsoku w:val="0"/>
+        <w:wordWrap/>
+        <w:overflowPunct/>
+        <w:autoSpaceDE w:val="0"/>
+        <w:autoSpaceDN w:val="0"/>
+        <w:bidi w:val="0"/>
+        <w:adjustRightInd w:val="0"/>
+        <w:snapToGrid w:val="0"/>
+        <w:textAlignment w:val="baseline"/>
+        <w:rPr>
+          <w:rFonts w:hint="default"/>
+          <w:lang w:val="en-US" w:eastAsia="zh-CN"/>
+        </w:rPr>
+      </w:pPr>
+      <w:bookmarkStart w:id="22" w:name="_Toc21228"/>
       <w:r>
         <w:rPr>
           <w:rFonts w:hint="default"/>
@@ -5573,30 +5439,30 @@
         </w:rPr>
         <w:t>评审实施</w:t>
       </w:r>
-      <w:bookmarkEnd w:id="21"/>
-    </w:p>
-    <w:p>
-      <w:pPr>
-        <w:pStyle w:val="31"/>
-        <w:keepNext w:val="0"/>
-        <w:keepLines w:val="0"/>
-        <w:pageBreakBefore w:val="0"/>
-        <w:widowControl w:val="0"/>
-        <w:kinsoku w:val="0"/>
-        <w:wordWrap/>
-        <w:overflowPunct/>
-        <w:autoSpaceDE w:val="0"/>
-        <w:autoSpaceDN w:val="0"/>
-        <w:bidi w:val="0"/>
-        <w:adjustRightInd w:val="0"/>
-        <w:snapToGrid w:val="0"/>
-        <w:textAlignment w:val="baseline"/>
-        <w:rPr>
-          <w:rFonts w:hint="default"/>
-          <w:lang w:val="en-US" w:eastAsia="zh-CN"/>
-        </w:rPr>
-      </w:pPr>
-      <w:bookmarkStart w:id="22" w:name="_Toc23046"/>
+      <w:bookmarkEnd w:id="22"/>
+    </w:p>
+    <w:p>
+      <w:pPr>
+        <w:pStyle w:val="3"/>
+        <w:keepNext w:val="0"/>
+        <w:keepLines w:val="0"/>
+        <w:pageBreakBefore w:val="0"/>
+        <w:widowControl w:val="0"/>
+        <w:kinsoku w:val="0"/>
+        <w:wordWrap/>
+        <w:overflowPunct/>
+        <w:autoSpaceDE w:val="0"/>
+        <w:autoSpaceDN w:val="0"/>
+        <w:bidi w:val="0"/>
+        <w:adjustRightInd w:val="0"/>
+        <w:snapToGrid w:val="0"/>
+        <w:textAlignment w:val="baseline"/>
+        <w:rPr>
+          <w:rFonts w:hint="default"/>
+          <w:lang w:val="en-US" w:eastAsia="zh-CN"/>
+        </w:rPr>
+      </w:pPr>
+      <w:bookmarkStart w:id="23" w:name="_Toc23046"/>
       <w:r>
         <w:rPr>
           <w:rFonts w:hint="default"/>
@@ -5604,11 +5470,11 @@
         </w:rPr>
         <w:t>评审输入</w:t>
       </w:r>
-      <w:bookmarkEnd w:id="22"/>
-    </w:p>
-    <w:p>
-      <w:pPr>
-        <w:pStyle w:val="29"/>
+      <w:bookmarkEnd w:id="23"/>
+    </w:p>
+    <w:p>
+      <w:pPr>
+        <w:pStyle w:val="a1"/>
         <w:keepNext w:val="0"/>
         <w:keepLines w:val="0"/>
         <w:pageBreakBefore w:val="0"/>
@@ -5637,7 +5503,7 @@
     </w:p>
     <w:p>
       <w:pPr>
-        <w:pStyle w:val="29"/>
+        <w:pStyle w:val="a1"/>
         <w:keepNext w:val="0"/>
         <w:keepLines w:val="0"/>
         <w:pageBreakBefore w:val="0"/>
@@ -5654,7 +5520,7 @@
         <w:bidi w:val="0"/>
         <w:adjustRightInd w:val="0"/>
         <w:snapToGrid w:val="0"/>
-        <w:ind w:left="425" w:leftChars="0" w:hanging="425" w:firstLineChars="0"/>
+        <w:ind w:left="425" w:hanging="425" w:leftChars="0" w:firstLineChars="0"/>
         <w:textAlignment w:val="baseline"/>
         <w:rPr>
           <w:rFonts w:hint="default"/>
@@ -5671,7 +5537,7 @@
     </w:p>
     <w:p>
       <w:pPr>
-        <w:pStyle w:val="29"/>
+        <w:pStyle w:val="a1"/>
         <w:keepNext w:val="0"/>
         <w:keepLines w:val="0"/>
         <w:pageBreakBefore w:val="0"/>
@@ -5688,7 +5554,7 @@
         <w:bidi w:val="0"/>
         <w:adjustRightInd w:val="0"/>
         <w:snapToGrid w:val="0"/>
-        <w:ind w:left="425" w:leftChars="0" w:hanging="425" w:firstLineChars="0"/>
+        <w:ind w:left="425" w:hanging="425" w:leftChars="0" w:firstLineChars="0"/>
         <w:textAlignment w:val="baseline"/>
         <w:rPr>
           <w:rFonts w:hint="default"/>
@@ -5705,7 +5571,7 @@
     </w:p>
     <w:p>
       <w:pPr>
-        <w:pStyle w:val="29"/>
+        <w:pStyle w:val="a1"/>
         <w:keepNext w:val="0"/>
         <w:keepLines w:val="0"/>
         <w:pageBreakBefore w:val="0"/>
@@ -5722,7 +5588,7 @@
         <w:bidi w:val="0"/>
         <w:adjustRightInd w:val="0"/>
         <w:snapToGrid w:val="0"/>
-        <w:ind w:left="425" w:leftChars="0" w:hanging="425" w:firstLineChars="0"/>
+        <w:ind w:left="425" w:hanging="425" w:leftChars="0" w:firstLineChars="0"/>
         <w:textAlignment w:val="baseline"/>
         <w:rPr>
           <w:rFonts w:hint="default"/>
@@ -5739,7 +5605,7 @@
     </w:p>
     <w:p>
       <w:pPr>
-        <w:pStyle w:val="29"/>
+        <w:pStyle w:val="a1"/>
         <w:keepNext w:val="0"/>
         <w:keepLines w:val="0"/>
         <w:pageBreakBefore w:val="0"/>
@@ -5756,7 +5622,7 @@
         <w:bidi w:val="0"/>
         <w:adjustRightInd w:val="0"/>
         <w:snapToGrid w:val="0"/>
-        <w:ind w:left="425" w:leftChars="0" w:hanging="425" w:firstLineChars="0"/>
+        <w:ind w:left="425" w:hanging="425" w:leftChars="0" w:firstLineChars="0"/>
         <w:textAlignment w:val="baseline"/>
         <w:rPr>
           <w:rFonts w:hint="default"/>
@@ -5773,7 +5639,7 @@
     </w:p>
     <w:p>
       <w:pPr>
-        <w:pStyle w:val="29"/>
+        <w:pStyle w:val="a1"/>
         <w:keepNext w:val="0"/>
         <w:keepLines w:val="0"/>
         <w:pageBreakBefore w:val="0"/>
@@ -5790,7 +5656,7 @@
         <w:bidi w:val="0"/>
         <w:adjustRightInd w:val="0"/>
         <w:snapToGrid w:val="0"/>
-        <w:ind w:left="425" w:leftChars="0" w:hanging="425" w:firstLineChars="0"/>
+        <w:ind w:left="425" w:hanging="425" w:leftChars="0" w:firstLineChars="0"/>
         <w:textAlignment w:val="baseline"/>
         <w:rPr>
           <w:rFonts w:hint="default"/>
@@ -5807,7 +5673,7 @@
     </w:p>
     <w:p>
       <w:pPr>
-        <w:pStyle w:val="29"/>
+        <w:pStyle w:val="a1"/>
         <w:keepNext w:val="0"/>
         <w:keepLines w:val="0"/>
         <w:pageBreakBefore w:val="0"/>
@@ -5824,7 +5690,7 @@
         <w:bidi w:val="0"/>
         <w:adjustRightInd w:val="0"/>
         <w:snapToGrid w:val="0"/>
-        <w:ind w:left="425" w:leftChars="0" w:hanging="425" w:firstLineChars="0"/>
+        <w:ind w:left="425" w:hanging="425" w:leftChars="0" w:firstLineChars="0"/>
         <w:textAlignment w:val="baseline"/>
         <w:rPr>
           <w:rFonts w:hint="default"/>
@@ -5841,7 +5707,7 @@
     </w:p>
     <w:p>
       <w:pPr>
-        <w:pStyle w:val="29"/>
+        <w:pStyle w:val="a1"/>
         <w:keepNext w:val="0"/>
         <w:keepLines w:val="0"/>
         <w:pageBreakBefore w:val="0"/>
@@ -5858,7 +5724,7 @@
         <w:bidi w:val="0"/>
         <w:adjustRightInd w:val="0"/>
         <w:snapToGrid w:val="0"/>
-        <w:ind w:left="425" w:leftChars="0" w:hanging="425" w:firstLineChars="0"/>
+        <w:ind w:left="425" w:hanging="425" w:leftChars="0" w:firstLineChars="0"/>
         <w:textAlignment w:val="baseline"/>
         <w:rPr>
           <w:rFonts w:hint="default"/>
@@ -5875,26 +5741,26 @@
     </w:p>
     <w:p>
       <w:pPr>
-        <w:pStyle w:val="31"/>
-        <w:keepNext w:val="0"/>
-        <w:keepLines w:val="0"/>
-        <w:pageBreakBefore w:val="0"/>
-        <w:widowControl w:val="0"/>
-        <w:kinsoku w:val="0"/>
-        <w:wordWrap/>
-        <w:overflowPunct/>
-        <w:autoSpaceDE w:val="0"/>
-        <w:autoSpaceDN w:val="0"/>
-        <w:bidi w:val="0"/>
-        <w:adjustRightInd w:val="0"/>
-        <w:snapToGrid w:val="0"/>
-        <w:textAlignment w:val="baseline"/>
-        <w:rPr>
-          <w:rFonts w:hint="default"/>
-          <w:lang w:val="en-US" w:eastAsia="zh-CN"/>
-        </w:rPr>
-      </w:pPr>
-      <w:bookmarkStart w:id="23" w:name="_Toc8422"/>
+        <w:pStyle w:val="3"/>
+        <w:keepNext w:val="0"/>
+        <w:keepLines w:val="0"/>
+        <w:pageBreakBefore w:val="0"/>
+        <w:widowControl w:val="0"/>
+        <w:kinsoku w:val="0"/>
+        <w:wordWrap/>
+        <w:overflowPunct/>
+        <w:autoSpaceDE w:val="0"/>
+        <w:autoSpaceDN w:val="0"/>
+        <w:bidi w:val="0"/>
+        <w:adjustRightInd w:val="0"/>
+        <w:snapToGrid w:val="0"/>
+        <w:textAlignment w:val="baseline"/>
+        <w:rPr>
+          <w:rFonts w:hint="default"/>
+          <w:lang w:val="en-US" w:eastAsia="zh-CN"/>
+        </w:rPr>
+      </w:pPr>
+      <w:bookmarkStart w:id="24" w:name="_Toc8422"/>
       <w:r>
         <w:rPr>
           <w:rFonts w:hint="default"/>
@@ -5902,11 +5768,11 @@
         </w:rPr>
         <w:t>评审会议</w:t>
       </w:r>
-      <w:bookmarkEnd w:id="23"/>
-    </w:p>
-    <w:p>
-      <w:pPr>
-        <w:pStyle w:val="29"/>
+      <w:bookmarkEnd w:id="24"/>
+    </w:p>
+    <w:p>
+      <w:pPr>
+        <w:pStyle w:val="a1"/>
         <w:keepNext w:val="0"/>
         <w:keepLines w:val="0"/>
         <w:pageBreakBefore w:val="0"/>
@@ -5935,7 +5801,7 @@
     </w:p>
     <w:p>
       <w:pPr>
-        <w:pStyle w:val="29"/>
+        <w:pStyle w:val="a1"/>
         <w:keepNext w:val="0"/>
         <w:keepLines w:val="0"/>
         <w:pageBreakBefore w:val="0"/>
@@ -5952,7 +5818,7 @@
         <w:bidi w:val="0"/>
         <w:adjustRightInd w:val="0"/>
         <w:snapToGrid w:val="0"/>
-        <w:ind w:left="425" w:leftChars="0" w:hanging="425" w:firstLineChars="0"/>
+        <w:ind w:left="425" w:hanging="425" w:leftChars="0" w:firstLineChars="0"/>
         <w:textAlignment w:val="baseline"/>
         <w:rPr>
           <w:rFonts w:hint="default"/>
@@ -5969,7 +5835,7 @@
     </w:p>
     <w:p>
       <w:pPr>
-        <w:pStyle w:val="29"/>
+        <w:pStyle w:val="a1"/>
         <w:keepNext w:val="0"/>
         <w:keepLines w:val="0"/>
         <w:pageBreakBefore w:val="0"/>
@@ -5986,7 +5852,7 @@
         <w:bidi w:val="0"/>
         <w:adjustRightInd w:val="0"/>
         <w:snapToGrid w:val="0"/>
-        <w:ind w:left="425" w:leftChars="0" w:hanging="425" w:firstLineChars="0"/>
+        <w:ind w:left="425" w:hanging="425" w:leftChars="0" w:firstLineChars="0"/>
         <w:textAlignment w:val="baseline"/>
         <w:rPr>
           <w:rFonts w:hint="default"/>
@@ -6003,7 +5869,7 @@
     </w:p>
     <w:p>
       <w:pPr>
-        <w:pStyle w:val="29"/>
+        <w:pStyle w:val="a1"/>
         <w:keepNext w:val="0"/>
         <w:keepLines w:val="0"/>
         <w:pageBreakBefore w:val="0"/>
@@ -6020,7 +5886,7 @@
         <w:bidi w:val="0"/>
         <w:adjustRightInd w:val="0"/>
         <w:snapToGrid w:val="0"/>
-        <w:ind w:left="425" w:leftChars="0" w:hanging="425" w:firstLineChars="0"/>
+        <w:ind w:left="425" w:hanging="425" w:leftChars="0" w:firstLineChars="0"/>
         <w:textAlignment w:val="baseline"/>
         <w:rPr>
           <w:rFonts w:hint="default"/>
@@ -6037,7 +5903,7 @@
     </w:p>
     <w:p>
       <w:pPr>
-        <w:pStyle w:val="29"/>
+        <w:pStyle w:val="a1"/>
         <w:keepNext w:val="0"/>
         <w:keepLines w:val="0"/>
         <w:pageBreakBefore w:val="0"/>
@@ -6054,7 +5920,7 @@
         <w:bidi w:val="0"/>
         <w:adjustRightInd w:val="0"/>
         <w:snapToGrid w:val="0"/>
-        <w:ind w:left="425" w:leftChars="0" w:hanging="425" w:firstLineChars="0"/>
+        <w:ind w:left="425" w:hanging="425" w:leftChars="0" w:firstLineChars="0"/>
         <w:textAlignment w:val="baseline"/>
         <w:rPr>
           <w:rFonts w:hint="default"/>
@@ -6071,7 +5937,7 @@
     </w:p>
     <w:p>
       <w:pPr>
-        <w:pStyle w:val="29"/>
+        <w:pStyle w:val="a1"/>
         <w:keepNext w:val="0"/>
         <w:keepLines w:val="0"/>
         <w:pageBreakBefore w:val="0"/>
@@ -6088,7 +5954,7 @@
         <w:bidi w:val="0"/>
         <w:adjustRightInd w:val="0"/>
         <w:snapToGrid w:val="0"/>
-        <w:ind w:left="425" w:leftChars="0" w:hanging="425" w:firstLineChars="0"/>
+        <w:ind w:left="425" w:hanging="425" w:leftChars="0" w:firstLineChars="0"/>
         <w:textAlignment w:val="baseline"/>
         <w:rPr>
           <w:rFonts w:hint="default"/>
@@ -6105,26 +5971,26 @@
     </w:p>
     <w:p>
       <w:pPr>
-        <w:pStyle w:val="30"/>
-        <w:keepNext w:val="0"/>
-        <w:keepLines w:val="0"/>
-        <w:pageBreakBefore w:val="0"/>
-        <w:widowControl w:val="0"/>
-        <w:kinsoku w:val="0"/>
-        <w:wordWrap/>
-        <w:overflowPunct/>
-        <w:autoSpaceDE w:val="0"/>
-        <w:autoSpaceDN w:val="0"/>
-        <w:bidi w:val="0"/>
-        <w:adjustRightInd w:val="0"/>
-        <w:snapToGrid w:val="0"/>
-        <w:textAlignment w:val="baseline"/>
-        <w:rPr>
-          <w:rFonts w:hint="default"/>
-          <w:lang w:val="en-US" w:eastAsia="zh-CN"/>
-        </w:rPr>
-      </w:pPr>
-      <w:bookmarkStart w:id="24" w:name="_Toc16558"/>
+        <w:pStyle w:val="2"/>
+        <w:keepNext w:val="0"/>
+        <w:keepLines w:val="0"/>
+        <w:pageBreakBefore w:val="0"/>
+        <w:widowControl w:val="0"/>
+        <w:kinsoku w:val="0"/>
+        <w:wordWrap/>
+        <w:overflowPunct/>
+        <w:autoSpaceDE w:val="0"/>
+        <w:autoSpaceDN w:val="0"/>
+        <w:bidi w:val="0"/>
+        <w:adjustRightInd w:val="0"/>
+        <w:snapToGrid w:val="0"/>
+        <w:textAlignment w:val="baseline"/>
+        <w:rPr>
+          <w:rFonts w:hint="default"/>
+          <w:lang w:val="en-US" w:eastAsia="zh-CN"/>
+        </w:rPr>
+      </w:pPr>
+      <w:bookmarkStart w:id="25" w:name="_Toc16558"/>
       <w:r>
         <w:rPr>
           <w:rFonts w:hint="default"/>
@@ -6132,30 +5998,30 @@
         </w:rPr>
         <w:t>评审输出</w:t>
       </w:r>
-      <w:bookmarkEnd w:id="24"/>
-    </w:p>
-    <w:p>
-      <w:pPr>
-        <w:pStyle w:val="31"/>
-        <w:keepNext w:val="0"/>
-        <w:keepLines w:val="0"/>
-        <w:pageBreakBefore w:val="0"/>
-        <w:widowControl w:val="0"/>
-        <w:kinsoku w:val="0"/>
-        <w:wordWrap/>
-        <w:overflowPunct/>
-        <w:autoSpaceDE w:val="0"/>
-        <w:autoSpaceDN w:val="0"/>
-        <w:bidi w:val="0"/>
-        <w:adjustRightInd w:val="0"/>
-        <w:snapToGrid w:val="0"/>
-        <w:textAlignment w:val="baseline"/>
-        <w:rPr>
-          <w:rFonts w:hint="default"/>
-          <w:lang w:val="en-US" w:eastAsia="zh-CN"/>
-        </w:rPr>
-      </w:pPr>
-      <w:bookmarkStart w:id="25" w:name="_Toc10576"/>
+      <w:bookmarkEnd w:id="25"/>
+    </w:p>
+    <w:p>
+      <w:pPr>
+        <w:pStyle w:val="3"/>
+        <w:keepNext w:val="0"/>
+        <w:keepLines w:val="0"/>
+        <w:pageBreakBefore w:val="0"/>
+        <w:widowControl w:val="0"/>
+        <w:kinsoku w:val="0"/>
+        <w:wordWrap/>
+        <w:overflowPunct/>
+        <w:autoSpaceDE w:val="0"/>
+        <w:autoSpaceDN w:val="0"/>
+        <w:bidi w:val="0"/>
+        <w:adjustRightInd w:val="0"/>
+        <w:snapToGrid w:val="0"/>
+        <w:textAlignment w:val="baseline"/>
+        <w:rPr>
+          <w:rFonts w:hint="default"/>
+          <w:lang w:val="en-US" w:eastAsia="zh-CN"/>
+        </w:rPr>
+      </w:pPr>
+      <w:bookmarkStart w:id="26" w:name="_Toc10576"/>
       <w:r>
         <w:rPr>
           <w:rFonts w:hint="default"/>
@@ -6163,11 +6029,11 @@
         </w:rPr>
         <w:t>评审结论</w:t>
       </w:r>
-      <w:bookmarkEnd w:id="25"/>
-    </w:p>
-    <w:p>
-      <w:pPr>
-        <w:pStyle w:val="29"/>
+      <w:bookmarkEnd w:id="26"/>
+    </w:p>
+    <w:p>
+      <w:pPr>
+        <w:pStyle w:val="a1"/>
         <w:keepNext w:val="0"/>
         <w:keepLines w:val="0"/>
         <w:pageBreakBefore w:val="0"/>
@@ -6196,7 +6062,7 @@
     </w:p>
     <w:p>
       <w:pPr>
-        <w:pStyle w:val="29"/>
+        <w:pStyle w:val="a1"/>
         <w:keepNext w:val="0"/>
         <w:keepLines w:val="0"/>
         <w:pageBreakBefore w:val="0"/>
@@ -6213,7 +6079,7 @@
         <w:bidi w:val="0"/>
         <w:adjustRightInd w:val="0"/>
         <w:snapToGrid w:val="0"/>
-        <w:ind w:left="425" w:leftChars="0" w:hanging="425" w:firstLineChars="0"/>
+        <w:ind w:left="425" w:hanging="425" w:leftChars="0" w:firstLineChars="0"/>
         <w:textAlignment w:val="baseline"/>
         <w:rPr>
           <w:rFonts w:hint="default"/>
@@ -6230,7 +6096,7 @@
     </w:p>
     <w:p>
       <w:pPr>
-        <w:pStyle w:val="29"/>
+        <w:pStyle w:val="a1"/>
         <w:keepNext w:val="0"/>
         <w:keepLines w:val="0"/>
         <w:pageBreakBefore w:val="0"/>
@@ -6247,7 +6113,7 @@
         <w:bidi w:val="0"/>
         <w:adjustRightInd w:val="0"/>
         <w:snapToGrid w:val="0"/>
-        <w:ind w:left="425" w:leftChars="0" w:hanging="425" w:firstLineChars="0"/>
+        <w:ind w:left="425" w:hanging="425" w:leftChars="0" w:firstLineChars="0"/>
         <w:textAlignment w:val="baseline"/>
         <w:rPr>
           <w:rFonts w:hint="default"/>
@@ -6264,7 +6130,7 @@
     </w:p>
     <w:p>
       <w:pPr>
-        <w:pStyle w:val="29"/>
+        <w:pStyle w:val="a1"/>
         <w:keepNext w:val="0"/>
         <w:keepLines w:val="0"/>
         <w:pageBreakBefore w:val="0"/>
@@ -6281,7 +6147,7 @@
         <w:bidi w:val="0"/>
         <w:adjustRightInd w:val="0"/>
         <w:snapToGrid w:val="0"/>
-        <w:ind w:left="425" w:leftChars="0" w:hanging="425" w:firstLineChars="0"/>
+        <w:ind w:left="425" w:hanging="425" w:leftChars="0" w:firstLineChars="0"/>
         <w:textAlignment w:val="baseline"/>
         <w:rPr>
           <w:rFonts w:hint="default"/>
@@ -6298,7 +6164,7 @@
     </w:p>
     <w:p>
       <w:pPr>
-        <w:pStyle w:val="29"/>
+        <w:pStyle w:val="a1"/>
         <w:keepNext w:val="0"/>
         <w:keepLines w:val="0"/>
         <w:pageBreakBefore w:val="0"/>
@@ -6315,7 +6181,7 @@
         <w:bidi w:val="0"/>
         <w:adjustRightInd w:val="0"/>
         <w:snapToGrid w:val="0"/>
-        <w:ind w:left="425" w:leftChars="0" w:hanging="425" w:firstLineChars="0"/>
+        <w:ind w:left="425" w:hanging="425" w:leftChars="0" w:firstLineChars="0"/>
         <w:textAlignment w:val="baseline"/>
         <w:rPr>
           <w:rFonts w:hint="default"/>
@@ -6332,7 +6198,7 @@
     </w:p>
     <w:p>
       <w:pPr>
-        <w:pStyle w:val="29"/>
+        <w:pStyle w:val="a1"/>
         <w:keepNext w:val="0"/>
         <w:keepLines w:val="0"/>
         <w:pageBreakBefore w:val="0"/>
@@ -6349,7 +6215,7 @@
         <w:bidi w:val="0"/>
         <w:adjustRightInd w:val="0"/>
         <w:snapToGrid w:val="0"/>
-        <w:ind w:left="425" w:leftChars="0" w:hanging="425" w:firstLineChars="0"/>
+        <w:ind w:left="425" w:hanging="425" w:leftChars="0" w:firstLineChars="0"/>
         <w:textAlignment w:val="baseline"/>
         <w:rPr>
           <w:rFonts w:hint="default"/>
@@ -6366,26 +6232,26 @@
     </w:p>
     <w:p>
       <w:pPr>
-        <w:pStyle w:val="31"/>
-        <w:keepNext w:val="0"/>
-        <w:keepLines w:val="0"/>
-        <w:pageBreakBefore w:val="0"/>
-        <w:widowControl w:val="0"/>
-        <w:kinsoku w:val="0"/>
-        <w:wordWrap/>
-        <w:overflowPunct/>
-        <w:autoSpaceDE w:val="0"/>
-        <w:autoSpaceDN w:val="0"/>
-        <w:bidi w:val="0"/>
-        <w:adjustRightInd w:val="0"/>
-        <w:snapToGrid w:val="0"/>
-        <w:textAlignment w:val="baseline"/>
-        <w:rPr>
-          <w:rFonts w:hint="default"/>
-          <w:lang w:val="en-US" w:eastAsia="zh-CN"/>
-        </w:rPr>
-      </w:pPr>
-      <w:bookmarkStart w:id="26" w:name="_Toc26604"/>
+        <w:pStyle w:val="3"/>
+        <w:keepNext w:val="0"/>
+        <w:keepLines w:val="0"/>
+        <w:pageBreakBefore w:val="0"/>
+        <w:widowControl w:val="0"/>
+        <w:kinsoku w:val="0"/>
+        <w:wordWrap/>
+        <w:overflowPunct/>
+        <w:autoSpaceDE w:val="0"/>
+        <w:autoSpaceDN w:val="0"/>
+        <w:bidi w:val="0"/>
+        <w:adjustRightInd w:val="0"/>
+        <w:snapToGrid w:val="0"/>
+        <w:textAlignment w:val="baseline"/>
+        <w:rPr>
+          <w:rFonts w:hint="default"/>
+          <w:lang w:val="en-US" w:eastAsia="zh-CN"/>
+        </w:rPr>
+      </w:pPr>
+      <w:bookmarkStart w:id="27" w:name="_Toc26604"/>
       <w:r>
         <w:rPr>
           <w:rFonts w:hint="default"/>
@@ -6393,11 +6259,11 @@
         </w:rPr>
         <w:t>评审报告</w:t>
       </w:r>
-      <w:bookmarkEnd w:id="26"/>
-    </w:p>
-    <w:p>
-      <w:pPr>
-        <w:pStyle w:val="29"/>
+      <w:bookmarkEnd w:id="27"/>
+    </w:p>
+    <w:p>
+      <w:pPr>
+        <w:pStyle w:val="a1"/>
         <w:keepNext w:val="0"/>
         <w:keepLines w:val="0"/>
         <w:pageBreakBefore w:val="0"/>
@@ -6426,7 +6292,7 @@
     </w:p>
     <w:p>
       <w:pPr>
-        <w:pStyle w:val="29"/>
+        <w:pStyle w:val="a1"/>
         <w:keepNext w:val="0"/>
         <w:keepLines w:val="0"/>
         <w:pageBreakBefore w:val="0"/>
@@ -6443,7 +6309,7 @@
         <w:bidi w:val="0"/>
         <w:adjustRightInd w:val="0"/>
         <w:snapToGrid w:val="0"/>
-        <w:ind w:left="425" w:leftChars="0" w:hanging="425" w:firstLineChars="0"/>
+        <w:ind w:left="425" w:hanging="425" w:leftChars="0" w:firstLineChars="0"/>
         <w:textAlignment w:val="baseline"/>
         <w:rPr>
           <w:rFonts w:hint="default"/>
@@ -6460,7 +6326,7 @@
     </w:p>
     <w:p>
       <w:pPr>
-        <w:pStyle w:val="29"/>
+        <w:pStyle w:val="a1"/>
         <w:keepNext w:val="0"/>
         <w:keepLines w:val="0"/>
         <w:pageBreakBefore w:val="0"/>
@@ -6477,7 +6343,7 @@
         <w:bidi w:val="0"/>
         <w:adjustRightInd w:val="0"/>
         <w:snapToGrid w:val="0"/>
-        <w:ind w:left="425" w:leftChars="0" w:hanging="425" w:firstLineChars="0"/>
+        <w:ind w:left="425" w:hanging="425" w:leftChars="0" w:firstLineChars="0"/>
         <w:textAlignment w:val="baseline"/>
         <w:rPr>
           <w:rFonts w:hint="default"/>
@@ -6494,7 +6360,7 @@
     </w:p>
     <w:p>
       <w:pPr>
-        <w:pStyle w:val="29"/>
+        <w:pStyle w:val="a1"/>
         <w:keepNext w:val="0"/>
         <w:keepLines w:val="0"/>
         <w:pageBreakBefore w:val="0"/>
@@ -6511,7 +6377,7 @@
         <w:bidi w:val="0"/>
         <w:adjustRightInd w:val="0"/>
         <w:snapToGrid w:val="0"/>
-        <w:ind w:left="425" w:leftChars="0" w:hanging="425" w:firstLineChars="0"/>
+        <w:ind w:left="425" w:hanging="425" w:leftChars="0" w:firstLineChars="0"/>
         <w:textAlignment w:val="baseline"/>
         <w:rPr>
           <w:rFonts w:hint="default"/>
@@ -6528,7 +6394,7 @@
     </w:p>
     <w:p>
       <w:pPr>
-        <w:pStyle w:val="29"/>
+        <w:pStyle w:val="a1"/>
         <w:keepNext w:val="0"/>
         <w:keepLines w:val="0"/>
         <w:pageBreakBefore w:val="0"/>
@@ -6545,7 +6411,7 @@
         <w:bidi w:val="0"/>
         <w:adjustRightInd w:val="0"/>
         <w:snapToGrid w:val="0"/>
-        <w:ind w:left="425" w:leftChars="0" w:hanging="425" w:firstLineChars="0"/>
+        <w:ind w:left="425" w:hanging="425" w:leftChars="0" w:firstLineChars="0"/>
         <w:textAlignment w:val="baseline"/>
         <w:rPr>
           <w:rFonts w:hint="default"/>
@@ -6562,7 +6428,7 @@
     </w:p>
     <w:p>
       <w:pPr>
-        <w:pStyle w:val="29"/>
+        <w:pStyle w:val="a1"/>
         <w:keepNext w:val="0"/>
         <w:keepLines w:val="0"/>
         <w:pageBreakBefore w:val="0"/>
@@ -6579,7 +6445,7 @@
         <w:bidi w:val="0"/>
         <w:adjustRightInd w:val="0"/>
         <w:snapToGrid w:val="0"/>
-        <w:ind w:left="425" w:leftChars="0" w:hanging="425" w:firstLineChars="0"/>
+        <w:ind w:left="425" w:hanging="425" w:leftChars="0" w:firstLineChars="0"/>
         <w:textAlignment w:val="baseline"/>
         <w:rPr>
           <w:rFonts w:hint="default"/>
@@ -6596,26 +6462,26 @@
     </w:p>
     <w:p>
       <w:pPr>
-        <w:pStyle w:val="30"/>
-        <w:keepNext w:val="0"/>
-        <w:keepLines w:val="0"/>
-        <w:pageBreakBefore w:val="0"/>
-        <w:widowControl w:val="0"/>
-        <w:kinsoku w:val="0"/>
-        <w:wordWrap/>
-        <w:overflowPunct/>
-        <w:autoSpaceDE w:val="0"/>
-        <w:autoSpaceDN w:val="0"/>
-        <w:bidi w:val="0"/>
-        <w:adjustRightInd w:val="0"/>
-        <w:snapToGrid w:val="0"/>
-        <w:textAlignment w:val="baseline"/>
-        <w:rPr>
-          <w:rFonts w:hint="default"/>
-          <w:lang w:val="en-US" w:eastAsia="zh-CN"/>
-        </w:rPr>
-      </w:pPr>
-      <w:bookmarkStart w:id="27" w:name="_Toc4412"/>
+        <w:pStyle w:val="2"/>
+        <w:keepNext w:val="0"/>
+        <w:keepLines w:val="0"/>
+        <w:pageBreakBefore w:val="0"/>
+        <w:widowControl w:val="0"/>
+        <w:kinsoku w:val="0"/>
+        <w:wordWrap/>
+        <w:overflowPunct/>
+        <w:autoSpaceDE w:val="0"/>
+        <w:autoSpaceDN w:val="0"/>
+        <w:bidi w:val="0"/>
+        <w:adjustRightInd w:val="0"/>
+        <w:snapToGrid w:val="0"/>
+        <w:textAlignment w:val="baseline"/>
+        <w:rPr>
+          <w:rFonts w:hint="default"/>
+          <w:lang w:val="en-US" w:eastAsia="zh-CN"/>
+        </w:rPr>
+      </w:pPr>
+      <w:bookmarkStart w:id="28" w:name="_Toc4412"/>
       <w:r>
         <w:rPr>
           <w:rFonts w:hint="default"/>
@@ -6623,30 +6489,30 @@
         </w:rPr>
         <w:t>改进措施跟踪</w:t>
       </w:r>
-      <w:bookmarkEnd w:id="27"/>
-    </w:p>
-    <w:p>
-      <w:pPr>
-        <w:pStyle w:val="31"/>
-        <w:keepNext w:val="0"/>
-        <w:keepLines w:val="0"/>
-        <w:pageBreakBefore w:val="0"/>
-        <w:widowControl w:val="0"/>
-        <w:kinsoku w:val="0"/>
-        <w:wordWrap/>
-        <w:overflowPunct/>
-        <w:autoSpaceDE w:val="0"/>
-        <w:autoSpaceDN w:val="0"/>
-        <w:bidi w:val="0"/>
-        <w:adjustRightInd w:val="0"/>
-        <w:snapToGrid w:val="0"/>
-        <w:textAlignment w:val="baseline"/>
-        <w:rPr>
-          <w:rFonts w:hint="default"/>
-          <w:lang w:val="en-US" w:eastAsia="zh-CN"/>
-        </w:rPr>
-      </w:pPr>
-      <w:bookmarkStart w:id="28" w:name="_Toc14800"/>
+      <w:bookmarkEnd w:id="28"/>
+    </w:p>
+    <w:p>
+      <w:pPr>
+        <w:pStyle w:val="3"/>
+        <w:keepNext w:val="0"/>
+        <w:keepLines w:val="0"/>
+        <w:pageBreakBefore w:val="0"/>
+        <w:widowControl w:val="0"/>
+        <w:kinsoku w:val="0"/>
+        <w:wordWrap/>
+        <w:overflowPunct/>
+        <w:autoSpaceDE w:val="0"/>
+        <w:autoSpaceDN w:val="0"/>
+        <w:bidi w:val="0"/>
+        <w:adjustRightInd w:val="0"/>
+        <w:snapToGrid w:val="0"/>
+        <w:textAlignment w:val="baseline"/>
+        <w:rPr>
+          <w:rFonts w:hint="default"/>
+          <w:lang w:val="en-US" w:eastAsia="zh-CN"/>
+        </w:rPr>
+      </w:pPr>
+      <w:bookmarkStart w:id="29" w:name="_Toc14800"/>
       <w:r>
         <w:rPr>
           <w:rFonts w:hint="default"/>
@@ -6654,11 +6520,11 @@
         </w:rPr>
         <w:t>措施实施</w:t>
       </w:r>
-      <w:bookmarkEnd w:id="28"/>
-    </w:p>
-    <w:p>
-      <w:pPr>
-        <w:pStyle w:val="29"/>
+      <w:bookmarkEnd w:id="29"/>
+    </w:p>
+    <w:p>
+      <w:pPr>
+        <w:pStyle w:val="a1"/>
         <w:keepNext w:val="0"/>
         <w:keepLines w:val="0"/>
         <w:pageBreakBefore w:val="0"/>
@@ -6687,7 +6553,7 @@
     </w:p>
     <w:p>
       <w:pPr>
-        <w:pStyle w:val="29"/>
+        <w:pStyle w:val="a1"/>
         <w:keepNext w:val="0"/>
         <w:keepLines w:val="0"/>
         <w:pageBreakBefore w:val="0"/>
@@ -6704,7 +6570,7 @@
         <w:bidi w:val="0"/>
         <w:adjustRightInd w:val="0"/>
         <w:snapToGrid w:val="0"/>
-        <w:ind w:left="425" w:leftChars="0" w:hanging="425" w:firstLineChars="0"/>
+        <w:ind w:left="425" w:hanging="425" w:leftChars="0" w:firstLineChars="0"/>
         <w:textAlignment w:val="baseline"/>
         <w:rPr>
           <w:rFonts w:hint="default"/>
@@ -6721,7 +6587,7 @@
     </w:p>
     <w:p>
       <w:pPr>
-        <w:pStyle w:val="29"/>
+        <w:pStyle w:val="a1"/>
         <w:keepNext w:val="0"/>
         <w:keepLines w:val="0"/>
         <w:pageBreakBefore w:val="0"/>
@@ -6738,7 +6604,7 @@
         <w:bidi w:val="0"/>
         <w:adjustRightInd w:val="0"/>
         <w:snapToGrid w:val="0"/>
-        <w:ind w:left="425" w:leftChars="0" w:hanging="425" w:firstLineChars="0"/>
+        <w:ind w:left="425" w:hanging="425" w:leftChars="0" w:firstLineChars="0"/>
         <w:textAlignment w:val="baseline"/>
         <w:rPr>
           <w:rFonts w:hint="default"/>
@@ -6755,7 +6621,7 @@
     </w:p>
     <w:p>
       <w:pPr>
-        <w:pStyle w:val="29"/>
+        <w:pStyle w:val="a1"/>
         <w:keepNext w:val="0"/>
         <w:keepLines w:val="0"/>
         <w:pageBreakBefore w:val="0"/>
@@ -6772,7 +6638,7 @@
         <w:bidi w:val="0"/>
         <w:adjustRightInd w:val="0"/>
         <w:snapToGrid w:val="0"/>
-        <w:ind w:left="425" w:leftChars="0" w:hanging="425" w:firstLineChars="0"/>
+        <w:ind w:left="425" w:hanging="425" w:leftChars="0" w:firstLineChars="0"/>
         <w:textAlignment w:val="baseline"/>
         <w:rPr>
           <w:rFonts w:hint="default"/>
@@ -6789,26 +6655,26 @@
     </w:p>
     <w:p>
       <w:pPr>
-        <w:pStyle w:val="31"/>
-        <w:keepNext w:val="0"/>
-        <w:keepLines w:val="0"/>
-        <w:pageBreakBefore w:val="0"/>
-        <w:widowControl w:val="0"/>
-        <w:kinsoku w:val="0"/>
-        <w:wordWrap/>
-        <w:overflowPunct/>
-        <w:autoSpaceDE w:val="0"/>
-        <w:autoSpaceDN w:val="0"/>
-        <w:bidi w:val="0"/>
-        <w:adjustRightInd w:val="0"/>
-        <w:snapToGrid w:val="0"/>
-        <w:textAlignment w:val="baseline"/>
-        <w:rPr>
-          <w:rFonts w:hint="default"/>
-          <w:lang w:val="en-US" w:eastAsia="zh-CN"/>
-        </w:rPr>
-      </w:pPr>
-      <w:bookmarkStart w:id="29" w:name="_Toc5819"/>
+        <w:pStyle w:val="3"/>
+        <w:keepNext w:val="0"/>
+        <w:keepLines w:val="0"/>
+        <w:pageBreakBefore w:val="0"/>
+        <w:widowControl w:val="0"/>
+        <w:kinsoku w:val="0"/>
+        <w:wordWrap/>
+        <w:overflowPunct/>
+        <w:autoSpaceDE w:val="0"/>
+        <w:autoSpaceDN w:val="0"/>
+        <w:bidi w:val="0"/>
+        <w:adjustRightInd w:val="0"/>
+        <w:snapToGrid w:val="0"/>
+        <w:textAlignment w:val="baseline"/>
+        <w:rPr>
+          <w:rFonts w:hint="default"/>
+          <w:lang w:val="en-US" w:eastAsia="zh-CN"/>
+        </w:rPr>
+      </w:pPr>
+      <w:bookmarkStart w:id="30" w:name="_Toc5819"/>
       <w:r>
         <w:rPr>
           <w:rFonts w:hint="default"/>
@@ -6816,11 +6682,11 @@
         </w:rPr>
         <w:t>效果验证</w:t>
       </w:r>
-      <w:bookmarkEnd w:id="29"/>
-    </w:p>
-    <w:p>
-      <w:pPr>
-        <w:pStyle w:val="29"/>
+      <w:bookmarkEnd w:id="30"/>
+    </w:p>
+    <w:p>
+      <w:pPr>
+        <w:pStyle w:val="a1"/>
         <w:keepNext w:val="0"/>
         <w:keepLines w:val="0"/>
         <w:pageBreakBefore w:val="0"/>
@@ -6849,7 +6715,7 @@
     </w:p>
     <w:p>
       <w:pPr>
-        <w:pStyle w:val="29"/>
+        <w:pStyle w:val="a1"/>
         <w:keepNext w:val="0"/>
         <w:keepLines w:val="0"/>
         <w:pageBreakBefore w:val="0"/>
@@ -6866,7 +6732,7 @@
         <w:bidi w:val="0"/>
         <w:adjustRightInd w:val="0"/>
         <w:snapToGrid w:val="0"/>
-        <w:ind w:left="425" w:leftChars="0" w:hanging="425" w:firstLineChars="0"/>
+        <w:ind w:left="425" w:hanging="425" w:leftChars="0" w:firstLineChars="0"/>
         <w:textAlignment w:val="baseline"/>
         <w:rPr>
           <w:rFonts w:hint="default"/>
@@ -6883,7 +6749,7 @@
     </w:p>
     <w:p>
       <w:pPr>
-        <w:pStyle w:val="29"/>
+        <w:pStyle w:val="a1"/>
         <w:keepNext w:val="0"/>
         <w:keepLines w:val="0"/>
         <w:pageBreakBefore w:val="0"/>
@@ -6900,7 +6766,7 @@
         <w:bidi w:val="0"/>
         <w:adjustRightInd w:val="0"/>
         <w:snapToGrid w:val="0"/>
-        <w:ind w:left="425" w:leftChars="0" w:hanging="425" w:firstLineChars="0"/>
+        <w:ind w:left="425" w:hanging="425" w:leftChars="0" w:firstLineChars="0"/>
         <w:textAlignment w:val="baseline"/>
         <w:rPr>
           <w:rFonts w:hint="default"/>
@@ -6917,7 +6783,7 @@
     </w:p>
     <w:p>
       <w:pPr>
-        <w:pStyle w:val="29"/>
+        <w:pStyle w:val="a1"/>
         <w:keepNext w:val="0"/>
         <w:keepLines w:val="0"/>
         <w:pageBreakBefore w:val="0"/>
@@ -6934,7 +6800,7 @@
         <w:bidi w:val="0"/>
         <w:adjustRightInd w:val="0"/>
         <w:snapToGrid w:val="0"/>
-        <w:ind w:left="425" w:leftChars="0" w:hanging="425" w:firstLineChars="0"/>
+        <w:ind w:left="425" w:hanging="425" w:leftChars="0" w:firstLineChars="0"/>
         <w:textAlignment w:val="baseline"/>
         <w:rPr>
           <w:rFonts w:hint="default"/>
@@ -6951,14 +6817,14 @@
     </w:p>
     <w:p>
       <w:pPr>
-        <w:pStyle w:val="30"/>
-        <w:bidi w:val="0"/>
-        <w:rPr>
-          <w:rFonts w:hint="default"/>
-          <w:lang w:val="en-US" w:eastAsia="zh-CN"/>
-        </w:rPr>
-      </w:pPr>
-      <w:bookmarkStart w:id="30" w:name="_Toc28537"/>
+        <w:pStyle w:val="2"/>
+        <w:bidi w:val="0"/>
+        <w:rPr>
+          <w:rFonts w:hint="default"/>
+          <w:lang w:val="en-US" w:eastAsia="zh-CN"/>
+        </w:rPr>
+      </w:pPr>
+      <w:bookmarkStart w:id="31" w:name="_Toc28537"/>
       <w:r>
         <w:rPr>
           <w:rFonts w:hint="eastAsia"/>
@@ -6966,22 +6832,21 @@
         </w:rPr>
         <w:t>考核指标</w:t>
       </w:r>
-      <w:bookmarkEnd w:id="30"/>
+      <w:bookmarkEnd w:id="31"/>
     </w:p>
     <w:tbl>
       <w:tblPr>
-        <w:tblStyle w:val="21"/>
+        <w:tblStyle w:val="TableGrid"/>
         <w:tblW w:w="8522" w:type="dxa"/>
         <w:tblInd w:w="0" w:type="dxa"/>
         <w:tblBorders>
-          <w:top w:val="single" w:color="auto" w:sz="4" w:space="0"/>
-          <w:left w:val="single" w:color="auto" w:sz="4" w:space="0"/>
-          <w:bottom w:val="single" w:color="auto" w:sz="4" w:space="0"/>
-          <w:right w:val="single" w:color="auto" w:sz="4" w:space="0"/>
-          <w:insideH w:val="single" w:color="auto" w:sz="4" w:space="0"/>
-          <w:insideV w:val="single" w:color="auto" w:sz="4" w:space="0"/>
+          <w:top w:val="single" w:sz="4" w:space="0" w:color="auto"/>
+          <w:left w:val="single" w:sz="4" w:space="0" w:color="auto"/>
+          <w:bottom w:val="single" w:sz="4" w:space="0" w:color="auto"/>
+          <w:right w:val="single" w:sz="4" w:space="0" w:color="auto"/>
+          <w:insideH w:val="single" w:sz="4" w:space="0" w:color="auto"/>
+          <w:insideV w:val="single" w:sz="4" w:space="0" w:color="auto"/>
         </w:tblBorders>
-        <w:tblLayout w:type="autofit"/>
         <w:tblCellMar>
           <w:top w:w="0" w:type="dxa"/>
           <w:left w:w="108" w:type="dxa"/>
@@ -6997,13 +6862,15 @@
       </w:tblGrid>
       <w:tr>
         <w:tblPrEx>
+          <w:tblW w:w="8522" w:type="dxa"/>
+          <w:tblInd w:w="0" w:type="dxa"/>
           <w:tblBorders>
-            <w:top w:val="single" w:color="auto" w:sz="4" w:space="0"/>
-            <w:left w:val="single" w:color="auto" w:sz="4" w:space="0"/>
-            <w:bottom w:val="single" w:color="auto" w:sz="4" w:space="0"/>
-            <w:right w:val="single" w:color="auto" w:sz="4" w:space="0"/>
-            <w:insideH w:val="single" w:color="auto" w:sz="4" w:space="0"/>
-            <w:insideV w:val="single" w:color="auto" w:sz="4" w:space="0"/>
+            <w:top w:val="single" w:sz="4" w:space="0" w:color="auto"/>
+            <w:left w:val="single" w:sz="4" w:space="0" w:color="auto"/>
+            <w:bottom w:val="single" w:sz="4" w:space="0" w:color="auto"/>
+            <w:right w:val="single" w:sz="4" w:space="0" w:color="auto"/>
+            <w:insideH w:val="single" w:sz="4" w:space="0" w:color="auto"/>
+            <w:insideV w:val="single" w:sz="4" w:space="0" w:color="auto"/>
           </w:tblBorders>
           <w:tblCellMar>
             <w:top w:w="0" w:type="dxa"/>
@@ -7018,7 +6885,7 @@
           </w:tcPr>
           <w:p>
             <w:pPr>
-              <w:pStyle w:val="29"/>
+              <w:pStyle w:val="a1"/>
               <w:widowControl w:val="0"/>
               <w:rPr>
                 <w:rFonts w:hint="default"/>
@@ -7042,7 +6909,7 @@
           </w:tcPr>
           <w:p>
             <w:pPr>
-              <w:pStyle w:val="29"/>
+              <w:pStyle w:val="a1"/>
               <w:widowControl w:val="0"/>
               <w:rPr>
                 <w:rFonts w:hint="default"/>
@@ -7066,9 +6933,9 @@
           </w:tcPr>
           <w:p>
             <w:pPr>
-              <w:pStyle w:val="29"/>
+              <w:pStyle w:val="a1"/>
               <w:widowControl w:val="0"/>
-              <w:ind w:left="0" w:leftChars="0" w:firstLine="0" w:firstLineChars="0"/>
+              <w:ind w:left="0" w:firstLine="0" w:leftChars="0" w:firstLineChars="0"/>
               <w:rPr>
                 <w:rFonts w:hint="default"/>
                 <w:vertAlign w:val="baseline"/>
@@ -7091,7 +6958,7 @@
           </w:tcPr>
           <w:p>
             <w:pPr>
-              <w:pStyle w:val="29"/>
+              <w:pStyle w:val="a1"/>
               <w:widowControl w:val="0"/>
               <w:rPr>
                 <w:rFonts w:hint="default"/>
@@ -7112,14 +6979,8 @@
       </w:tr>
       <w:tr>
         <w:tblPrEx>
-          <w:tblBorders>
-            <w:top w:val="single" w:color="auto" w:sz="4" w:space="0"/>
-            <w:left w:val="single" w:color="auto" w:sz="4" w:space="0"/>
-            <w:bottom w:val="single" w:color="auto" w:sz="4" w:space="0"/>
-            <w:right w:val="single" w:color="auto" w:sz="4" w:space="0"/>
-            <w:insideH w:val="single" w:color="auto" w:sz="4" w:space="0"/>
-            <w:insideV w:val="single" w:color="auto" w:sz="4" w:space="0"/>
-          </w:tblBorders>
+          <w:tblW w:w="8522" w:type="dxa"/>
+          <w:tblInd w:w="0" w:type="dxa"/>
           <w:tblCellMar>
             <w:top w:w="0" w:type="dxa"/>
             <w:left w:w="108" w:type="dxa"/>
@@ -7134,7 +6995,7 @@
           </w:tcPr>
           <w:p>
             <w:pPr>
-              <w:pStyle w:val="29"/>
+              <w:pStyle w:val="a1"/>
               <w:widowControl w:val="0"/>
               <w:rPr>
                 <w:rFonts w:hint="default"/>
@@ -7159,7 +7020,7 @@
           </w:tcPr>
           <w:p>
             <w:pPr>
-              <w:pStyle w:val="29"/>
+              <w:pStyle w:val="a1"/>
               <w:widowControl w:val="0"/>
               <w:rPr>
                 <w:rFonts w:hint="default"/>
@@ -7184,9 +7045,9 @@
           </w:tcPr>
           <w:p>
             <w:pPr>
-              <w:pStyle w:val="29"/>
+              <w:pStyle w:val="a1"/>
               <w:widowControl w:val="0"/>
-              <w:ind w:left="0" w:leftChars="0" w:firstLine="0" w:firstLineChars="0"/>
+              <w:ind w:left="0" w:firstLine="0" w:leftChars="0" w:firstLineChars="0"/>
               <w:rPr>
                 <w:rFonts w:hint="default"/>
                 <w:vertAlign w:val="baseline"/>
@@ -7210,7 +7071,7 @@
           </w:tcPr>
           <w:p>
             <w:pPr>
-              <w:pStyle w:val="29"/>
+              <w:pStyle w:val="a1"/>
               <w:widowControl w:val="0"/>
               <w:rPr>
                 <w:rFonts w:hint="default"/>
@@ -7232,40 +7093,40 @@
     </w:tbl>
     <w:p>
       <w:pPr>
-        <w:pStyle w:val="28"/>
-        <w:keepNext w:val="0"/>
-        <w:keepLines w:val="0"/>
-        <w:pageBreakBefore w:val="0"/>
-        <w:widowControl w:val="0"/>
-        <w:kinsoku w:val="0"/>
-        <w:wordWrap/>
-        <w:overflowPunct/>
-        <w:autoSpaceDE w:val="0"/>
-        <w:autoSpaceDN w:val="0"/>
-        <w:bidi w:val="0"/>
-        <w:adjustRightInd w:val="0"/>
-        <w:snapToGrid w:val="0"/>
-        <w:textAlignment w:val="baseline"/>
-        <w:rPr>
-          <w:rStyle w:val="38"/>
-          <w:rFonts w:hint="default" w:eastAsia="宋体"/>
-          <w:lang w:val="en-US" w:eastAsia="zh-CN"/>
-        </w:rPr>
-      </w:pPr>
-      <w:bookmarkStart w:id="31" w:name="bookmark3"/>
-      <w:bookmarkEnd w:id="31"/>
-      <w:bookmarkStart w:id="32" w:name="_Toc31861"/>
-      <w:bookmarkStart w:id="33" w:name="_Toc17424"/>
-      <w:r>
-        <w:rPr>
-          <w:rStyle w:val="38"/>
-          <w:rFonts w:hint="eastAsia" w:eastAsia="宋体"/>
+        <w:pStyle w:val="1"/>
+        <w:keepNext w:val="0"/>
+        <w:keepLines w:val="0"/>
+        <w:pageBreakBefore w:val="0"/>
+        <w:widowControl w:val="0"/>
+        <w:kinsoku w:val="0"/>
+        <w:wordWrap/>
+        <w:overflowPunct/>
+        <w:autoSpaceDE w:val="0"/>
+        <w:autoSpaceDN w:val="0"/>
+        <w:bidi w:val="0"/>
+        <w:adjustRightInd w:val="0"/>
+        <w:snapToGrid w:val="0"/>
+        <w:textAlignment w:val="baseline"/>
+        <w:rPr>
+          <w:rStyle w:val="1Char"/>
+          <w:rFonts w:eastAsia="宋体" w:hint="default"/>
+          <w:lang w:val="en-US" w:eastAsia="zh-CN"/>
+        </w:rPr>
+      </w:pPr>
+      <w:bookmarkStart w:id="32" w:name="bookmark3"/>
+      <w:bookmarkEnd w:id="32"/>
+      <w:bookmarkStart w:id="33" w:name="_Toc31861"/>
+      <w:bookmarkStart w:id="34" w:name="_Toc17424"/>
+      <w:r>
+        <w:rPr>
+          <w:rStyle w:val="1Char"/>
+          <w:rFonts w:eastAsia="宋体" w:hint="eastAsia"/>
           <w:lang w:val="en-US" w:eastAsia="zh-CN"/>
         </w:rPr>
         <w:t>附则</w:t>
       </w:r>
-      <w:bookmarkEnd w:id="32"/>
       <w:bookmarkEnd w:id="33"/>
+      <w:bookmarkEnd w:id="34"/>
     </w:p>
     <w:p>
       <w:pPr>
@@ -7287,39 +7148,22 @@
         <w:adjustRightInd w:val="0"/>
         <w:snapToGrid w:val="0"/>
         <w:spacing w:line="360" w:lineRule="auto"/>
-        <w:ind w:left="425" w:leftChars="0" w:hanging="425" w:firstLineChars="0"/>
-        <w:textAlignment w:val="baseline"/>
-        <w:rPr>
-          <w:rFonts w:ascii="宋体" w:hAnsi="宋体" w:eastAsia="宋体" w:cs="宋体"/>
+        <w:ind w:left="425" w:hanging="425" w:leftChars="0" w:firstLineChars="0"/>
+        <w:textAlignment w:val="baseline"/>
+        <w:rPr>
+          <w:rFonts w:ascii="宋体" w:eastAsia="宋体" w:hAnsi="宋体" w:cs="宋体"/>
           <w:sz w:val="24"/>
           <w:szCs w:val="24"/>
         </w:rPr>
       </w:pPr>
       <w:r>
         <w:rPr>
-          <w:rFonts w:ascii="宋体" w:hAnsi="宋体" w:eastAsia="宋体" w:cs="宋体"/>
+          <w:rFonts w:ascii="宋体" w:eastAsia="宋体" w:hAnsi="宋体" w:cs="宋体"/>
           <w:spacing w:val="-1"/>
           <w:sz w:val="24"/>
           <w:szCs w:val="24"/>
         </w:rPr>
         <w:t>本制度最终解释权和修订权归质量部。</w:t>
-      </w:r>
-      <w:r>
-        <w:rPr>
-          <w:rFonts w:hint="eastAsia" w:ascii="宋体" w:hAnsi="宋体" w:cs="宋体"/>
-          <w:spacing w:val="-1"/>
-          <w:sz w:val="24"/>
-          <w:szCs w:val="24"/>
-          <w:lang w:val="en-US" w:eastAsia="zh-CN"/>
-        </w:rPr>
-      </w:r>
-      <w:r>
-        <w:rPr>
-          <w:rFonts w:ascii="宋体" w:hAnsi="宋体" w:eastAsia="宋体" w:cs="宋体"/>
-          <w:spacing w:val="-1"/>
-          <w:sz w:val="24"/>
-          <w:szCs w:val="24"/>
-        </w:rPr>
       </w:r>
     </w:p>
     <w:p>
@@ -7342,16 +7186,16 @@
         <w:adjustRightInd w:val="0"/>
         <w:snapToGrid w:val="0"/>
         <w:spacing w:line="360" w:lineRule="auto"/>
-        <w:ind w:left="425" w:leftChars="0" w:hanging="425" w:firstLineChars="0"/>
-        <w:textAlignment w:val="baseline"/>
-        <w:rPr>
-          <w:rFonts w:hint="default"/>
-          <w:lang w:val="en-US" w:eastAsia="zh-CN"/>
-        </w:rPr>
-      </w:pPr>
-      <w:r>
-        <w:rPr>
-          <w:rFonts w:ascii="宋体" w:hAnsi="宋体" w:eastAsia="宋体" w:cs="宋体"/>
+        <w:ind w:left="425" w:hanging="425" w:leftChars="0" w:firstLineChars="0"/>
+        <w:textAlignment w:val="baseline"/>
+        <w:rPr>
+          <w:rFonts w:hint="default"/>
+          <w:lang w:val="en-US" w:eastAsia="zh-CN"/>
+        </w:rPr>
+      </w:pPr>
+      <w:r>
+        <w:rPr>
+          <w:rFonts w:ascii="宋体" w:eastAsia="宋体" w:hAnsi="宋体" w:cs="宋体"/>
           <w:spacing w:val="-2"/>
           <w:sz w:val="24"/>
           <w:szCs w:val="24"/>
@@ -7361,28 +7205,28 @@
     </w:p>
     <w:p>
       <w:pPr>
-        <w:pStyle w:val="28"/>
-        <w:keepNext w:val="0"/>
-        <w:keepLines w:val="0"/>
-        <w:pageBreakBefore w:val="0"/>
-        <w:widowControl w:val="0"/>
-        <w:kinsoku w:val="0"/>
-        <w:wordWrap/>
-        <w:overflowPunct/>
-        <w:autoSpaceDE w:val="0"/>
-        <w:autoSpaceDN w:val="0"/>
-        <w:bidi w:val="0"/>
-        <w:adjustRightInd w:val="0"/>
-        <w:snapToGrid w:val="0"/>
-        <w:textAlignment w:val="baseline"/>
-        <w:rPr>
-          <w:rFonts w:hint="default"/>
-          <w:lang w:val="en-US" w:eastAsia="zh-CN"/>
-        </w:rPr>
-      </w:pPr>
-      <w:bookmarkStart w:id="34" w:name="bookmark14"/>
-      <w:bookmarkEnd w:id="34"/>
-      <w:bookmarkStart w:id="35" w:name="_Toc7882"/>
+        <w:pStyle w:val="1"/>
+        <w:keepNext w:val="0"/>
+        <w:keepLines w:val="0"/>
+        <w:pageBreakBefore w:val="0"/>
+        <w:widowControl w:val="0"/>
+        <w:kinsoku w:val="0"/>
+        <w:wordWrap/>
+        <w:overflowPunct/>
+        <w:autoSpaceDE w:val="0"/>
+        <w:autoSpaceDN w:val="0"/>
+        <w:bidi w:val="0"/>
+        <w:adjustRightInd w:val="0"/>
+        <w:snapToGrid w:val="0"/>
+        <w:textAlignment w:val="baseline"/>
+        <w:rPr>
+          <w:rFonts w:hint="default"/>
+          <w:lang w:val="en-US" w:eastAsia="zh-CN"/>
+        </w:rPr>
+      </w:pPr>
+      <w:bookmarkStart w:id="35" w:name="bookmark14"/>
+      <w:bookmarkEnd w:id="35"/>
+      <w:bookmarkStart w:id="36" w:name="_Toc7882"/>
       <w:r>
         <w:rPr>
           <w:rFonts w:hint="eastAsia"/>
@@ -7390,11 +7234,11 @@
         </w:rPr>
         <w:t>附件</w:t>
       </w:r>
-      <w:bookmarkEnd w:id="35"/>
-    </w:p>
-    <w:p>
-      <w:pPr>
-        <w:pStyle w:val="29"/>
+      <w:bookmarkEnd w:id="36"/>
+    </w:p>
+    <w:p>
+      <w:pPr>
+        <w:pStyle w:val="a1"/>
         <w:keepNext w:val="0"/>
         <w:keepLines w:val="0"/>
         <w:pageBreakBefore w:val="0"/>
@@ -7423,7 +7267,7 @@
     </w:p>
     <w:p>
       <w:pPr>
-        <w:pStyle w:val="28"/>
+        <w:pStyle w:val="1"/>
         <w:keepNext w:val="0"/>
         <w:keepLines w:val="0"/>
         <w:pageBreakBefore w:val="0"/>
@@ -7442,7 +7286,7 @@
           <w:lang w:val="en-US" w:eastAsia="zh-CN"/>
         </w:rPr>
       </w:pPr>
-      <w:bookmarkStart w:id="36" w:name="_Toc28443"/>
+      <w:bookmarkStart w:id="37" w:name="_Toc28443"/>
       <w:r>
         <w:rPr>
           <w:rFonts w:hint="eastAsia"/>
@@ -7450,11 +7294,11 @@
         </w:rPr>
         <w:t>记录</w:t>
       </w:r>
-      <w:bookmarkEnd w:id="36"/>
-    </w:p>
-    <w:p>
-      <w:pPr>
-        <w:pStyle w:val="29"/>
+      <w:bookmarkEnd w:id="37"/>
+    </w:p>
+    <w:p>
+      <w:pPr>
+        <w:pStyle w:val="a1"/>
         <w:keepNext w:val="0"/>
         <w:keepLines w:val="0"/>
         <w:pageBreakBefore w:val="0"/>
@@ -7482,108 +7326,52 @@
       </w:r>
     </w:p>
     <w:sectPr>
-      <w:headerReference r:id="rId5" w:type="default"/>
-      <w:footerReference w:type="default" r:id="rId11"/>
-      <w:headerReference w:type="first" r:id="rId12"/>
-      <w:footerReference w:type="first" r:id="rId13"/>
-      <w:headerReference w:type="even" r:id="rId14"/>
-      <w:footerReference w:type="even" r:id="rId15"/>
+      <w:headerReference w:type="even" r:id="rId6"/>
+      <w:headerReference w:type="default" r:id="rId7"/>
+      <w:footerReference w:type="even" r:id="rId8"/>
+      <w:footerReference w:type="default" r:id="rId9"/>
+      <w:headerReference w:type="first" r:id="rId10"/>
+      <w:footerReference w:type="first" r:id="rId11"/>
       <w:pgSz w:w="11906" w:h="16838"/>
       <w:pgMar w:top="1417" w:right="1800" w:bottom="1440" w:left="1800" w:header="1140" w:footer="992" w:gutter="0"/>
-      <w:cols w:space="425" w:num="1"/>
+      <w:cols w:num="1" w:space="425"/>
       <w:docGrid w:type="lines" w:linePitch="312" w:charSpace="0"/>
     </w:sectPr>
   </w:body>
 </w:document>
 </file>
 
-<file path=word/endnotes.xml><?xml version="1.0" encoding="utf-8"?>
-<w:endnotes xmlns:wpc="http://schemas.microsoft.com/office/word/2010/wordprocessingCanvas" xmlns:mc="http://schemas.openxmlformats.org/markup-compatibility/2006" xmlns:o="urn:schemas-microsoft-com:office:office" xmlns:r="http://schemas.openxmlformats.org/officeDocument/2006/relationships" xmlns:m="http://schemas.openxmlformats.org/officeDocument/2006/math" xmlns:v="urn:schemas-microsoft-com:vml" xmlns:wp14="http://schemas.microsoft.com/office/word/2010/wordprocessingDrawing" xmlns:wp="http://schemas.openxmlformats.org/drawingml/2006/wordprocessingDrawing" xmlns:w="http://schemas.openxmlformats.org/wordprocessingml/2006/main" xmlns:w14="http://schemas.microsoft.com/office/word/2010/wordml" xmlns:w15="http://schemas.microsoft.com/office/word/2012/wordml" xmlns:w10="urn:schemas-microsoft-com:office:word" xmlns:wpg="http://schemas.microsoft.com/office/word/2010/wordprocessingGroup" xmlns:wpi="http://schemas.microsoft.com/office/word/2010/wordprocessingInk" xmlns:wne="http://schemas.microsoft.com/office/word/2006/wordml" xmlns:wps="http://schemas.microsoft.com/office/word/2010/wordprocessingShape" xmlns:wpsCustomData="http://www.wps.cn/officeDocument/2013/wpsCustomData" mc:Ignorable="w14 w15 wp14">
-  <w:endnote w:type="separator" w:id="0">
-    <w:p>
-      <w:pPr>
-        <w:spacing w:line="240" w:lineRule="auto"/>
-      </w:pPr>
-      <w:r>
-        <w:separator/>
-      </w:r>
-    </w:p>
-  </w:endnote>
-  <w:endnote w:type="continuationSeparator" w:id="1">
-    <w:p>
-      <w:pPr>
-        <w:spacing w:line="240" w:lineRule="auto"/>
-      </w:pPr>
-      <w:r>
-        <w:continuationSeparator/>
-      </w:r>
-    </w:p>
-  </w:endnote>
-</w:endnotes>
-</file>
-
 <file path=word/footer1.xml><?xml version="1.0" encoding="utf-8"?>
-<w:ftr xmlns:m="http://schemas.openxmlformats.org/officeDocument/2006/math" xmlns:mc="http://schemas.openxmlformats.org/markup-compatibility/2006" xmlns:mo="http://schemas.microsoft.com/office/mac/office/2008/main" xmlns:mv="urn:schemas-microsoft-com:mac:vml" xmlns:o="urn:schemas-microsoft-com:office:office" xmlns:r="http://schemas.openxmlformats.org/officeDocument/2006/relationships" xmlns:v="urn:schemas-microsoft-com:vml" xmlns:w10="urn:schemas-microsoft-com:office:word" xmlns:w14="http://schemas.microsoft.com/office/word/2010/wordml" xmlns:w="http://schemas.openxmlformats.org/wordprocessingml/2006/main" xmlns:wne="http://schemas.microsoft.com/office/word/2006/wordml" xmlns:wp14="http://schemas.microsoft.com/office/word/2010/wordprocessingDrawing" xmlns:wp="http://schemas.openxmlformats.org/drawingml/2006/wordprocessingDrawing" xmlns:wpc="http://schemas.microsoft.com/office/word/2010/wordprocessingCanvas" xmlns:wpg="http://schemas.microsoft.com/office/word/2010/wordprocessingGroup" xmlns:wpi="http://schemas.microsoft.com/office/word/2010/wordprocessingInk" xmlns:wps="http://schemas.microsoft.com/office/word/2010/wordprocessingShape" mc:Ignorable="w14 wp14">
-  <w:p>
-    <w:pPr>
-      <w:pStyle w:val="Footer"/>
-    </w:pPr>
-  </w:p>
+<w:ftr xmlns:wpc="http://schemas.microsoft.com/office/word/2010/wordprocessingCanvas" xmlns:mc="http://schemas.openxmlformats.org/markup-compatibility/2006" xmlns:o="urn:schemas-microsoft-com:office:office" xmlns:r="http://schemas.openxmlformats.org/officeDocument/2006/relationships" xmlns:m="http://schemas.openxmlformats.org/officeDocument/2006/math" xmlns:v="urn:schemas-microsoft-com:vml" xmlns:wp14="http://schemas.microsoft.com/office/word/2010/wordprocessingDrawing" xmlns:wp="http://schemas.openxmlformats.org/drawingml/2006/wordprocessingDrawing" xmlns:w10="urn:schemas-microsoft-com:office:word" xmlns:w="http://schemas.openxmlformats.org/wordprocessingml/2006/main" xmlns:w14="http://schemas.microsoft.com/office/word/2010/wordml" xmlns:w15="http://schemas.microsoft.com/office/word/2012/wordml" xmlns:wne="http://schemas.microsoft.com/office/word/2006/wordml" xmlns:wpg="http://schemas.microsoft.com/office/word/2010/wordprocessingGroup" xmlns:wpi="http://schemas.microsoft.com/office/word/2010/wordprocessingInk" xmlns:wps="http://schemas.microsoft.com/office/word/2010/wordprocessingShape" mc:Ignorable="w14 w15 wp14">
+  <w:p/>
 </w:ftr>
 </file>
 
 <file path=word/footer2.xml><?xml version="1.0" encoding="utf-8"?>
-<w:ftr xmlns:m="http://schemas.openxmlformats.org/officeDocument/2006/math" xmlns:mc="http://schemas.openxmlformats.org/markup-compatibility/2006" xmlns:mo="http://schemas.microsoft.com/office/mac/office/2008/main" xmlns:mv="urn:schemas-microsoft-com:mac:vml" xmlns:o="urn:schemas-microsoft-com:office:office" xmlns:r="http://schemas.openxmlformats.org/officeDocument/2006/relationships" xmlns:v="urn:schemas-microsoft-com:vml" xmlns:w10="urn:schemas-microsoft-com:office:word" xmlns:w14="http://schemas.microsoft.com/office/word/2010/wordml" xmlns:w="http://schemas.openxmlformats.org/wordprocessingml/2006/main" xmlns:wne="http://schemas.microsoft.com/office/word/2006/wordml" xmlns:wp14="http://schemas.microsoft.com/office/word/2010/wordprocessingDrawing" xmlns:wp="http://schemas.openxmlformats.org/drawingml/2006/wordprocessingDrawing" xmlns:wpc="http://schemas.microsoft.com/office/word/2010/wordprocessingCanvas" xmlns:wpg="http://schemas.microsoft.com/office/word/2010/wordprocessingGroup" xmlns:wpi="http://schemas.microsoft.com/office/word/2010/wordprocessingInk" xmlns:wps="http://schemas.microsoft.com/office/word/2010/wordprocessingShape" mc:Ignorable="w14 wp14">
-  <w:p>
-    <w:pPr>
-      <w:pStyle w:val="Footer"/>
-    </w:pPr>
-  </w:p>
+<w:ftr xmlns:wpc="http://schemas.microsoft.com/office/word/2010/wordprocessingCanvas" xmlns:mc="http://schemas.openxmlformats.org/markup-compatibility/2006" xmlns:o="urn:schemas-microsoft-com:office:office" xmlns:r="http://schemas.openxmlformats.org/officeDocument/2006/relationships" xmlns:m="http://schemas.openxmlformats.org/officeDocument/2006/math" xmlns:v="urn:schemas-microsoft-com:vml" xmlns:wp14="http://schemas.microsoft.com/office/word/2010/wordprocessingDrawing" xmlns:wp="http://schemas.openxmlformats.org/drawingml/2006/wordprocessingDrawing" xmlns:w10="urn:schemas-microsoft-com:office:word" xmlns:w="http://schemas.openxmlformats.org/wordprocessingml/2006/main" xmlns:w14="http://schemas.microsoft.com/office/word/2010/wordml" xmlns:w15="http://schemas.microsoft.com/office/word/2012/wordml" xmlns:wne="http://schemas.microsoft.com/office/word/2006/wordml" xmlns:wpg="http://schemas.microsoft.com/office/word/2010/wordprocessingGroup" xmlns:wpi="http://schemas.microsoft.com/office/word/2010/wordprocessingInk" xmlns:wps="http://schemas.microsoft.com/office/word/2010/wordprocessingShape" mc:Ignorable="w14 w15 wp14">
+  <w:p/>
 </w:ftr>
 </file>
 
 <file path=word/footer3.xml><?xml version="1.0" encoding="utf-8"?>
-<w:ftr xmlns:m="http://schemas.openxmlformats.org/officeDocument/2006/math" xmlns:mc="http://schemas.openxmlformats.org/markup-compatibility/2006" xmlns:mo="http://schemas.microsoft.com/office/mac/office/2008/main" xmlns:mv="urn:schemas-microsoft-com:mac:vml" xmlns:o="urn:schemas-microsoft-com:office:office" xmlns:r="http://schemas.openxmlformats.org/officeDocument/2006/relationships" xmlns:v="urn:schemas-microsoft-com:vml" xmlns:w10="urn:schemas-microsoft-com:office:word" xmlns:w14="http://schemas.microsoft.com/office/word/2010/wordml" xmlns:w="http://schemas.openxmlformats.org/wordprocessingml/2006/main" xmlns:wne="http://schemas.microsoft.com/office/word/2006/wordml" xmlns:wp14="http://schemas.microsoft.com/office/word/2010/wordprocessingDrawing" xmlns:wp="http://schemas.openxmlformats.org/drawingml/2006/wordprocessingDrawing" xmlns:wpc="http://schemas.microsoft.com/office/word/2010/wordprocessingCanvas" xmlns:wpg="http://schemas.microsoft.com/office/word/2010/wordprocessingGroup" xmlns:wpi="http://schemas.microsoft.com/office/word/2010/wordprocessingInk" xmlns:wps="http://schemas.microsoft.com/office/word/2010/wordprocessingShape" mc:Ignorable="w14 wp14">
-  <w:p>
-    <w:pPr>
-      <w:pStyle w:val="Footer"/>
-    </w:pPr>
-  </w:p>
+<w:ftr xmlns:wpc="http://schemas.microsoft.com/office/word/2010/wordprocessingCanvas" xmlns:mc="http://schemas.openxmlformats.org/markup-compatibility/2006" xmlns:o="urn:schemas-microsoft-com:office:office" xmlns:r="http://schemas.openxmlformats.org/officeDocument/2006/relationships" xmlns:m="http://schemas.openxmlformats.org/officeDocument/2006/math" xmlns:v="urn:schemas-microsoft-com:vml" xmlns:wp14="http://schemas.microsoft.com/office/word/2010/wordprocessingDrawing" xmlns:wp="http://schemas.openxmlformats.org/drawingml/2006/wordprocessingDrawing" xmlns:w10="urn:schemas-microsoft-com:office:word" xmlns:w="http://schemas.openxmlformats.org/wordprocessingml/2006/main" xmlns:w14="http://schemas.microsoft.com/office/word/2010/wordml" xmlns:w15="http://schemas.microsoft.com/office/word/2012/wordml" xmlns:wne="http://schemas.microsoft.com/office/word/2006/wordml" xmlns:wpg="http://schemas.microsoft.com/office/word/2010/wordprocessingGroup" xmlns:wpi="http://schemas.microsoft.com/office/word/2010/wordprocessingInk" xmlns:wps="http://schemas.microsoft.com/office/word/2010/wordprocessingShape" mc:Ignorable="w14 w15 wp14">
+  <w:p/>
 </w:ftr>
 </file>
 
-<file path=word/footnotes.xml><?xml version="1.0" encoding="utf-8"?>
-<w:footnotes xmlns:wpc="http://schemas.microsoft.com/office/word/2010/wordprocessingCanvas" xmlns:mc="http://schemas.openxmlformats.org/markup-compatibility/2006" xmlns:o="urn:schemas-microsoft-com:office:office" xmlns:r="http://schemas.openxmlformats.org/officeDocument/2006/relationships" xmlns:m="http://schemas.openxmlformats.org/officeDocument/2006/math" xmlns:v="urn:schemas-microsoft-com:vml" xmlns:wp14="http://schemas.microsoft.com/office/word/2010/wordprocessingDrawing" xmlns:wp="http://schemas.openxmlformats.org/drawingml/2006/wordprocessingDrawing" xmlns:w="http://schemas.openxmlformats.org/wordprocessingml/2006/main" xmlns:w14="http://schemas.microsoft.com/office/word/2010/wordml" xmlns:w15="http://schemas.microsoft.com/office/word/2012/wordml" xmlns:w10="urn:schemas-microsoft-com:office:word" xmlns:wpg="http://schemas.microsoft.com/office/word/2010/wordprocessingGroup" xmlns:wpi="http://schemas.microsoft.com/office/word/2010/wordprocessingInk" xmlns:wne="http://schemas.microsoft.com/office/word/2006/wordml" xmlns:wps="http://schemas.microsoft.com/office/word/2010/wordprocessingShape" xmlns:wpsCustomData="http://www.wps.cn/officeDocument/2013/wpsCustomData" mc:Ignorable="w14 w15 wp14">
-  <w:footnote w:type="separator" w:id="0">
-    <w:p>
-      <w:pPr>
-        <w:spacing w:line="360" w:lineRule="auto"/>
-      </w:pPr>
-      <w:r>
-        <w:separator/>
-      </w:r>
-    </w:p>
-  </w:footnote>
-  <w:footnote w:type="continuationSeparator" w:id="1">
-    <w:p>
-      <w:pPr>
-        <w:spacing w:line="360" w:lineRule="auto"/>
-      </w:pPr>
-      <w:r>
-        <w:continuationSeparator/>
-      </w:r>
-    </w:p>
-  </w:footnote>
-</w:footnotes>
+<file path=word/header1.xml><?xml version="1.0" encoding="utf-8"?>
+<w:hdr xmlns:wpc="http://schemas.microsoft.com/office/word/2010/wordprocessingCanvas" xmlns:mc="http://schemas.openxmlformats.org/markup-compatibility/2006" xmlns:o="urn:schemas-microsoft-com:office:office" xmlns:r="http://schemas.openxmlformats.org/officeDocument/2006/relationships" xmlns:m="http://schemas.openxmlformats.org/officeDocument/2006/math" xmlns:v="urn:schemas-microsoft-com:vml" xmlns:wp14="http://schemas.microsoft.com/office/word/2010/wordprocessingDrawing" xmlns:wp="http://schemas.openxmlformats.org/drawingml/2006/wordprocessingDrawing" xmlns:w10="urn:schemas-microsoft-com:office:word" xmlns:w="http://schemas.openxmlformats.org/wordprocessingml/2006/main" xmlns:w14="http://schemas.microsoft.com/office/word/2010/wordml" xmlns:w15="http://schemas.microsoft.com/office/word/2012/wordml" xmlns:wne="http://schemas.microsoft.com/office/word/2006/wordml" xmlns:wpg="http://schemas.microsoft.com/office/word/2010/wordprocessingGroup" xmlns:wpi="http://schemas.microsoft.com/office/word/2010/wordprocessingInk" xmlns:wps="http://schemas.microsoft.com/office/word/2010/wordprocessingShape" mc:Ignorable="w14 w15 wp14">
+  <w:p/>
+</w:hdr>
 </file>
 
-<file path=word/header1.xml><?xml version="1.0" encoding="utf-8"?>
-<w:hdr xmlns:wpc="http://schemas.microsoft.com/office/word/2010/wordprocessingCanvas" xmlns:mc="http://schemas.openxmlformats.org/markup-compatibility/2006" xmlns:o="urn:schemas-microsoft-com:office:office" xmlns:r="http://schemas.openxmlformats.org/officeDocument/2006/relationships" xmlns:m="http://schemas.openxmlformats.org/officeDocument/2006/math" xmlns:v="urn:schemas-microsoft-com:vml" xmlns:wp14="http://schemas.microsoft.com/office/word/2010/wordprocessingDrawing" xmlns:wp="http://schemas.openxmlformats.org/drawingml/2006/wordprocessingDrawing" xmlns:w10="urn:schemas-microsoft-com:office:word" xmlns:w="http://schemas.openxmlformats.org/wordprocessingml/2006/main" xmlns:w14="http://schemas.microsoft.com/office/word/2010/wordml" xmlns:w15="http://schemas.microsoft.com/office/word/2012/wordml" xmlns:wpg="http://schemas.microsoft.com/office/word/2010/wordprocessingGroup" xmlns:wpi="http://schemas.microsoft.com/office/word/2010/wordprocessingInk" xmlns:wne="http://schemas.microsoft.com/office/word/2006/wordml" xmlns:wps="http://schemas.microsoft.com/office/word/2010/wordprocessingShape" xmlns:wpsCustomData="http://www.wps.cn/officeDocument/2013/wpsCustomData" mc:Ignorable="w14 w15 wp14">
+<file path=word/header2.xml><?xml version="1.0" encoding="utf-8"?>
+<w:hdr xmlns:wpc="http://schemas.microsoft.com/office/word/2010/wordprocessingCanvas" xmlns:mc="http://schemas.openxmlformats.org/markup-compatibility/2006" xmlns:o="urn:schemas-microsoft-com:office:office" xmlns:r="http://schemas.openxmlformats.org/officeDocument/2006/relationships" xmlns:m="http://schemas.openxmlformats.org/officeDocument/2006/math" xmlns:v="urn:schemas-microsoft-com:vml" xmlns:wp14="http://schemas.microsoft.com/office/word/2010/wordprocessingDrawing" xmlns:wp="http://schemas.openxmlformats.org/drawingml/2006/wordprocessingDrawing" xmlns:w10="urn:schemas-microsoft-com:office:word" xmlns:w="http://schemas.openxmlformats.org/wordprocessingml/2006/main" xmlns:w14="http://schemas.microsoft.com/office/word/2010/wordml" xmlns:w15="http://schemas.microsoft.com/office/word/2012/wordml" xmlns:wne="http://schemas.microsoft.com/office/word/2006/wordml" xmlns:wpg="http://schemas.microsoft.com/office/word/2010/wordprocessingGroup" xmlns:wpi="http://schemas.microsoft.com/office/word/2010/wordprocessingInk" xmlns:wps="http://schemas.microsoft.com/office/word/2010/wordprocessingShape" mc:Ignorable="w14 w15 wp14">
   <w:p>
     <w:pPr>
-      <w:pStyle w:val="15"/>
+      <w:pStyle w:val="Header"/>
       <w:pBdr>
-        <w:bottom w:val="single" w:color="auto" w:sz="4" w:space="1"/>
+        <w:bottom w:val="single" w:sz="4" w:space="1" w:color="auto"/>
       </w:pBdr>
       <w:tabs>
         <w:tab w:val="left" w:pos="335"/>
@@ -7591,65 +7379,39 @@
       </w:tabs>
       <w:jc w:val="right"/>
       <w:rPr>
-        <w:rFonts w:hint="eastAsia" w:eastAsiaTheme="minorEastAsia"/>
+        <w:rFonts w:eastAsiaTheme="minorEastAsia" w:hint="eastAsia"/>
         <w:lang w:eastAsia="zh-CN"/>
       </w:rPr>
     </w:pPr>
     <w:r>
       <w:rPr>
-        <w:rFonts w:hint="eastAsia" w:eastAsiaTheme="minorEastAsia"/>
+        <w:rFonts w:eastAsiaTheme="minorEastAsia" w:hint="eastAsia"/>
         <w:lang w:val="en-US" w:eastAsia="zh-CN"/>
       </w:rPr>
       <w:tab/>
       <w:tab/>
       <w:t>重庆市鹧鸪哨信息技术有限责任公司</w:t>
     </w:r>
-    <w:r>
-      <w:rPr>
-        <w:rFonts w:hint="eastAsia" w:eastAsiaTheme="minorEastAsia"/>
-        <w:lang w:val="en-US" w:eastAsia="zh-CN"/>
-      </w:rPr>
-    </w:r>
-    <w:r>
-      <w:rPr>
-        <w:rFonts w:hint="eastAsia" w:eastAsiaTheme="minorEastAsia"/>
-        <w:lang w:val="en-US" w:eastAsia="zh-CN"/>
-      </w:rPr>
-    </w:r>
-  </w:p>
-</w:hdr>
-</file>
-
-<file path=word/header2.xml><?xml version="1.0" encoding="utf-8"?>
-<w:hdr xmlns:m="http://schemas.openxmlformats.org/officeDocument/2006/math" xmlns:mc="http://schemas.openxmlformats.org/markup-compatibility/2006" xmlns:mo="http://schemas.microsoft.com/office/mac/office/2008/main" xmlns:mv="urn:schemas-microsoft-com:mac:vml" xmlns:o="urn:schemas-microsoft-com:office:office" xmlns:r="http://schemas.openxmlformats.org/officeDocument/2006/relationships" xmlns:v="urn:schemas-microsoft-com:vml" xmlns:w10="urn:schemas-microsoft-com:office:word" xmlns:w14="http://schemas.microsoft.com/office/word/2010/wordml" xmlns:w="http://schemas.openxmlformats.org/wordprocessingml/2006/main" xmlns:wne="http://schemas.microsoft.com/office/word/2006/wordml" xmlns:wp14="http://schemas.microsoft.com/office/word/2010/wordprocessingDrawing" xmlns:wp="http://schemas.openxmlformats.org/drawingml/2006/wordprocessingDrawing" xmlns:wpc="http://schemas.microsoft.com/office/word/2010/wordprocessingCanvas" xmlns:wpg="http://schemas.microsoft.com/office/word/2010/wordprocessingGroup" xmlns:wpi="http://schemas.microsoft.com/office/word/2010/wordprocessingInk" xmlns:wps="http://schemas.microsoft.com/office/word/2010/wordprocessingShape" mc:Ignorable="w14 wp14">
-  <w:p>
-    <w:pPr>
-      <w:pStyle w:val="Header"/>
-    </w:pPr>
   </w:p>
 </w:hdr>
 </file>
 
 <file path=word/header3.xml><?xml version="1.0" encoding="utf-8"?>
-<w:hdr xmlns:m="http://schemas.openxmlformats.org/officeDocument/2006/math" xmlns:mc="http://schemas.openxmlformats.org/markup-compatibility/2006" xmlns:mo="http://schemas.microsoft.com/office/mac/office/2008/main" xmlns:mv="urn:schemas-microsoft-com:mac:vml" xmlns:o="urn:schemas-microsoft-com:office:office" xmlns:r="http://schemas.openxmlformats.org/officeDocument/2006/relationships" xmlns:v="urn:schemas-microsoft-com:vml" xmlns:w10="urn:schemas-microsoft-com:office:word" xmlns:w14="http://schemas.microsoft.com/office/word/2010/wordml" xmlns:w="http://schemas.openxmlformats.org/wordprocessingml/2006/main" xmlns:wne="http://schemas.microsoft.com/office/word/2006/wordml" xmlns:wp14="http://schemas.microsoft.com/office/word/2010/wordprocessingDrawing" xmlns:wp="http://schemas.openxmlformats.org/drawingml/2006/wordprocessingDrawing" xmlns:wpc="http://schemas.microsoft.com/office/word/2010/wordprocessingCanvas" xmlns:wpg="http://schemas.microsoft.com/office/word/2010/wordprocessingGroup" xmlns:wpi="http://schemas.microsoft.com/office/word/2010/wordprocessingInk" xmlns:wps="http://schemas.microsoft.com/office/word/2010/wordprocessingShape" mc:Ignorable="w14 wp14">
-  <w:p>
-    <w:pPr>
-      <w:pStyle w:val="Header"/>
-    </w:pPr>
-  </w:p>
+<w:hdr xmlns:wpc="http://schemas.microsoft.com/office/word/2010/wordprocessingCanvas" xmlns:mc="http://schemas.openxmlformats.org/markup-compatibility/2006" xmlns:o="urn:schemas-microsoft-com:office:office" xmlns:r="http://schemas.openxmlformats.org/officeDocument/2006/relationships" xmlns:m="http://schemas.openxmlformats.org/officeDocument/2006/math" xmlns:v="urn:schemas-microsoft-com:vml" xmlns:wp14="http://schemas.microsoft.com/office/word/2010/wordprocessingDrawing" xmlns:wp="http://schemas.openxmlformats.org/drawingml/2006/wordprocessingDrawing" xmlns:w10="urn:schemas-microsoft-com:office:word" xmlns:w="http://schemas.openxmlformats.org/wordprocessingml/2006/main" xmlns:w14="http://schemas.microsoft.com/office/word/2010/wordml" xmlns:w15="http://schemas.microsoft.com/office/word/2012/wordml" xmlns:wne="http://schemas.microsoft.com/office/word/2006/wordml" xmlns:wpg="http://schemas.microsoft.com/office/word/2010/wordprocessingGroup" xmlns:wpi="http://schemas.microsoft.com/office/word/2010/wordprocessingInk" xmlns:wps="http://schemas.microsoft.com/office/word/2010/wordprocessingShape" mc:Ignorable="w14 w15 wp14">
+  <w:p/>
 </w:hdr>
 </file>
 
 <file path=word/numbering.xml><?xml version="1.0" encoding="utf-8"?>
-<w:numbering xmlns:wpc="http://schemas.microsoft.com/office/word/2010/wordprocessingCanvas" xmlns:mc="http://schemas.openxmlformats.org/markup-compatibility/2006" xmlns:o="urn:schemas-microsoft-com:office:office" xmlns:r="http://schemas.openxmlformats.org/officeDocument/2006/relationships" xmlns:m="http://schemas.openxmlformats.org/officeDocument/2006/math" xmlns:v="urn:schemas-microsoft-com:vml" xmlns:wp14="http://schemas.microsoft.com/office/word/2010/wordprocessingDrawing" xmlns:wp="http://schemas.openxmlformats.org/drawingml/2006/wordprocessingDrawing" xmlns:w10="urn:schemas-microsoft-com:office:word" xmlns:w="http://schemas.openxmlformats.org/wordprocessingml/2006/main" xmlns:w14="http://schemas.microsoft.com/office/word/2010/wordml" xmlns:wpg="http://schemas.microsoft.com/office/word/2010/wordprocessingGroup" xmlns:wpi="http://schemas.microsoft.com/office/word/2010/wordprocessingInk" xmlns:wne="http://schemas.microsoft.com/office/word/2006/wordml" xmlns:wps="http://schemas.microsoft.com/office/word/2010/wordprocessingShape" xmlns:wpsCustomData="http://www.wps.cn/officeDocument/2013/wpsCustomData" mc:Ignorable="w14 wp14">
+<w:numbering xmlns:wpc="http://schemas.microsoft.com/office/word/2010/wordprocessingCanvas" xmlns:mc="http://schemas.openxmlformats.org/markup-compatibility/2006" xmlns:o="urn:schemas-microsoft-com:office:office" xmlns:r="http://schemas.openxmlformats.org/officeDocument/2006/relationships" xmlns:m="http://schemas.openxmlformats.org/officeDocument/2006/math" xmlns:v="urn:schemas-microsoft-com:vml" xmlns:wp14="http://schemas.microsoft.com/office/word/2010/wordprocessingDrawing" xmlns:wp="http://schemas.openxmlformats.org/drawingml/2006/wordprocessingDrawing" xmlns:w10="urn:schemas-microsoft-com:office:word" xmlns:w="http://schemas.openxmlformats.org/wordprocessingml/2006/main" xmlns:w14="http://schemas.microsoft.com/office/word/2010/wordml" xmlns:w15="http://schemas.microsoft.com/office/word/2012/wordml" xmlns:wne="http://schemas.microsoft.com/office/word/2006/wordml" xmlns:wpg="http://schemas.microsoft.com/office/word/2010/wordprocessingGroup" xmlns:wpi="http://schemas.microsoft.com/office/word/2010/wordprocessingInk" xmlns:wps="http://schemas.microsoft.com/office/word/2010/wordprocessingShape" mc:Ignorable="w14 w15 wp14">
   <w:abstractNum w:abstractNumId="0">
     <w:nsid w:val="8E964DCE"/>
     <w:multiLevelType w:val="multilevel"/>
     <w:tmpl w:val="8E964DCE"/>
-    <w:lvl w:ilvl="0" w:tentative="0">
+    <w:lvl w:ilvl="0">
       <w:start w:val="1"/>
       <w:numFmt w:val="decimal"/>
-      <w:pStyle w:val="2"/>
+      <w:pStyle w:val="Heading1"/>
       <w:lvlText w:val="%1."/>
       <w:lvlJc w:val="left"/>
       <w:pPr>
@@ -7659,10 +7421,10 @@
         <w:rFonts w:hint="default"/>
       </w:rPr>
     </w:lvl>
-    <w:lvl w:ilvl="1" w:tentative="0">
+    <w:lvl w:ilvl="1">
       <w:start w:val="1"/>
       <w:numFmt w:val="decimal"/>
-      <w:pStyle w:val="3"/>
+      <w:pStyle w:val="Heading2"/>
       <w:lvlText w:val="%1.%2."/>
       <w:lvlJc w:val="left"/>
       <w:pPr>
@@ -7672,10 +7434,10 @@
         <w:rFonts w:hint="default"/>
       </w:rPr>
     </w:lvl>
-    <w:lvl w:ilvl="2" w:tentative="0">
+    <w:lvl w:ilvl="2">
       <w:start w:val="1"/>
       <w:numFmt w:val="decimal"/>
-      <w:pStyle w:val="4"/>
+      <w:pStyle w:val="Heading3"/>
       <w:lvlText w:val="%1.%2.%3."/>
       <w:lvlJc w:val="left"/>
       <w:pPr>
@@ -7685,10 +7447,10 @@
         <w:rFonts w:hint="default"/>
       </w:rPr>
     </w:lvl>
-    <w:lvl w:ilvl="3" w:tentative="0">
+    <w:lvl w:ilvl="3">
       <w:start w:val="1"/>
       <w:numFmt w:val="decimal"/>
-      <w:pStyle w:val="5"/>
+      <w:pStyle w:val="Heading4"/>
       <w:lvlText w:val="%1.%2.%3.%4."/>
       <w:lvlJc w:val="left"/>
       <w:pPr>
@@ -7698,10 +7460,10 @@
         <w:rFonts w:hint="default"/>
       </w:rPr>
     </w:lvl>
-    <w:lvl w:ilvl="4" w:tentative="0">
+    <w:lvl w:ilvl="4">
       <w:start w:val="1"/>
       <w:numFmt w:val="decimal"/>
-      <w:pStyle w:val="6"/>
+      <w:pStyle w:val="Heading5"/>
       <w:lvlText w:val="%1.%2.%3.%4.%5."/>
       <w:lvlJc w:val="left"/>
       <w:pPr>
@@ -7711,10 +7473,10 @@
         <w:rFonts w:hint="default"/>
       </w:rPr>
     </w:lvl>
-    <w:lvl w:ilvl="5" w:tentative="0">
+    <w:lvl w:ilvl="5">
       <w:start w:val="1"/>
       <w:numFmt w:val="decimal"/>
-      <w:pStyle w:val="7"/>
+      <w:pStyle w:val="Heading6"/>
       <w:lvlText w:val="%1.%2.%3.%4.%5.%6."/>
       <w:lvlJc w:val="left"/>
       <w:pPr>
@@ -7724,10 +7486,10 @@
         <w:rFonts w:hint="default"/>
       </w:rPr>
     </w:lvl>
-    <w:lvl w:ilvl="6" w:tentative="0">
+    <w:lvl w:ilvl="6">
       <w:start w:val="1"/>
       <w:numFmt w:val="decimal"/>
-      <w:pStyle w:val="8"/>
+      <w:pStyle w:val="Heading7"/>
       <w:lvlText w:val="%1.%2.%3.%4.%5.%6.%7."/>
       <w:lvlJc w:val="left"/>
       <w:pPr>
@@ -7737,10 +7499,10 @@
         <w:rFonts w:hint="default"/>
       </w:rPr>
     </w:lvl>
-    <w:lvl w:ilvl="7" w:tentative="0">
+    <w:lvl w:ilvl="7">
       <w:start w:val="1"/>
       <w:numFmt w:val="decimal"/>
-      <w:pStyle w:val="9"/>
+      <w:pStyle w:val="Heading8"/>
       <w:lvlText w:val="%1.%2.%3.%4.%5.%6.%7.%8."/>
       <w:lvlJc w:val="left"/>
       <w:pPr>
@@ -7750,10 +7512,10 @@
         <w:rFonts w:hint="default"/>
       </w:rPr>
     </w:lvl>
-    <w:lvl w:ilvl="8" w:tentative="0">
+    <w:lvl w:ilvl="8">
       <w:start w:val="1"/>
       <w:numFmt w:val="decimal"/>
-      <w:pStyle w:val="10"/>
+      <w:pStyle w:val="Heading9"/>
       <w:lvlText w:val="%1.%2.%3.%4.%5.%6.%7.%8.%9."/>
       <w:lvlJc w:val="left"/>
       <w:pPr>
@@ -7768,7 +7530,7 @@
     <w:nsid w:val="A7420DC9"/>
     <w:multiLevelType w:val="singleLevel"/>
     <w:tmpl w:val="A7420DC9"/>
-    <w:lvl w:ilvl="0" w:tentative="0">
+    <w:lvl w:ilvl="0">
       <w:start w:val="1"/>
       <w:numFmt w:val="decimal"/>
       <w:lvlText w:val="%1."/>
@@ -7785,7 +7547,7 @@
     <w:nsid w:val="B0E542CB"/>
     <w:multiLevelType w:val="singleLevel"/>
     <w:tmpl w:val="B0E542CB"/>
-    <w:lvl w:ilvl="0" w:tentative="0">
+    <w:lvl w:ilvl="0">
       <w:start w:val="1"/>
       <w:numFmt w:val="decimal"/>
       <w:lvlText w:val="%1."/>
@@ -7802,7 +7564,7 @@
     <w:nsid w:val="D6E7A118"/>
     <w:multiLevelType w:val="singleLevel"/>
     <w:tmpl w:val="D6E7A118"/>
-    <w:lvl w:ilvl="0" w:tentative="0">
+    <w:lvl w:ilvl="0">
       <w:start w:val="1"/>
       <w:numFmt w:val="decimal"/>
       <w:lvlText w:val="%1."/>
@@ -7819,7 +7581,7 @@
     <w:nsid w:val="DBE06B1F"/>
     <w:multiLevelType w:val="singleLevel"/>
     <w:tmpl w:val="DBE06B1F"/>
-    <w:lvl w:ilvl="0" w:tentative="0">
+    <w:lvl w:ilvl="0">
       <w:start w:val="1"/>
       <w:numFmt w:val="decimal"/>
       <w:lvlText w:val="%1."/>
@@ -7836,7 +7598,7 @@
     <w:nsid w:val="DE779186"/>
     <w:multiLevelType w:val="singleLevel"/>
     <w:tmpl w:val="DE779186"/>
-    <w:lvl w:ilvl="0" w:tentative="0">
+    <w:lvl w:ilvl="0">
       <w:start w:val="1"/>
       <w:numFmt w:val="decimal"/>
       <w:lvlText w:val="%1."/>
@@ -7853,7 +7615,7 @@
     <w:nsid w:val="E3877C3D"/>
     <w:multiLevelType w:val="singleLevel"/>
     <w:tmpl w:val="E3877C3D"/>
-    <w:lvl w:ilvl="0" w:tentative="0">
+    <w:lvl w:ilvl="0">
       <w:start w:val="1"/>
       <w:numFmt w:val="decimal"/>
       <w:lvlText w:val="%1."/>
@@ -7870,7 +7632,7 @@
     <w:nsid w:val="E402564E"/>
     <w:multiLevelType w:val="singleLevel"/>
     <w:tmpl w:val="E402564E"/>
-    <w:lvl w:ilvl="0" w:tentative="0">
+    <w:lvl w:ilvl="0">
       <w:start w:val="1"/>
       <w:numFmt w:val="decimal"/>
       <w:lvlText w:val="%1."/>
@@ -7887,7 +7649,7 @@
     <w:nsid w:val="EEB858D5"/>
     <w:multiLevelType w:val="singleLevel"/>
     <w:tmpl w:val="EEB858D5"/>
-    <w:lvl w:ilvl="0" w:tentative="0">
+    <w:lvl w:ilvl="0">
       <w:start w:val="1"/>
       <w:numFmt w:val="decimal"/>
       <w:lvlText w:val="%1."/>
@@ -7904,7 +7666,7 @@
     <w:nsid w:val="F540AA58"/>
     <w:multiLevelType w:val="singleLevel"/>
     <w:tmpl w:val="F540AA58"/>
-    <w:lvl w:ilvl="0" w:tentative="0">
+    <w:lvl w:ilvl="0">
       <w:start w:val="1"/>
       <w:numFmt w:val="decimal"/>
       <w:lvlText w:val="%1."/>
@@ -7921,7 +7683,7 @@
     <w:nsid w:val="F9539CF3"/>
     <w:multiLevelType w:val="singleLevel"/>
     <w:tmpl w:val="F9539CF3"/>
-    <w:lvl w:ilvl="0" w:tentative="0">
+    <w:lvl w:ilvl="0">
       <w:start w:val="1"/>
       <w:numFmt w:val="decimal"/>
       <w:lvlText w:val="%1."/>
@@ -7938,7 +7700,7 @@
     <w:nsid w:val="0F7A6E78"/>
     <w:multiLevelType w:val="singleLevel"/>
     <w:tmpl w:val="0F7A6E78"/>
-    <w:lvl w:ilvl="0" w:tentative="0">
+    <w:lvl w:ilvl="0">
       <w:start w:val="1"/>
       <w:numFmt w:val="decimal"/>
       <w:lvlText w:val="%1."/>
@@ -7955,7 +7717,7 @@
     <w:nsid w:val="2C3C5CA8"/>
     <w:multiLevelType w:val="singleLevel"/>
     <w:tmpl w:val="2C3C5CA8"/>
-    <w:lvl w:ilvl="0" w:tentative="0">
+    <w:lvl w:ilvl="0">
       <w:start w:val="1"/>
       <w:numFmt w:val="decimal"/>
       <w:lvlText w:val="%1."/>
@@ -8011,269 +7773,267 @@
 </file>
 
 <file path=word/styles.xml><?xml version="1.0" encoding="utf-8"?>
-<w:styles xmlns:mc="http://schemas.openxmlformats.org/markup-compatibility/2006" xmlns:o="urn:schemas-microsoft-com:office:office" xmlns:r="http://schemas.openxmlformats.org/officeDocument/2006/relationships" xmlns:m="http://schemas.openxmlformats.org/officeDocument/2006/math" xmlns:v="urn:schemas-microsoft-com:vml" xmlns:w="http://schemas.openxmlformats.org/wordprocessingml/2006/main" xmlns:w14="http://schemas.microsoft.com/office/word/2010/wordml" xmlns:w10="urn:schemas-microsoft-com:office:word" xmlns:sl="http://schemas.openxmlformats.org/schemaLibrary/2006/main" xmlns:wpsCustomData="http://www.wps.cn/officeDocument/2013/wpsCustomData" mc:Ignorable="w14">
+<w:styles xmlns:mc="http://schemas.openxmlformats.org/markup-compatibility/2006" xmlns:r="http://schemas.openxmlformats.org/officeDocument/2006/relationships" xmlns:w="http://schemas.openxmlformats.org/wordprocessingml/2006/main" xmlns:w14="http://schemas.microsoft.com/office/word/2010/wordml" xmlns:w15="http://schemas.microsoft.com/office/word/2012/wordml" mc:Ignorable="w14 w15">
   <w:docDefaults>
     <w:rPrDefault>
       <w:rPr>
-        <w:rFonts w:ascii="Times New Roman" w:hAnsi="Times New Roman" w:eastAsia="宋体" w:cs="Times New Roman"/>
+        <w:rFonts w:ascii="Times New Roman" w:eastAsia="宋体" w:hAnsi="Times New Roman" w:cs="Times New Roman"/>
       </w:rPr>
     </w:rPrDefault>
     <w:pPrDefault/>
   </w:docDefaults>
-  <w:latentStyles w:count="260" w:defQFormat="0" w:defUnhideWhenUsed="1" w:defSemiHidden="1" w:defUIPriority="99" w:defLockedState="0">
-    <w:lsdException w:qFormat="1" w:unhideWhenUsed="0" w:uiPriority="0" w:semiHidden="0" w:name="Normal"/>
-    <w:lsdException w:qFormat="1" w:unhideWhenUsed="0" w:uiPriority="0" w:semiHidden="0" w:name="heading 1"/>
-    <w:lsdException w:qFormat="1" w:uiPriority="0" w:semiHidden="0" w:name="heading 2"/>
-    <w:lsdException w:qFormat="1" w:uiPriority="0" w:name="heading 3"/>
-    <w:lsdException w:qFormat="1" w:uiPriority="0" w:semiHidden="0" w:name="heading 4"/>
-    <w:lsdException w:qFormat="1" w:uiPriority="0" w:name="heading 5"/>
-    <w:lsdException w:qFormat="1" w:uiPriority="0" w:name="heading 6"/>
-    <w:lsdException w:qFormat="1" w:uiPriority="0" w:name="heading 7"/>
-    <w:lsdException w:qFormat="1" w:uiPriority="0" w:name="heading 8"/>
-    <w:lsdException w:qFormat="1" w:uiPriority="0" w:name="heading 9"/>
-    <w:lsdException w:unhideWhenUsed="0" w:uiPriority="0" w:semiHidden="0" w:name="index 1"/>
-    <w:lsdException w:unhideWhenUsed="0" w:uiPriority="0" w:semiHidden="0" w:name="index 2"/>
-    <w:lsdException w:unhideWhenUsed="0" w:uiPriority="0" w:semiHidden="0" w:name="index 3"/>
-    <w:lsdException w:unhideWhenUsed="0" w:uiPriority="0" w:semiHidden="0" w:name="index 4"/>
-    <w:lsdException w:unhideWhenUsed="0" w:uiPriority="0" w:semiHidden="0" w:name="index 5"/>
-    <w:lsdException w:unhideWhenUsed="0" w:uiPriority="0" w:semiHidden="0" w:name="index 6"/>
-    <w:lsdException w:unhideWhenUsed="0" w:uiPriority="0" w:semiHidden="0" w:name="index 7"/>
-    <w:lsdException w:unhideWhenUsed="0" w:uiPriority="0" w:semiHidden="0" w:name="index 8"/>
-    <w:lsdException w:unhideWhenUsed="0" w:uiPriority="0" w:semiHidden="0" w:name="index 9"/>
-    <w:lsdException w:qFormat="1" w:unhideWhenUsed="0" w:uiPriority="0" w:semiHidden="0" w:name="toc 1"/>
-    <w:lsdException w:qFormat="1" w:unhideWhenUsed="0" w:uiPriority="0" w:semiHidden="0" w:name="toc 2"/>
-    <w:lsdException w:qFormat="1" w:unhideWhenUsed="0" w:uiPriority="0" w:semiHidden="0" w:name="toc 3"/>
-    <w:lsdException w:unhideWhenUsed="0" w:uiPriority="0" w:semiHidden="0" w:name="toc 4"/>
-    <w:lsdException w:unhideWhenUsed="0" w:uiPriority="0" w:semiHidden="0" w:name="toc 5"/>
-    <w:lsdException w:unhideWhenUsed="0" w:uiPriority="0" w:semiHidden="0" w:name="toc 6"/>
-    <w:lsdException w:unhideWhenUsed="0" w:uiPriority="0" w:semiHidden="0" w:name="toc 7"/>
-    <w:lsdException w:unhideWhenUsed="0" w:uiPriority="0" w:semiHidden="0" w:name="toc 8"/>
-    <w:lsdException w:unhideWhenUsed="0" w:uiPriority="0" w:semiHidden="0" w:name="toc 9"/>
-    <w:lsdException w:unhideWhenUsed="0" w:uiPriority="0" w:semiHidden="0" w:name="Normal Indent"/>
-    <w:lsdException w:unhideWhenUsed="0" w:uiPriority="0" w:semiHidden="0" w:name="footnote text"/>
-    <w:lsdException w:qFormat="1" w:unhideWhenUsed="0" w:uiPriority="0" w:semiHidden="0" w:name="annotation text"/>
-    <w:lsdException w:qFormat="1" w:unhideWhenUsed="0" w:uiPriority="0" w:semiHidden="0" w:name="header"/>
-    <w:lsdException w:qFormat="1" w:unhideWhenUsed="0" w:uiPriority="0" w:semiHidden="0" w:name="footer"/>
-    <w:lsdException w:unhideWhenUsed="0" w:uiPriority="0" w:semiHidden="0" w:name="index heading"/>
-    <w:lsdException w:qFormat="1" w:uiPriority="0" w:name="caption"/>
-    <w:lsdException w:unhideWhenUsed="0" w:uiPriority="0" w:semiHidden="0" w:name="table of figures"/>
-    <w:lsdException w:unhideWhenUsed="0" w:uiPriority="0" w:semiHidden="0" w:name="envelope address"/>
-    <w:lsdException w:unhideWhenUsed="0" w:uiPriority="0" w:semiHidden="0" w:name="envelope return"/>
-    <w:lsdException w:unhideWhenUsed="0" w:uiPriority="0" w:semiHidden="0" w:name="footnote reference"/>
-    <w:lsdException w:unhideWhenUsed="0" w:uiPriority="0" w:semiHidden="0" w:name="annotation reference"/>
-    <w:lsdException w:unhideWhenUsed="0" w:uiPriority="0" w:semiHidden="0" w:name="line number"/>
-    <w:lsdException w:unhideWhenUsed="0" w:uiPriority="0" w:semiHidden="0" w:name="page number"/>
-    <w:lsdException w:unhideWhenUsed="0" w:uiPriority="0" w:semiHidden="0" w:name="endnote reference"/>
-    <w:lsdException w:unhideWhenUsed="0" w:uiPriority="0" w:semiHidden="0" w:name="endnote text"/>
-    <w:lsdException w:unhideWhenUsed="0" w:uiPriority="0" w:semiHidden="0" w:name="table of authorities"/>
-    <w:lsdException w:unhideWhenUsed="0" w:uiPriority="0" w:semiHidden="0" w:name="macro"/>
-    <w:lsdException w:unhideWhenUsed="0" w:uiPriority="0" w:semiHidden="0" w:name="toa heading"/>
-    <w:lsdException w:unhideWhenUsed="0" w:uiPriority="0" w:semiHidden="0" w:name="List"/>
-    <w:lsdException w:unhideWhenUsed="0" w:uiPriority="0" w:semiHidden="0" w:name="List Bullet"/>
-    <w:lsdException w:unhideWhenUsed="0" w:uiPriority="0" w:semiHidden="0" w:name="List Number"/>
-    <w:lsdException w:unhideWhenUsed="0" w:uiPriority="0" w:semiHidden="0" w:name="List 2"/>
-    <w:lsdException w:unhideWhenUsed="0" w:uiPriority="0" w:semiHidden="0" w:name="List 3"/>
-    <w:lsdException w:unhideWhenUsed="0" w:uiPriority="0" w:semiHidden="0" w:name="List 4"/>
-    <w:lsdException w:unhideWhenUsed="0" w:uiPriority="0" w:semiHidden="0" w:name="List 5"/>
-    <w:lsdException w:unhideWhenUsed="0" w:uiPriority="0" w:semiHidden="0" w:name="List Bullet 2"/>
-    <w:lsdException w:unhideWhenUsed="0" w:uiPriority="0" w:semiHidden="0" w:name="List Bullet 3"/>
-    <w:lsdException w:unhideWhenUsed="0" w:uiPriority="0" w:semiHidden="0" w:name="List Bullet 4"/>
-    <w:lsdException w:unhideWhenUsed="0" w:uiPriority="0" w:semiHidden="0" w:name="List Bullet 5"/>
-    <w:lsdException w:unhideWhenUsed="0" w:uiPriority="0" w:semiHidden="0" w:name="List Number 2"/>
-    <w:lsdException w:unhideWhenUsed="0" w:uiPriority="0" w:semiHidden="0" w:name="List Number 3"/>
-    <w:lsdException w:unhideWhenUsed="0" w:uiPriority="0" w:semiHidden="0" w:name="List Number 4"/>
-    <w:lsdException w:unhideWhenUsed="0" w:uiPriority="0" w:semiHidden="0" w:name="List Number 5"/>
-    <w:lsdException w:qFormat="1" w:unhideWhenUsed="0" w:uiPriority="0" w:semiHidden="0" w:name="Title"/>
-    <w:lsdException w:unhideWhenUsed="0" w:uiPriority="0" w:semiHidden="0" w:name="Closing"/>
-    <w:lsdException w:unhideWhenUsed="0" w:uiPriority="0" w:semiHidden="0" w:name="Signature"/>
-    <w:lsdException w:qFormat="1" w:unhideWhenUsed="0" w:uiPriority="0" w:name="Default Paragraph Font"/>
-    <w:lsdException w:qFormat="1" w:unhideWhenUsed="0" w:uiPriority="0" w:name="Body Text"/>
-    <w:lsdException w:unhideWhenUsed="0" w:uiPriority="0" w:semiHidden="0" w:name="Body Text Indent"/>
-    <w:lsdException w:unhideWhenUsed="0" w:uiPriority="0" w:semiHidden="0" w:name="List Continue"/>
-    <w:lsdException w:unhideWhenUsed="0" w:uiPriority="0" w:semiHidden="0" w:name="List Continue 2"/>
-    <w:lsdException w:unhideWhenUsed="0" w:uiPriority="0" w:semiHidden="0" w:name="List Continue 3"/>
-    <w:lsdException w:unhideWhenUsed="0" w:uiPriority="0" w:semiHidden="0" w:name="List Continue 4"/>
-    <w:lsdException w:unhideWhenUsed="0" w:uiPriority="0" w:semiHidden="0" w:name="List Continue 5"/>
-    <w:lsdException w:unhideWhenUsed="0" w:uiPriority="0" w:semiHidden="0" w:name="Message Header"/>
-    <w:lsdException w:qFormat="1" w:unhideWhenUsed="0" w:uiPriority="0" w:semiHidden="0" w:name="Subtitle"/>
-    <w:lsdException w:unhideWhenUsed="0" w:uiPriority="0" w:semiHidden="0" w:name="Salutation"/>
-    <w:lsdException w:unhideWhenUsed="0" w:uiPriority="0" w:semiHidden="0" w:name="Date"/>
-    <w:lsdException w:unhideWhenUsed="0" w:uiPriority="0" w:semiHidden="0" w:name="Body Text First Indent"/>
-    <w:lsdException w:unhideWhenUsed="0" w:uiPriority="0" w:semiHidden="0" w:name="Body Text First Indent 2"/>
-    <w:lsdException w:uiPriority="99" w:name="Note Heading"/>
-    <w:lsdException w:unhideWhenUsed="0" w:uiPriority="0" w:semiHidden="0" w:name="Body Text 2"/>
-    <w:lsdException w:unhideWhenUsed="0" w:uiPriority="0" w:semiHidden="0" w:name="Body Text 3"/>
-    <w:lsdException w:unhideWhenUsed="0" w:uiPriority="0" w:semiHidden="0" w:name="Body Text Indent 2"/>
-    <w:lsdException w:unhideWhenUsed="0" w:uiPriority="0" w:semiHidden="0" w:name="Body Text Indent 3"/>
-    <w:lsdException w:unhideWhenUsed="0" w:uiPriority="0" w:semiHidden="0" w:name="Block Text"/>
-    <w:lsdException w:unhideWhenUsed="0" w:uiPriority="0" w:semiHidden="0" w:name="Hyperlink"/>
-    <w:lsdException w:unhideWhenUsed="0" w:uiPriority="0" w:semiHidden="0" w:name="FollowedHyperlink"/>
-    <w:lsdException w:qFormat="1" w:unhideWhenUsed="0" w:uiPriority="0" w:semiHidden="0" w:name="Strong"/>
-    <w:lsdException w:qFormat="1" w:unhideWhenUsed="0" w:uiPriority="0" w:semiHidden="0" w:name="Emphasis"/>
-    <w:lsdException w:unhideWhenUsed="0" w:uiPriority="0" w:semiHidden="0" w:name="Document Map"/>
-    <w:lsdException w:unhideWhenUsed="0" w:uiPriority="0" w:semiHidden="0" w:name="Plain Text"/>
-    <w:lsdException w:unhideWhenUsed="0" w:uiPriority="0" w:semiHidden="0" w:name="E-mail Signature"/>
-    <w:lsdException w:qFormat="1" w:unhideWhenUsed="0" w:uiPriority="0" w:semiHidden="0" w:name="Normal (Web)"/>
-    <w:lsdException w:unhideWhenUsed="0" w:uiPriority="0" w:semiHidden="0" w:name="HTML Acronym"/>
-    <w:lsdException w:unhideWhenUsed="0" w:uiPriority="0" w:semiHidden="0" w:name="HTML Address"/>
-    <w:lsdException w:unhideWhenUsed="0" w:uiPriority="0" w:semiHidden="0" w:name="HTML Cite"/>
-    <w:lsdException w:unhideWhenUsed="0" w:uiPriority="0" w:semiHidden="0" w:name="HTML Code"/>
-    <w:lsdException w:unhideWhenUsed="0" w:uiPriority="0" w:semiHidden="0" w:name="HTML Definition"/>
-    <w:lsdException w:unhideWhenUsed="0" w:uiPriority="0" w:semiHidden="0" w:name="HTML Keyboard"/>
-    <w:lsdException w:unhideWhenUsed="0" w:uiPriority="0" w:semiHidden="0" w:name="HTML Preformatted"/>
-    <w:lsdException w:unhideWhenUsed="0" w:uiPriority="0" w:semiHidden="0" w:name="HTML Sample"/>
-    <w:lsdException w:unhideWhenUsed="0" w:uiPriority="0" w:semiHidden="0" w:name="HTML Typewriter"/>
-    <w:lsdException w:unhideWhenUsed="0" w:uiPriority="0" w:semiHidden="0" w:name="HTML Variable"/>
-    <w:lsdException w:qFormat="1" w:unhideWhenUsed="0" w:uiPriority="0" w:name="Normal Table"/>
-    <w:lsdException w:unhideWhenUsed="0" w:uiPriority="0" w:semiHidden="0" w:name="annotation subject"/>
-    <w:lsdException w:unhideWhenUsed="0" w:uiPriority="0" w:semiHidden="0" w:name="Table Simple 1"/>
-    <w:lsdException w:unhideWhenUsed="0" w:uiPriority="0" w:semiHidden="0" w:name="Table Simple 2"/>
-    <w:lsdException w:unhideWhenUsed="0" w:uiPriority="0" w:semiHidden="0" w:name="Table Simple 3"/>
-    <w:lsdException w:unhideWhenUsed="0" w:uiPriority="0" w:semiHidden="0" w:name="Table Classic 1"/>
-    <w:lsdException w:unhideWhenUsed="0" w:uiPriority="0" w:semiHidden="0" w:name="Table Classic 2"/>
-    <w:lsdException w:unhideWhenUsed="0" w:uiPriority="0" w:semiHidden="0" w:name="Table Classic 3"/>
-    <w:lsdException w:unhideWhenUsed="0" w:uiPriority="0" w:semiHidden="0" w:name="Table Classic 4"/>
-    <w:lsdException w:unhideWhenUsed="0" w:uiPriority="0" w:semiHidden="0" w:name="Table Colorful 1"/>
-    <w:lsdException w:unhideWhenUsed="0" w:uiPriority="0" w:semiHidden="0" w:name="Table Colorful 2"/>
-    <w:lsdException w:unhideWhenUsed="0" w:uiPriority="0" w:semiHidden="0" w:name="Table Colorful 3"/>
-    <w:lsdException w:unhideWhenUsed="0" w:uiPriority="0" w:semiHidden="0" w:name="Table Columns 1"/>
-    <w:lsdException w:unhideWhenUsed="0" w:uiPriority="0" w:semiHidden="0" w:name="Table Columns 2"/>
-    <w:lsdException w:unhideWhenUsed="0" w:uiPriority="0" w:semiHidden="0" w:name="Table Columns 3"/>
-    <w:lsdException w:unhideWhenUsed="0" w:uiPriority="0" w:semiHidden="0" w:name="Table Columns 4"/>
-    <w:lsdException w:unhideWhenUsed="0" w:uiPriority="0" w:semiHidden="0" w:name="Table Columns 5"/>
-    <w:lsdException w:unhideWhenUsed="0" w:uiPriority="0" w:semiHidden="0" w:name="Table Grid 1"/>
-    <w:lsdException w:unhideWhenUsed="0" w:uiPriority="0" w:semiHidden="0" w:name="Table Grid 2"/>
-    <w:lsdException w:unhideWhenUsed="0" w:uiPriority="0" w:semiHidden="0" w:name="Table Grid 3"/>
-    <w:lsdException w:unhideWhenUsed="0" w:uiPriority="0" w:semiHidden="0" w:name="Table Grid 4"/>
-    <w:lsdException w:unhideWhenUsed="0" w:uiPriority="0" w:semiHidden="0" w:name="Table Grid 5"/>
-    <w:lsdException w:unhideWhenUsed="0" w:uiPriority="0" w:semiHidden="0" w:name="Table Grid 6"/>
-    <w:lsdException w:unhideWhenUsed="0" w:uiPriority="0" w:semiHidden="0" w:name="Table Grid 7"/>
-    <w:lsdException w:unhideWhenUsed="0" w:uiPriority="0" w:semiHidden="0" w:name="Table Grid 8"/>
-    <w:lsdException w:unhideWhenUsed="0" w:uiPriority="0" w:semiHidden="0" w:name="Table List 1"/>
-    <w:lsdException w:unhideWhenUsed="0" w:uiPriority="0" w:semiHidden="0" w:name="Table List 2"/>
-    <w:lsdException w:unhideWhenUsed="0" w:uiPriority="0" w:semiHidden="0" w:name="Table List 3"/>
-    <w:lsdException w:unhideWhenUsed="0" w:uiPriority="0" w:semiHidden="0" w:name="Table List 4"/>
-    <w:lsdException w:unhideWhenUsed="0" w:uiPriority="0" w:semiHidden="0" w:name="Table List 5"/>
-    <w:lsdException w:unhideWhenUsed="0" w:uiPriority="0" w:semiHidden="0" w:name="Table List 6"/>
-    <w:lsdException w:unhideWhenUsed="0" w:uiPriority="0" w:semiHidden="0" w:name="Table List 7"/>
-    <w:lsdException w:unhideWhenUsed="0" w:uiPriority="0" w:semiHidden="0" w:name="Table List 8"/>
-    <w:lsdException w:unhideWhenUsed="0" w:uiPriority="0" w:semiHidden="0" w:name="Table 3D effects 1"/>
-    <w:lsdException w:unhideWhenUsed="0" w:uiPriority="0" w:semiHidden="0" w:name="Table 3D effects 2"/>
-    <w:lsdException w:unhideWhenUsed="0" w:uiPriority="0" w:semiHidden="0" w:name="Table 3D effects 3"/>
-    <w:lsdException w:unhideWhenUsed="0" w:uiPriority="0" w:semiHidden="0" w:name="Table Contemporary"/>
-    <w:lsdException w:unhideWhenUsed="0" w:uiPriority="0" w:semiHidden="0" w:name="Table Elegant"/>
-    <w:lsdException w:unhideWhenUsed="0" w:uiPriority="0" w:semiHidden="0" w:name="Table Professional"/>
-    <w:lsdException w:unhideWhenUsed="0" w:uiPriority="0" w:semiHidden="0" w:name="Table Subtle 1"/>
-    <w:lsdException w:unhideWhenUsed="0" w:uiPriority="0" w:semiHidden="0" w:name="Table Subtle 2"/>
-    <w:lsdException w:unhideWhenUsed="0" w:uiPriority="0" w:semiHidden="0" w:name="Table Web 1"/>
-    <w:lsdException w:unhideWhenUsed="0" w:uiPriority="0" w:semiHidden="0" w:name="Table Web 2"/>
-    <w:lsdException w:unhideWhenUsed="0" w:uiPriority="0" w:semiHidden="0" w:name="Table Web 3"/>
-    <w:lsdException w:unhideWhenUsed="0" w:uiPriority="0" w:semiHidden="0" w:name="Balloon Text"/>
-    <w:lsdException w:qFormat="1" w:unhideWhenUsed="0" w:uiPriority="0" w:semiHidden="0" w:name="Table Grid"/>
-    <w:lsdException w:unhideWhenUsed="0" w:uiPriority="0" w:semiHidden="0" w:name="Table Theme"/>
-    <w:lsdException w:unhideWhenUsed="0" w:uiPriority="60" w:semiHidden="0" w:name="Light Shading"/>
-    <w:lsdException w:unhideWhenUsed="0" w:uiPriority="61" w:semiHidden="0" w:name="Light List"/>
-    <w:lsdException w:unhideWhenUsed="0" w:uiPriority="62" w:semiHidden="0" w:name="Light Grid"/>
-    <w:lsdException w:unhideWhenUsed="0" w:uiPriority="63" w:semiHidden="0" w:name="Medium Shading 1"/>
-    <w:lsdException w:unhideWhenUsed="0" w:uiPriority="64" w:semiHidden="0" w:name="Medium Shading 2"/>
-    <w:lsdException w:unhideWhenUsed="0" w:uiPriority="65" w:semiHidden="0" w:name="Medium List 1"/>
-    <w:lsdException w:unhideWhenUsed="0" w:uiPriority="66" w:semiHidden="0" w:name="Medium List 2"/>
-    <w:lsdException w:unhideWhenUsed="0" w:uiPriority="67" w:semiHidden="0" w:name="Medium Grid 1"/>
-    <w:lsdException w:unhideWhenUsed="0" w:uiPriority="68" w:semiHidden="0" w:name="Medium Grid 2"/>
-    <w:lsdException w:unhideWhenUsed="0" w:uiPriority="69" w:semiHidden="0" w:name="Medium Grid 3"/>
-    <w:lsdException w:unhideWhenUsed="0" w:uiPriority="70" w:semiHidden="0" w:name="Dark List"/>
-    <w:lsdException w:unhideWhenUsed="0" w:uiPriority="71" w:semiHidden="0" w:name="Colorful Shading"/>
-    <w:lsdException w:unhideWhenUsed="0" w:uiPriority="72" w:semiHidden="0" w:name="Colorful List"/>
-    <w:lsdException w:unhideWhenUsed="0" w:uiPriority="73" w:semiHidden="0" w:name="Colorful Grid"/>
-    <w:lsdException w:unhideWhenUsed="0" w:uiPriority="60" w:semiHidden="0" w:name="Light Shading Accent 1"/>
-    <w:lsdException w:unhideWhenUsed="0" w:uiPriority="61" w:semiHidden="0" w:name="Light List Accent 1"/>
-    <w:lsdException w:unhideWhenUsed="0" w:uiPriority="62" w:semiHidden="0" w:name="Light Grid Accent 1"/>
-    <w:lsdException w:unhideWhenUsed="0" w:uiPriority="63" w:semiHidden="0" w:name="Medium Shading 1 Accent 1"/>
-    <w:lsdException w:unhideWhenUsed="0" w:uiPriority="64" w:semiHidden="0" w:name="Medium Shading 2 Accent 1"/>
-    <w:lsdException w:unhideWhenUsed="0" w:uiPriority="65" w:semiHidden="0" w:name="Medium List 1 Accent 1"/>
-    <w:lsdException w:unhideWhenUsed="0" w:uiPriority="66" w:semiHidden="0" w:name="Medium List 2 Accent 1"/>
-    <w:lsdException w:unhideWhenUsed="0" w:uiPriority="67" w:semiHidden="0" w:name="Medium Grid 1 Accent 1"/>
-    <w:lsdException w:unhideWhenUsed="0" w:uiPriority="68" w:semiHidden="0" w:name="Medium Grid 2 Accent 1"/>
-    <w:lsdException w:unhideWhenUsed="0" w:uiPriority="69" w:semiHidden="0" w:name="Medium Grid 3 Accent 1"/>
-    <w:lsdException w:unhideWhenUsed="0" w:uiPriority="70" w:semiHidden="0" w:name="Dark List Accent 1"/>
-    <w:lsdException w:unhideWhenUsed="0" w:uiPriority="71" w:semiHidden="0" w:name="Colorful Shading Accent 1"/>
-    <w:lsdException w:unhideWhenUsed="0" w:uiPriority="72" w:semiHidden="0" w:name="Colorful List Accent 1"/>
-    <w:lsdException w:unhideWhenUsed="0" w:uiPriority="73" w:semiHidden="0" w:name="Colorful Grid Accent 1"/>
-    <w:lsdException w:unhideWhenUsed="0" w:uiPriority="60" w:semiHidden="0" w:name="Light Shading Accent 2"/>
-    <w:lsdException w:unhideWhenUsed="0" w:uiPriority="61" w:semiHidden="0" w:name="Light List Accent 2"/>
-    <w:lsdException w:unhideWhenUsed="0" w:uiPriority="62" w:semiHidden="0" w:name="Light Grid Accent 2"/>
-    <w:lsdException w:unhideWhenUsed="0" w:uiPriority="63" w:semiHidden="0" w:name="Medium Shading 1 Accent 2"/>
-    <w:lsdException w:unhideWhenUsed="0" w:uiPriority="64" w:semiHidden="0" w:name="Medium Shading 2 Accent 2"/>
-    <w:lsdException w:unhideWhenUsed="0" w:uiPriority="65" w:semiHidden="0" w:name="Medium List 1 Accent 2"/>
-    <w:lsdException w:unhideWhenUsed="0" w:uiPriority="66" w:semiHidden="0" w:name="Medium List 2 Accent 2"/>
-    <w:lsdException w:unhideWhenUsed="0" w:uiPriority="67" w:semiHidden="0" w:name="Medium Grid 1 Accent 2"/>
-    <w:lsdException w:unhideWhenUsed="0" w:uiPriority="68" w:semiHidden="0" w:name="Medium Grid 2 Accent 2"/>
-    <w:lsdException w:unhideWhenUsed="0" w:uiPriority="69" w:semiHidden="0" w:name="Medium Grid 3 Accent 2"/>
-    <w:lsdException w:unhideWhenUsed="0" w:uiPriority="70" w:semiHidden="0" w:name="Dark List Accent 2"/>
-    <w:lsdException w:unhideWhenUsed="0" w:uiPriority="71" w:semiHidden="0" w:name="Colorful Shading Accent 2"/>
-    <w:lsdException w:unhideWhenUsed="0" w:uiPriority="72" w:semiHidden="0" w:name="Colorful List Accent 2"/>
-    <w:lsdException w:unhideWhenUsed="0" w:uiPriority="73" w:semiHidden="0" w:name="Colorful Grid Accent 2"/>
-    <w:lsdException w:unhideWhenUsed="0" w:uiPriority="60" w:semiHidden="0" w:name="Light Shading Accent 3"/>
-    <w:lsdException w:unhideWhenUsed="0" w:uiPriority="61" w:semiHidden="0" w:name="Light List Accent 3"/>
-    <w:lsdException w:unhideWhenUsed="0" w:uiPriority="62" w:semiHidden="0" w:name="Light Grid Accent 3"/>
-    <w:lsdException w:unhideWhenUsed="0" w:uiPriority="63" w:semiHidden="0" w:name="Medium Shading 1 Accent 3"/>
-    <w:lsdException w:unhideWhenUsed="0" w:uiPriority="64" w:semiHidden="0" w:name="Medium Shading 2 Accent 3"/>
-    <w:lsdException w:unhideWhenUsed="0" w:uiPriority="65" w:semiHidden="0" w:name="Medium List 1 Accent 3"/>
-    <w:lsdException w:unhideWhenUsed="0" w:uiPriority="66" w:semiHidden="0" w:name="Medium List 2 Accent 3"/>
-    <w:lsdException w:unhideWhenUsed="0" w:uiPriority="67" w:semiHidden="0" w:name="Medium Grid 1 Accent 3"/>
-    <w:lsdException w:unhideWhenUsed="0" w:uiPriority="68" w:semiHidden="0" w:name="Medium Grid 2 Accent 3"/>
-    <w:lsdException w:unhideWhenUsed="0" w:uiPriority="69" w:semiHidden="0" w:name="Medium Grid 3 Accent 3"/>
-    <w:lsdException w:unhideWhenUsed="0" w:uiPriority="70" w:semiHidden="0" w:name="Dark List Accent 3"/>
-    <w:lsdException w:unhideWhenUsed="0" w:uiPriority="71" w:semiHidden="0" w:name="Colorful Shading Accent 3"/>
-    <w:lsdException w:unhideWhenUsed="0" w:uiPriority="72" w:semiHidden="0" w:name="Colorful List Accent 3"/>
-    <w:lsdException w:unhideWhenUsed="0" w:uiPriority="73" w:semiHidden="0" w:name="Colorful Grid Accent 3"/>
-    <w:lsdException w:unhideWhenUsed="0" w:uiPriority="60" w:semiHidden="0" w:name="Light Shading Accent 4"/>
-    <w:lsdException w:unhideWhenUsed="0" w:uiPriority="61" w:semiHidden="0" w:name="Light List Accent 4"/>
-    <w:lsdException w:unhideWhenUsed="0" w:uiPriority="62" w:semiHidden="0" w:name="Light Grid Accent 4"/>
-    <w:lsdException w:unhideWhenUsed="0" w:uiPriority="63" w:semiHidden="0" w:name="Medium Shading 1 Accent 4"/>
-    <w:lsdException w:unhideWhenUsed="0" w:uiPriority="64" w:semiHidden="0" w:name="Medium Shading 2 Accent 4"/>
-    <w:lsdException w:unhideWhenUsed="0" w:uiPriority="65" w:semiHidden="0" w:name="Medium List 1 Accent 4"/>
-    <w:lsdException w:unhideWhenUsed="0" w:uiPriority="66" w:semiHidden="0" w:name="Medium List 2 Accent 4"/>
-    <w:lsdException w:unhideWhenUsed="0" w:uiPriority="67" w:semiHidden="0" w:name="Medium Grid 1 Accent 4"/>
-    <w:lsdException w:unhideWhenUsed="0" w:uiPriority="68" w:semiHidden="0" w:name="Medium Grid 2 Accent 4"/>
-    <w:lsdException w:unhideWhenUsed="0" w:uiPriority="69" w:semiHidden="0" w:name="Medium Grid 3 Accent 4"/>
-    <w:lsdException w:unhideWhenUsed="0" w:uiPriority="70" w:semiHidden="0" w:name="Dark List Accent 4"/>
-    <w:lsdException w:unhideWhenUsed="0" w:uiPriority="71" w:semiHidden="0" w:name="Colorful Shading Accent 4"/>
-    <w:lsdException w:unhideWhenUsed="0" w:uiPriority="72" w:semiHidden="0" w:name="Colorful List Accent 4"/>
-    <w:lsdException w:unhideWhenUsed="0" w:uiPriority="73" w:semiHidden="0" w:name="Colorful Grid Accent 4"/>
-    <w:lsdException w:unhideWhenUsed="0" w:uiPriority="60" w:semiHidden="0" w:name="Light Shading Accent 5"/>
-    <w:lsdException w:unhideWhenUsed="0" w:uiPriority="61" w:semiHidden="0" w:name="Light List Accent 5"/>
-    <w:lsdException w:unhideWhenUsed="0" w:uiPriority="62" w:semiHidden="0" w:name="Light Grid Accent 5"/>
-    <w:lsdException w:unhideWhenUsed="0" w:uiPriority="63" w:semiHidden="0" w:name="Medium Shading 1 Accent 5"/>
-    <w:lsdException w:unhideWhenUsed="0" w:uiPriority="64" w:semiHidden="0" w:name="Medium Shading 2 Accent 5"/>
-    <w:lsdException w:unhideWhenUsed="0" w:uiPriority="65" w:semiHidden="0" w:name="Medium List 1 Accent 5"/>
-    <w:lsdException w:unhideWhenUsed="0" w:uiPriority="66" w:semiHidden="0" w:name="Medium List 2 Accent 5"/>
-    <w:lsdException w:unhideWhenUsed="0" w:uiPriority="67" w:semiHidden="0" w:name="Medium Grid 1 Accent 5"/>
-    <w:lsdException w:unhideWhenUsed="0" w:uiPriority="68" w:semiHidden="0" w:name="Medium Grid 2 Accent 5"/>
-    <w:lsdException w:unhideWhenUsed="0" w:uiPriority="69" w:semiHidden="0" w:name="Medium Grid 3 Accent 5"/>
-    <w:lsdException w:unhideWhenUsed="0" w:uiPriority="70" w:semiHidden="0" w:name="Dark List Accent 5"/>
-    <w:lsdException w:unhideWhenUsed="0" w:uiPriority="71" w:semiHidden="0" w:name="Colorful Shading Accent 5"/>
-    <w:lsdException w:unhideWhenUsed="0" w:uiPriority="72" w:semiHidden="0" w:name="Colorful List Accent 5"/>
-    <w:lsdException w:unhideWhenUsed="0" w:uiPriority="73" w:semiHidden="0" w:name="Colorful Grid Accent 5"/>
-    <w:lsdException w:unhideWhenUsed="0" w:uiPriority="60" w:semiHidden="0" w:name="Light Shading Accent 6"/>
-    <w:lsdException w:unhideWhenUsed="0" w:uiPriority="61" w:semiHidden="0" w:name="Light List Accent 6"/>
-    <w:lsdException w:unhideWhenUsed="0" w:uiPriority="62" w:semiHidden="0" w:name="Light Grid Accent 6"/>
-    <w:lsdException w:unhideWhenUsed="0" w:uiPriority="63" w:semiHidden="0" w:name="Medium Shading 1 Accent 6"/>
-    <w:lsdException w:unhideWhenUsed="0" w:uiPriority="64" w:semiHidden="0" w:name="Medium Shading 2 Accent 6"/>
-    <w:lsdException w:unhideWhenUsed="0" w:uiPriority="65" w:semiHidden="0" w:name="Medium List 1 Accent 6"/>
-    <w:lsdException w:unhideWhenUsed="0" w:uiPriority="66" w:semiHidden="0" w:name="Medium List 2 Accent 6"/>
-    <w:lsdException w:unhideWhenUsed="0" w:uiPriority="67" w:semiHidden="0" w:name="Medium Grid 1 Accent 6"/>
-    <w:lsdException w:unhideWhenUsed="0" w:uiPriority="68" w:semiHidden="0" w:name="Medium Grid 2 Accent 6"/>
-    <w:lsdException w:unhideWhenUsed="0" w:uiPriority="69" w:semiHidden="0" w:name="Medium Grid 3 Accent 6"/>
-    <w:lsdException w:unhideWhenUsed="0" w:uiPriority="70" w:semiHidden="0" w:name="Dark List Accent 6"/>
-    <w:lsdException w:unhideWhenUsed="0" w:uiPriority="71" w:semiHidden="0" w:name="Colorful Shading Accent 6"/>
-    <w:lsdException w:unhideWhenUsed="0" w:uiPriority="72" w:semiHidden="0" w:name="Colorful List Accent 6"/>
-    <w:lsdException w:unhideWhenUsed="0" w:uiPriority="73" w:semiHidden="0" w:name="Colorful Grid Accent 6"/>
+  <w:latentStyles w:defLockedState="0" w:defUIPriority="99" w:defSemiHidden="1" w:defUnhideWhenUsed="1" w:defQFormat="0" w:count="260">
+    <w:lsdException w:name="Normal" w:semiHidden="0" w:uiPriority="0" w:unhideWhenUsed="0" w:qFormat="1"/>
+    <w:lsdException w:name="heading 1" w:semiHidden="0" w:uiPriority="0" w:unhideWhenUsed="0" w:qFormat="1"/>
+    <w:lsdException w:name="heading 2" w:semiHidden="0" w:uiPriority="0" w:qFormat="1"/>
+    <w:lsdException w:name="heading 3" w:uiPriority="0" w:qFormat="1"/>
+    <w:lsdException w:name="heading 4" w:semiHidden="0" w:uiPriority="0" w:qFormat="1"/>
+    <w:lsdException w:name="heading 5" w:uiPriority="0" w:qFormat="1"/>
+    <w:lsdException w:name="heading 6" w:uiPriority="0" w:qFormat="1"/>
+    <w:lsdException w:name="heading 7" w:uiPriority="0" w:qFormat="1"/>
+    <w:lsdException w:name="heading 8" w:uiPriority="0" w:qFormat="1"/>
+    <w:lsdException w:name="heading 9" w:uiPriority="0" w:qFormat="1"/>
+    <w:lsdException w:name="index 1" w:semiHidden="0" w:uiPriority="0" w:unhideWhenUsed="0"/>
+    <w:lsdException w:name="index 2" w:semiHidden="0" w:uiPriority="0" w:unhideWhenUsed="0"/>
+    <w:lsdException w:name="index 3" w:semiHidden="0" w:uiPriority="0" w:unhideWhenUsed="0"/>
+    <w:lsdException w:name="index 4" w:semiHidden="0" w:uiPriority="0" w:unhideWhenUsed="0"/>
+    <w:lsdException w:name="index 5" w:semiHidden="0" w:uiPriority="0" w:unhideWhenUsed="0"/>
+    <w:lsdException w:name="index 6" w:semiHidden="0" w:uiPriority="0" w:unhideWhenUsed="0"/>
+    <w:lsdException w:name="index 7" w:semiHidden="0" w:uiPriority="0" w:unhideWhenUsed="0"/>
+    <w:lsdException w:name="index 8" w:semiHidden="0" w:uiPriority="0" w:unhideWhenUsed="0"/>
+    <w:lsdException w:name="index 9" w:semiHidden="0" w:uiPriority="0" w:unhideWhenUsed="0"/>
+    <w:lsdException w:name="toc 1" w:semiHidden="0" w:uiPriority="0" w:unhideWhenUsed="0" w:qFormat="1"/>
+    <w:lsdException w:name="toc 2" w:semiHidden="0" w:uiPriority="0" w:unhideWhenUsed="0" w:qFormat="1"/>
+    <w:lsdException w:name="toc 3" w:semiHidden="0" w:uiPriority="0" w:unhideWhenUsed="0" w:qFormat="1"/>
+    <w:lsdException w:name="toc 4" w:semiHidden="0" w:uiPriority="0" w:unhideWhenUsed="0"/>
+    <w:lsdException w:name="toc 5" w:semiHidden="0" w:uiPriority="0" w:unhideWhenUsed="0"/>
+    <w:lsdException w:name="toc 6" w:semiHidden="0" w:uiPriority="0" w:unhideWhenUsed="0"/>
+    <w:lsdException w:name="toc 7" w:semiHidden="0" w:uiPriority="0" w:unhideWhenUsed="0"/>
+    <w:lsdException w:name="toc 8" w:semiHidden="0" w:uiPriority="0" w:unhideWhenUsed="0"/>
+    <w:lsdException w:name="toc 9" w:semiHidden="0" w:uiPriority="0" w:unhideWhenUsed="0"/>
+    <w:lsdException w:name="Normal Indent" w:semiHidden="0" w:uiPriority="0" w:unhideWhenUsed="0"/>
+    <w:lsdException w:name="footnote text" w:semiHidden="0" w:uiPriority="0" w:unhideWhenUsed="0"/>
+    <w:lsdException w:name="annotation text" w:semiHidden="0" w:uiPriority="0" w:unhideWhenUsed="0" w:qFormat="1"/>
+    <w:lsdException w:name="header" w:semiHidden="0" w:uiPriority="0" w:unhideWhenUsed="0" w:qFormat="1"/>
+    <w:lsdException w:name="footer" w:semiHidden="0" w:uiPriority="0" w:unhideWhenUsed="0" w:qFormat="1"/>
+    <w:lsdException w:name="index heading" w:semiHidden="0" w:uiPriority="0" w:unhideWhenUsed="0"/>
+    <w:lsdException w:name="caption" w:uiPriority="0" w:qFormat="1"/>
+    <w:lsdException w:name="table of figures" w:semiHidden="0" w:uiPriority="0" w:unhideWhenUsed="0"/>
+    <w:lsdException w:name="envelope address" w:semiHidden="0" w:uiPriority="0" w:unhideWhenUsed="0"/>
+    <w:lsdException w:name="envelope return" w:semiHidden="0" w:uiPriority="0" w:unhideWhenUsed="0"/>
+    <w:lsdException w:name="footnote reference" w:semiHidden="0" w:uiPriority="0" w:unhideWhenUsed="0"/>
+    <w:lsdException w:name="annotation reference" w:semiHidden="0" w:uiPriority="0" w:unhideWhenUsed="0"/>
+    <w:lsdException w:name="line number" w:semiHidden="0" w:uiPriority="0" w:unhideWhenUsed="0"/>
+    <w:lsdException w:name="page number" w:semiHidden="0" w:uiPriority="0" w:unhideWhenUsed="0"/>
+    <w:lsdException w:name="endnote reference" w:semiHidden="0" w:uiPriority="0" w:unhideWhenUsed="0"/>
+    <w:lsdException w:name="endnote text" w:semiHidden="0" w:uiPriority="0" w:unhideWhenUsed="0"/>
+    <w:lsdException w:name="table of authorities" w:semiHidden="0" w:uiPriority="0" w:unhideWhenUsed="0"/>
+    <w:lsdException w:name="macro" w:semiHidden="0" w:uiPriority="0" w:unhideWhenUsed="0"/>
+    <w:lsdException w:name="toa heading" w:semiHidden="0" w:uiPriority="0" w:unhideWhenUsed="0"/>
+    <w:lsdException w:name="List" w:semiHidden="0" w:uiPriority="0" w:unhideWhenUsed="0"/>
+    <w:lsdException w:name="List Bullet" w:semiHidden="0" w:uiPriority="0" w:unhideWhenUsed="0"/>
+    <w:lsdException w:name="List Number" w:semiHidden="0" w:uiPriority="0" w:unhideWhenUsed="0"/>
+    <w:lsdException w:name="List 2" w:semiHidden="0" w:uiPriority="0" w:unhideWhenUsed="0"/>
+    <w:lsdException w:name="List 3" w:semiHidden="0" w:uiPriority="0" w:unhideWhenUsed="0"/>
+    <w:lsdException w:name="List 4" w:semiHidden="0" w:uiPriority="0" w:unhideWhenUsed="0"/>
+    <w:lsdException w:name="List 5" w:semiHidden="0" w:uiPriority="0" w:unhideWhenUsed="0"/>
+    <w:lsdException w:name="List Bullet 2" w:semiHidden="0" w:uiPriority="0" w:unhideWhenUsed="0"/>
+    <w:lsdException w:name="List Bullet 3" w:semiHidden="0" w:uiPriority="0" w:unhideWhenUsed="0"/>
+    <w:lsdException w:name="List Bullet 4" w:semiHidden="0" w:uiPriority="0" w:unhideWhenUsed="0"/>
+    <w:lsdException w:name="List Bullet 5" w:semiHidden="0" w:uiPriority="0" w:unhideWhenUsed="0"/>
+    <w:lsdException w:name="List Number 2" w:semiHidden="0" w:uiPriority="0" w:unhideWhenUsed="0"/>
+    <w:lsdException w:name="List Number 3" w:semiHidden="0" w:uiPriority="0" w:unhideWhenUsed="0"/>
+    <w:lsdException w:name="List Number 4" w:semiHidden="0" w:uiPriority="0" w:unhideWhenUsed="0"/>
+    <w:lsdException w:name="List Number 5" w:semiHidden="0" w:uiPriority="0" w:unhideWhenUsed="0"/>
+    <w:lsdException w:name="Title" w:semiHidden="0" w:uiPriority="0" w:unhideWhenUsed="0" w:qFormat="1"/>
+    <w:lsdException w:name="Closing" w:semiHidden="0" w:uiPriority="0" w:unhideWhenUsed="0"/>
+    <w:lsdException w:name="Signature" w:semiHidden="0" w:uiPriority="0" w:unhideWhenUsed="0"/>
+    <w:lsdException w:name="Default Paragraph Font" w:uiPriority="0" w:unhideWhenUsed="0" w:qFormat="1"/>
+    <w:lsdException w:name="Body Text" w:uiPriority="0" w:unhideWhenUsed="0" w:qFormat="1"/>
+    <w:lsdException w:name="Body Text Indent" w:semiHidden="0" w:uiPriority="0" w:unhideWhenUsed="0"/>
+    <w:lsdException w:name="List Continue" w:semiHidden="0" w:uiPriority="0" w:unhideWhenUsed="0"/>
+    <w:lsdException w:name="List Continue 2" w:semiHidden="0" w:uiPriority="0" w:unhideWhenUsed="0"/>
+    <w:lsdException w:name="List Continue 3" w:semiHidden="0" w:uiPriority="0" w:unhideWhenUsed="0"/>
+    <w:lsdException w:name="List Continue 4" w:semiHidden="0" w:uiPriority="0" w:unhideWhenUsed="0"/>
+    <w:lsdException w:name="List Continue 5" w:semiHidden="0" w:uiPriority="0" w:unhideWhenUsed="0"/>
+    <w:lsdException w:name="Message Header" w:semiHidden="0" w:uiPriority="0" w:unhideWhenUsed="0"/>
+    <w:lsdException w:name="Subtitle" w:semiHidden="0" w:uiPriority="0" w:unhideWhenUsed="0" w:qFormat="1"/>
+    <w:lsdException w:name="Salutation" w:semiHidden="0" w:uiPriority="0" w:unhideWhenUsed="0"/>
+    <w:lsdException w:name="Date" w:semiHidden="0" w:uiPriority="0" w:unhideWhenUsed="0"/>
+    <w:lsdException w:name="Body Text First Indent" w:semiHidden="0" w:uiPriority="0" w:unhideWhenUsed="0"/>
+    <w:lsdException w:name="Body Text First Indent 2" w:semiHidden="0" w:uiPriority="0" w:unhideWhenUsed="0"/>
+    <w:lsdException w:name="Body Text 2" w:semiHidden="0" w:uiPriority="0" w:unhideWhenUsed="0"/>
+    <w:lsdException w:name="Body Text 3" w:semiHidden="0" w:uiPriority="0" w:unhideWhenUsed="0"/>
+    <w:lsdException w:name="Body Text Indent 2" w:semiHidden="0" w:uiPriority="0" w:unhideWhenUsed="0"/>
+    <w:lsdException w:name="Body Text Indent 3" w:semiHidden="0" w:uiPriority="0" w:unhideWhenUsed="0"/>
+    <w:lsdException w:name="Block Text" w:semiHidden="0" w:uiPriority="0" w:unhideWhenUsed="0"/>
+    <w:lsdException w:name="Hyperlink" w:semiHidden="0" w:uiPriority="0" w:unhideWhenUsed="0"/>
+    <w:lsdException w:name="FollowedHyperlink" w:semiHidden="0" w:uiPriority="0" w:unhideWhenUsed="0"/>
+    <w:lsdException w:name="Strong" w:semiHidden="0" w:uiPriority="0" w:unhideWhenUsed="0" w:qFormat="1"/>
+    <w:lsdException w:name="Emphasis" w:semiHidden="0" w:uiPriority="0" w:unhideWhenUsed="0" w:qFormat="1"/>
+    <w:lsdException w:name="Document Map" w:semiHidden="0" w:uiPriority="0" w:unhideWhenUsed="0"/>
+    <w:lsdException w:name="Plain Text" w:semiHidden="0" w:uiPriority="0" w:unhideWhenUsed="0"/>
+    <w:lsdException w:name="E-mail Signature" w:semiHidden="0" w:uiPriority="0" w:unhideWhenUsed="0"/>
+    <w:lsdException w:name="Normal (Web)" w:semiHidden="0" w:uiPriority="0" w:unhideWhenUsed="0" w:qFormat="1"/>
+    <w:lsdException w:name="HTML Acronym" w:semiHidden="0" w:uiPriority="0" w:unhideWhenUsed="0"/>
+    <w:lsdException w:name="HTML Address" w:semiHidden="0" w:uiPriority="0" w:unhideWhenUsed="0"/>
+    <w:lsdException w:name="HTML Cite" w:semiHidden="0" w:uiPriority="0" w:unhideWhenUsed="0"/>
+    <w:lsdException w:name="HTML Code" w:semiHidden="0" w:uiPriority="0" w:unhideWhenUsed="0"/>
+    <w:lsdException w:name="HTML Definition" w:semiHidden="0" w:uiPriority="0" w:unhideWhenUsed="0"/>
+    <w:lsdException w:name="HTML Keyboard" w:semiHidden="0" w:uiPriority="0" w:unhideWhenUsed="0"/>
+    <w:lsdException w:name="HTML Preformatted" w:semiHidden="0" w:uiPriority="0" w:unhideWhenUsed="0"/>
+    <w:lsdException w:name="HTML Sample" w:semiHidden="0" w:uiPriority="0" w:unhideWhenUsed="0"/>
+    <w:lsdException w:name="HTML Typewriter" w:semiHidden="0" w:uiPriority="0" w:unhideWhenUsed="0"/>
+    <w:lsdException w:name="HTML Variable" w:semiHidden="0" w:uiPriority="0" w:unhideWhenUsed="0"/>
+    <w:lsdException w:name="Normal Table" w:uiPriority="0" w:unhideWhenUsed="0" w:qFormat="1"/>
+    <w:lsdException w:name="annotation subject" w:semiHidden="0" w:uiPriority="0" w:unhideWhenUsed="0"/>
+    <w:lsdException w:name="Table Simple 1" w:semiHidden="0" w:uiPriority="0" w:unhideWhenUsed="0"/>
+    <w:lsdException w:name="Table Simple 2" w:semiHidden="0" w:uiPriority="0" w:unhideWhenUsed="0"/>
+    <w:lsdException w:name="Table Simple 3" w:semiHidden="0" w:uiPriority="0" w:unhideWhenUsed="0"/>
+    <w:lsdException w:name="Table Classic 1" w:semiHidden="0" w:uiPriority="0" w:unhideWhenUsed="0"/>
+    <w:lsdException w:name="Table Classic 2" w:semiHidden="0" w:uiPriority="0" w:unhideWhenUsed="0"/>
+    <w:lsdException w:name="Table Classic 3" w:semiHidden="0" w:uiPriority="0" w:unhideWhenUsed="0"/>
+    <w:lsdException w:name="Table Classic 4" w:semiHidden="0" w:uiPriority="0" w:unhideWhenUsed="0"/>
+    <w:lsdException w:name="Table Colorful 1" w:semiHidden="0" w:uiPriority="0" w:unhideWhenUsed="0"/>
+    <w:lsdException w:name="Table Colorful 2" w:semiHidden="0" w:uiPriority="0" w:unhideWhenUsed="0"/>
+    <w:lsdException w:name="Table Colorful 3" w:semiHidden="0" w:uiPriority="0" w:unhideWhenUsed="0"/>
+    <w:lsdException w:name="Table Columns 1" w:semiHidden="0" w:uiPriority="0" w:unhideWhenUsed="0"/>
+    <w:lsdException w:name="Table Columns 2" w:semiHidden="0" w:uiPriority="0" w:unhideWhenUsed="0"/>
+    <w:lsdException w:name="Table Columns 3" w:semiHidden="0" w:uiPriority="0" w:unhideWhenUsed="0"/>
+    <w:lsdException w:name="Table Columns 4" w:semiHidden="0" w:uiPriority="0" w:unhideWhenUsed="0"/>
+    <w:lsdException w:name="Table Columns 5" w:semiHidden="0" w:uiPriority="0" w:unhideWhenUsed="0"/>
+    <w:lsdException w:name="Table Grid 1" w:semiHidden="0" w:uiPriority="0" w:unhideWhenUsed="0"/>
+    <w:lsdException w:name="Table Grid 2" w:semiHidden="0" w:uiPriority="0" w:unhideWhenUsed="0"/>
+    <w:lsdException w:name="Table Grid 3" w:semiHidden="0" w:uiPriority="0" w:unhideWhenUsed="0"/>
+    <w:lsdException w:name="Table Grid 4" w:semiHidden="0" w:uiPriority="0" w:unhideWhenUsed="0"/>
+    <w:lsdException w:name="Table Grid 5" w:semiHidden="0" w:uiPriority="0" w:unhideWhenUsed="0"/>
+    <w:lsdException w:name="Table Grid 6" w:semiHidden="0" w:uiPriority="0" w:unhideWhenUsed="0"/>
+    <w:lsdException w:name="Table Grid 7" w:semiHidden="0" w:uiPriority="0" w:unhideWhenUsed="0"/>
+    <w:lsdException w:name="Table Grid 8" w:semiHidden="0" w:uiPriority="0" w:unhideWhenUsed="0"/>
+    <w:lsdException w:name="Table List 1" w:semiHidden="0" w:uiPriority="0" w:unhideWhenUsed="0"/>
+    <w:lsdException w:name="Table List 2" w:semiHidden="0" w:uiPriority="0" w:unhideWhenUsed="0"/>
+    <w:lsdException w:name="Table List 3" w:semiHidden="0" w:uiPriority="0" w:unhideWhenUsed="0"/>
+    <w:lsdException w:name="Table List 4" w:semiHidden="0" w:uiPriority="0" w:unhideWhenUsed="0"/>
+    <w:lsdException w:name="Table List 5" w:semiHidden="0" w:uiPriority="0" w:unhideWhenUsed="0"/>
+    <w:lsdException w:name="Table List 6" w:semiHidden="0" w:uiPriority="0" w:unhideWhenUsed="0"/>
+    <w:lsdException w:name="Table List 7" w:semiHidden="0" w:uiPriority="0" w:unhideWhenUsed="0"/>
+    <w:lsdException w:name="Table List 8" w:semiHidden="0" w:uiPriority="0" w:unhideWhenUsed="0"/>
+    <w:lsdException w:name="Table 3D effects 1" w:semiHidden="0" w:uiPriority="0" w:unhideWhenUsed="0"/>
+    <w:lsdException w:name="Table 3D effects 2" w:semiHidden="0" w:uiPriority="0" w:unhideWhenUsed="0"/>
+    <w:lsdException w:name="Table 3D effects 3" w:semiHidden="0" w:uiPriority="0" w:unhideWhenUsed="0"/>
+    <w:lsdException w:name="Table Contemporary" w:semiHidden="0" w:uiPriority="0" w:unhideWhenUsed="0"/>
+    <w:lsdException w:name="Table Elegant" w:semiHidden="0" w:uiPriority="0" w:unhideWhenUsed="0"/>
+    <w:lsdException w:name="Table Professional" w:semiHidden="0" w:uiPriority="0" w:unhideWhenUsed="0"/>
+    <w:lsdException w:name="Table Subtle 1" w:semiHidden="0" w:uiPriority="0" w:unhideWhenUsed="0"/>
+    <w:lsdException w:name="Table Subtle 2" w:semiHidden="0" w:uiPriority="0" w:unhideWhenUsed="0"/>
+    <w:lsdException w:name="Table Web 1" w:semiHidden="0" w:uiPriority="0" w:unhideWhenUsed="0"/>
+    <w:lsdException w:name="Table Web 2" w:semiHidden="0" w:uiPriority="0" w:unhideWhenUsed="0"/>
+    <w:lsdException w:name="Table Web 3" w:semiHidden="0" w:uiPriority="0" w:unhideWhenUsed="0"/>
+    <w:lsdException w:name="Balloon Text" w:semiHidden="0" w:uiPriority="0" w:unhideWhenUsed="0"/>
+    <w:lsdException w:name="Table Grid" w:semiHidden="0" w:uiPriority="0" w:unhideWhenUsed="0" w:qFormat="1"/>
+    <w:lsdException w:name="Table Theme" w:semiHidden="0" w:uiPriority="0" w:unhideWhenUsed="0"/>
+    <w:lsdException w:name="Light Shading" w:semiHidden="0" w:uiPriority="60" w:unhideWhenUsed="0"/>
+    <w:lsdException w:name="Light List" w:semiHidden="0" w:uiPriority="61" w:unhideWhenUsed="0"/>
+    <w:lsdException w:name="Light Grid" w:semiHidden="0" w:uiPriority="62" w:unhideWhenUsed="0"/>
+    <w:lsdException w:name="Medium Shading 1" w:semiHidden="0" w:uiPriority="63" w:unhideWhenUsed="0"/>
+    <w:lsdException w:name="Medium Shading 2" w:semiHidden="0" w:uiPriority="64" w:unhideWhenUsed="0"/>
+    <w:lsdException w:name="Medium List 1" w:semiHidden="0" w:uiPriority="65" w:unhideWhenUsed="0"/>
+    <w:lsdException w:name="Medium List 2" w:semiHidden="0" w:uiPriority="66" w:unhideWhenUsed="0"/>
+    <w:lsdException w:name="Medium Grid 1" w:semiHidden="0" w:uiPriority="67" w:unhideWhenUsed="0"/>
+    <w:lsdException w:name="Medium Grid 2" w:semiHidden="0" w:uiPriority="68" w:unhideWhenUsed="0"/>
+    <w:lsdException w:name="Medium Grid 3" w:semiHidden="0" w:uiPriority="69" w:unhideWhenUsed="0"/>
+    <w:lsdException w:name="Dark List" w:semiHidden="0" w:uiPriority="70" w:unhideWhenUsed="0"/>
+    <w:lsdException w:name="Colorful Shading" w:semiHidden="0" w:uiPriority="71" w:unhideWhenUsed="0"/>
+    <w:lsdException w:name="Colorful List" w:semiHidden="0" w:uiPriority="72" w:unhideWhenUsed="0"/>
+    <w:lsdException w:name="Colorful Grid" w:semiHidden="0" w:uiPriority="73" w:unhideWhenUsed="0"/>
+    <w:lsdException w:name="Light Shading Accent 1" w:semiHidden="0" w:uiPriority="60" w:unhideWhenUsed="0"/>
+    <w:lsdException w:name="Light List Accent 1" w:semiHidden="0" w:uiPriority="61" w:unhideWhenUsed="0"/>
+    <w:lsdException w:name="Light Grid Accent 1" w:semiHidden="0" w:uiPriority="62" w:unhideWhenUsed="0"/>
+    <w:lsdException w:name="Medium Shading 1 Accent 1" w:semiHidden="0" w:uiPriority="63" w:unhideWhenUsed="0"/>
+    <w:lsdException w:name="Medium Shading 2 Accent 1" w:semiHidden="0" w:uiPriority="64" w:unhideWhenUsed="0"/>
+    <w:lsdException w:name="Medium List 1 Accent 1" w:semiHidden="0" w:uiPriority="65" w:unhideWhenUsed="0"/>
+    <w:lsdException w:name="Medium List 2 Accent 1" w:semiHidden="0" w:uiPriority="66" w:unhideWhenUsed="0"/>
+    <w:lsdException w:name="Medium Grid 1 Accent 1" w:semiHidden="0" w:uiPriority="67" w:unhideWhenUsed="0"/>
+    <w:lsdException w:name="Medium Grid 2 Accent 1" w:semiHidden="0" w:uiPriority="68" w:unhideWhenUsed="0"/>
+    <w:lsdException w:name="Medium Grid 3 Accent 1" w:semiHidden="0" w:uiPriority="69" w:unhideWhenUsed="0"/>
+    <w:lsdException w:name="Dark List Accent 1" w:semiHidden="0" w:uiPriority="70" w:unhideWhenUsed="0"/>
+    <w:lsdException w:name="Colorful Shading Accent 1" w:semiHidden="0" w:uiPriority="71" w:unhideWhenUsed="0"/>
+    <w:lsdException w:name="Colorful List Accent 1" w:semiHidden="0" w:uiPriority="72" w:unhideWhenUsed="0"/>
+    <w:lsdException w:name="Colorful Grid Accent 1" w:semiHidden="0" w:uiPriority="73" w:unhideWhenUsed="0"/>
+    <w:lsdException w:name="Light Shading Accent 2" w:semiHidden="0" w:uiPriority="60" w:unhideWhenUsed="0"/>
+    <w:lsdException w:name="Light List Accent 2" w:semiHidden="0" w:uiPriority="61" w:unhideWhenUsed="0"/>
+    <w:lsdException w:name="Light Grid Accent 2" w:semiHidden="0" w:uiPriority="62" w:unhideWhenUsed="0"/>
+    <w:lsdException w:name="Medium Shading 1 Accent 2" w:semiHidden="0" w:uiPriority="63" w:unhideWhenUsed="0"/>
+    <w:lsdException w:name="Medium Shading 2 Accent 2" w:semiHidden="0" w:uiPriority="64" w:unhideWhenUsed="0"/>
+    <w:lsdException w:name="Medium List 1 Accent 2" w:semiHidden="0" w:uiPriority="65" w:unhideWhenUsed="0"/>
+    <w:lsdException w:name="Medium List 2 Accent 2" w:semiHidden="0" w:uiPriority="66" w:unhideWhenUsed="0"/>
+    <w:lsdException w:name="Medium Grid 1 Accent 2" w:semiHidden="0" w:uiPriority="67" w:unhideWhenUsed="0"/>
+    <w:lsdException w:name="Medium Grid 2 Accent 2" w:semiHidden="0" w:uiPriority="68" w:unhideWhenUsed="0"/>
+    <w:lsdException w:name="Medium Grid 3 Accent 2" w:semiHidden="0" w:uiPriority="69" w:unhideWhenUsed="0"/>
+    <w:lsdException w:name="Dark List Accent 2" w:semiHidden="0" w:uiPriority="70" w:unhideWhenUsed="0"/>
+    <w:lsdException w:name="Colorful Shading Accent 2" w:semiHidden="0" w:uiPriority="71" w:unhideWhenUsed="0"/>
+    <w:lsdException w:name="Colorful List Accent 2" w:semiHidden="0" w:uiPriority="72" w:unhideWhenUsed="0"/>
+    <w:lsdException w:name="Colorful Grid Accent 2" w:semiHidden="0" w:uiPriority="73" w:unhideWhenUsed="0"/>
+    <w:lsdException w:name="Light Shading Accent 3" w:semiHidden="0" w:uiPriority="60" w:unhideWhenUsed="0"/>
+    <w:lsdException w:name="Light List Accent 3" w:semiHidden="0" w:uiPriority="61" w:unhideWhenUsed="0"/>
+    <w:lsdException w:name="Light Grid Accent 3" w:semiHidden="0" w:uiPriority="62" w:unhideWhenUsed="0"/>
+    <w:lsdException w:name="Medium Shading 1 Accent 3" w:semiHidden="0" w:uiPriority="63" w:unhideWhenUsed="0"/>
+    <w:lsdException w:name="Medium Shading 2 Accent 3" w:semiHidden="0" w:uiPriority="64" w:unhideWhenUsed="0"/>
+    <w:lsdException w:name="Medium List 1 Accent 3" w:semiHidden="0" w:uiPriority="65" w:unhideWhenUsed="0"/>
+    <w:lsdException w:name="Medium List 2 Accent 3" w:semiHidden="0" w:uiPriority="66" w:unhideWhenUsed="0"/>
+    <w:lsdException w:name="Medium Grid 1 Accent 3" w:semiHidden="0" w:uiPriority="67" w:unhideWhenUsed="0"/>
+    <w:lsdException w:name="Medium Grid 2 Accent 3" w:semiHidden="0" w:uiPriority="68" w:unhideWhenUsed="0"/>
+    <w:lsdException w:name="Medium Grid 3 Accent 3" w:semiHidden="0" w:uiPriority="69" w:unhideWhenUsed="0"/>
+    <w:lsdException w:name="Dark List Accent 3" w:semiHidden="0" w:uiPriority="70" w:unhideWhenUsed="0"/>
+    <w:lsdException w:name="Colorful Shading Accent 3" w:semiHidden="0" w:uiPriority="71" w:unhideWhenUsed="0"/>
+    <w:lsdException w:name="Colorful List Accent 3" w:semiHidden="0" w:uiPriority="72" w:unhideWhenUsed="0"/>
+    <w:lsdException w:name="Colorful Grid Accent 3" w:semiHidden="0" w:uiPriority="73" w:unhideWhenUsed="0"/>
+    <w:lsdException w:name="Light Shading Accent 4" w:semiHidden="0" w:uiPriority="60" w:unhideWhenUsed="0"/>
+    <w:lsdException w:name="Light List Accent 4" w:semiHidden="0" w:uiPriority="61" w:unhideWhenUsed="0"/>
+    <w:lsdException w:name="Light Grid Accent 4" w:semiHidden="0" w:uiPriority="62" w:unhideWhenUsed="0"/>
+    <w:lsdException w:name="Medium Shading 1 Accent 4" w:semiHidden="0" w:uiPriority="63" w:unhideWhenUsed="0"/>
+    <w:lsdException w:name="Medium Shading 2 Accent 4" w:semiHidden="0" w:uiPriority="64" w:unhideWhenUsed="0"/>
+    <w:lsdException w:name="Medium List 1 Accent 4" w:semiHidden="0" w:uiPriority="65" w:unhideWhenUsed="0"/>
+    <w:lsdException w:name="Medium List 2 Accent 4" w:semiHidden="0" w:uiPriority="66" w:unhideWhenUsed="0"/>
+    <w:lsdException w:name="Medium Grid 1 Accent 4" w:semiHidden="0" w:uiPriority="67" w:unhideWhenUsed="0"/>
+    <w:lsdException w:name="Medium Grid 2 Accent 4" w:semiHidden="0" w:uiPriority="68" w:unhideWhenUsed="0"/>
+    <w:lsdException w:name="Medium Grid 3 Accent 4" w:semiHidden="0" w:uiPriority="69" w:unhideWhenUsed="0"/>
+    <w:lsdException w:name="Dark List Accent 4" w:semiHidden="0" w:uiPriority="70" w:unhideWhenUsed="0"/>
+    <w:lsdException w:name="Colorful Shading Accent 4" w:semiHidden="0" w:uiPriority="71" w:unhideWhenUsed="0"/>
+    <w:lsdException w:name="Colorful List Accent 4" w:semiHidden="0" w:uiPriority="72" w:unhideWhenUsed="0"/>
+    <w:lsdException w:name="Colorful Grid Accent 4" w:semiHidden="0" w:uiPriority="73" w:unhideWhenUsed="0"/>
+    <w:lsdException w:name="Light Shading Accent 5" w:semiHidden="0" w:uiPriority="60" w:unhideWhenUsed="0"/>
+    <w:lsdException w:name="Light List Accent 5" w:semiHidden="0" w:uiPriority="61" w:unhideWhenUsed="0"/>
+    <w:lsdException w:name="Light Grid Accent 5" w:semiHidden="0" w:uiPriority="62" w:unhideWhenUsed="0"/>
+    <w:lsdException w:name="Medium Shading 1 Accent 5" w:semiHidden="0" w:uiPriority="63" w:unhideWhenUsed="0"/>
+    <w:lsdException w:name="Medium Shading 2 Accent 5" w:semiHidden="0" w:uiPriority="64" w:unhideWhenUsed="0"/>
+    <w:lsdException w:name="Medium List 1 Accent 5" w:semiHidden="0" w:uiPriority="65" w:unhideWhenUsed="0"/>
+    <w:lsdException w:name="Medium List 2 Accent 5" w:semiHidden="0" w:uiPriority="66" w:unhideWhenUsed="0"/>
+    <w:lsdException w:name="Medium Grid 1 Accent 5" w:semiHidden="0" w:uiPriority="67" w:unhideWhenUsed="0"/>
+    <w:lsdException w:name="Medium Grid 2 Accent 5" w:semiHidden="0" w:uiPriority="68" w:unhideWhenUsed="0"/>
+    <w:lsdException w:name="Medium Grid 3 Accent 5" w:semiHidden="0" w:uiPriority="69" w:unhideWhenUsed="0"/>
+    <w:lsdException w:name="Dark List Accent 5" w:semiHidden="0" w:uiPriority="70" w:unhideWhenUsed="0"/>
+    <w:lsdException w:name="Colorful Shading Accent 5" w:semiHidden="0" w:uiPriority="71" w:unhideWhenUsed="0"/>
+    <w:lsdException w:name="Colorful List Accent 5" w:semiHidden="0" w:uiPriority="72" w:unhideWhenUsed="0"/>
+    <w:lsdException w:name="Colorful Grid Accent 5" w:semiHidden="0" w:uiPriority="73" w:unhideWhenUsed="0"/>
+    <w:lsdException w:name="Light Shading Accent 6" w:semiHidden="0" w:uiPriority="60" w:unhideWhenUsed="0"/>
+    <w:lsdException w:name="Light List Accent 6" w:semiHidden="0" w:uiPriority="61" w:unhideWhenUsed="0"/>
+    <w:lsdException w:name="Light Grid Accent 6" w:semiHidden="0" w:uiPriority="62" w:unhideWhenUsed="0"/>
+    <w:lsdException w:name="Medium Shading 1 Accent 6" w:semiHidden="0" w:uiPriority="63" w:unhideWhenUsed="0"/>
+    <w:lsdException w:name="Medium Shading 2 Accent 6" w:semiHidden="0" w:uiPriority="64" w:unhideWhenUsed="0"/>
+    <w:lsdException w:name="Medium List 1 Accent 6" w:semiHidden="0" w:uiPriority="65" w:unhideWhenUsed="0"/>
+    <w:lsdException w:name="Medium List 2 Accent 6" w:semiHidden="0" w:uiPriority="66" w:unhideWhenUsed="0"/>
+    <w:lsdException w:name="Medium Grid 1 Accent 6" w:semiHidden="0" w:uiPriority="67" w:unhideWhenUsed="0"/>
+    <w:lsdException w:name="Medium Grid 2 Accent 6" w:semiHidden="0" w:uiPriority="68" w:unhideWhenUsed="0"/>
+    <w:lsdException w:name="Medium Grid 3 Accent 6" w:semiHidden="0" w:uiPriority="69" w:unhideWhenUsed="0"/>
+    <w:lsdException w:name="Dark List Accent 6" w:semiHidden="0" w:uiPriority="70" w:unhideWhenUsed="0"/>
+    <w:lsdException w:name="Colorful Shading Accent 6" w:semiHidden="0" w:uiPriority="71" w:unhideWhenUsed="0"/>
+    <w:lsdException w:name="Colorful List Accent 6" w:semiHidden="0" w:uiPriority="72" w:unhideWhenUsed="0"/>
+    <w:lsdException w:name="Colorful Grid Accent 6" w:semiHidden="0" w:uiPriority="73" w:unhideWhenUsed="0"/>
   </w:latentStyles>
-  <w:style w:type="paragraph" w:default="1" w:styleId="1">
+  <w:style w:type="paragraph" w:default="1" w:styleId="Normal">
     <w:name w:val="Normal"/>
     <w:qFormat/>
-    <w:uiPriority w:val="0"/>
     <w:pPr>
       <w:kinsoku w:val="0"/>
       <w:autoSpaceDE w:val="0"/>
@@ -8285,7 +8045,7 @@
       <w:textAlignment w:val="baseline"/>
     </w:pPr>
     <w:rPr>
-      <w:rFonts w:ascii="Arial" w:hAnsi="Arial" w:eastAsia="宋体" w:cs="Arial"/>
+      <w:rFonts w:ascii="Arial" w:eastAsia="宋体" w:hAnsi="Arial" w:cs="Arial"/>
       <w:snapToGrid w:val="0"/>
       <w:color w:val="000000"/>
       <w:kern w:val="0"/>
@@ -8294,12 +8054,11 @@
       <w:lang w:val="en-US" w:eastAsia="en-US" w:bidi="ar-SA"/>
     </w:rPr>
   </w:style>
-  <w:style w:type="paragraph" w:styleId="2">
+  <w:style w:type="paragraph" w:styleId="Heading1">
     <w:name w:val="heading 1"/>
-    <w:basedOn w:val="1"/>
-    <w:next w:val="1"/>
+    <w:basedOn w:val="Normal"/>
+    <w:next w:val="Normal"/>
     <w:qFormat/>
-    <w:uiPriority w:val="0"/>
     <w:pPr>
       <w:keepNext/>
       <w:keepLines/>
@@ -8317,13 +8076,12 @@
       <w:sz w:val="44"/>
     </w:rPr>
   </w:style>
-  <w:style w:type="paragraph" w:styleId="3">
+  <w:style w:type="paragraph" w:styleId="Heading2">
     <w:name w:val="heading 2"/>
-    <w:basedOn w:val="1"/>
-    <w:next w:val="1"/>
+    <w:basedOn w:val="Normal"/>
+    <w:next w:val="Normal"/>
     <w:unhideWhenUsed/>
     <w:qFormat/>
-    <w:uiPriority w:val="0"/>
     <w:pPr>
       <w:keepNext/>
       <w:keepLines/>
@@ -8336,19 +8094,18 @@
       <w:outlineLvl w:val="1"/>
     </w:pPr>
     <w:rPr>
-      <w:rFonts w:ascii="Arial" w:hAnsi="Arial" w:eastAsia="黑体"/>
+      <w:rFonts w:ascii="Arial" w:eastAsia="黑体" w:hAnsi="Arial"/>
       <w:b/>
       <w:sz w:val="32"/>
     </w:rPr>
   </w:style>
-  <w:style w:type="paragraph" w:styleId="4">
+  <w:style w:type="paragraph" w:styleId="Heading3">
     <w:name w:val="heading 3"/>
-    <w:basedOn w:val="1"/>
-    <w:next w:val="1"/>
+    <w:basedOn w:val="Normal"/>
+    <w:next w:val="Normal"/>
     <w:semiHidden/>
     <w:unhideWhenUsed/>
     <w:qFormat/>
-    <w:uiPriority w:val="0"/>
     <w:pPr>
       <w:keepNext/>
       <w:keepLines/>
@@ -8365,13 +8122,12 @@
       <w:sz w:val="32"/>
     </w:rPr>
   </w:style>
-  <w:style w:type="paragraph" w:styleId="5">
+  <w:style w:type="paragraph" w:styleId="Heading4">
     <w:name w:val="heading 4"/>
-    <w:basedOn w:val="1"/>
-    <w:next w:val="1"/>
+    <w:basedOn w:val="Normal"/>
+    <w:next w:val="Normal"/>
     <w:unhideWhenUsed/>
     <w:qFormat/>
-    <w:uiPriority w:val="0"/>
     <w:pPr>
       <w:keepNext/>
       <w:keepLines/>
@@ -8384,19 +8140,18 @@
       <w:outlineLvl w:val="3"/>
     </w:pPr>
     <w:rPr>
-      <w:rFonts w:ascii="Arial" w:hAnsi="Arial" w:eastAsia="黑体"/>
+      <w:rFonts w:ascii="Arial" w:eastAsia="黑体" w:hAnsi="Arial"/>
       <w:b/>
       <w:sz w:val="28"/>
     </w:rPr>
   </w:style>
-  <w:style w:type="paragraph" w:styleId="6">
+  <w:style w:type="paragraph" w:styleId="Heading5">
     <w:name w:val="heading 5"/>
-    <w:basedOn w:val="1"/>
-    <w:next w:val="1"/>
+    <w:basedOn w:val="Normal"/>
+    <w:next w:val="Normal"/>
     <w:semiHidden/>
     <w:unhideWhenUsed/>
     <w:qFormat/>
-    <w:uiPriority w:val="0"/>
     <w:pPr>
       <w:keepNext/>
       <w:keepLines/>
@@ -8413,14 +8168,13 @@
       <w:sz w:val="28"/>
     </w:rPr>
   </w:style>
-  <w:style w:type="paragraph" w:styleId="7">
+  <w:style w:type="paragraph" w:styleId="Heading6">
     <w:name w:val="heading 6"/>
-    <w:basedOn w:val="1"/>
-    <w:next w:val="1"/>
+    <w:basedOn w:val="Normal"/>
+    <w:next w:val="Normal"/>
     <w:semiHidden/>
     <w:unhideWhenUsed/>
     <w:qFormat/>
-    <w:uiPriority w:val="0"/>
     <w:pPr>
       <w:keepNext/>
       <w:keepLines/>
@@ -8433,19 +8187,18 @@
       <w:outlineLvl w:val="5"/>
     </w:pPr>
     <w:rPr>
-      <w:rFonts w:ascii="Arial" w:hAnsi="Arial" w:eastAsia="黑体"/>
+      <w:rFonts w:ascii="Arial" w:eastAsia="黑体" w:hAnsi="Arial"/>
       <w:b/>
       <w:sz w:val="24"/>
     </w:rPr>
   </w:style>
-  <w:style w:type="paragraph" w:styleId="8">
+  <w:style w:type="paragraph" w:styleId="Heading7">
     <w:name w:val="heading 7"/>
-    <w:basedOn w:val="1"/>
-    <w:next w:val="1"/>
+    <w:basedOn w:val="Normal"/>
+    <w:next w:val="Normal"/>
     <w:semiHidden/>
     <w:unhideWhenUsed/>
     <w:qFormat/>
-    <w:uiPriority w:val="0"/>
     <w:pPr>
       <w:keepNext/>
       <w:keepLines/>
@@ -8462,14 +8215,13 @@
       <w:sz w:val="24"/>
     </w:rPr>
   </w:style>
-  <w:style w:type="paragraph" w:styleId="9">
+  <w:style w:type="paragraph" w:styleId="Heading8">
     <w:name w:val="heading 8"/>
-    <w:basedOn w:val="1"/>
-    <w:next w:val="1"/>
+    <w:basedOn w:val="Normal"/>
+    <w:next w:val="Normal"/>
     <w:semiHidden/>
     <w:unhideWhenUsed/>
     <w:qFormat/>
-    <w:uiPriority w:val="0"/>
     <w:pPr>
       <w:keepNext/>
       <w:keepLines/>
@@ -8482,18 +8234,17 @@
       <w:outlineLvl w:val="7"/>
     </w:pPr>
     <w:rPr>
-      <w:rFonts w:ascii="Arial" w:hAnsi="Arial" w:eastAsia="黑体"/>
+      <w:rFonts w:ascii="Arial" w:eastAsia="黑体" w:hAnsi="Arial"/>
       <w:sz w:val="24"/>
     </w:rPr>
   </w:style>
-  <w:style w:type="paragraph" w:styleId="10">
+  <w:style w:type="paragraph" w:styleId="Heading9">
     <w:name w:val="heading 9"/>
-    <w:basedOn w:val="1"/>
-    <w:next w:val="1"/>
+    <w:basedOn w:val="Normal"/>
+    <w:next w:val="Normal"/>
     <w:semiHidden/>
     <w:unhideWhenUsed/>
     <w:qFormat/>
-    <w:uiPriority w:val="0"/>
     <w:pPr>
       <w:keepNext/>
       <w:keepLines/>
@@ -8506,21 +8257,19 @@
       <w:outlineLvl w:val="8"/>
     </w:pPr>
     <w:rPr>
-      <w:rFonts w:ascii="Arial" w:hAnsi="Arial" w:eastAsia="黑体"/>
+      <w:rFonts w:ascii="Arial" w:eastAsia="黑体" w:hAnsi="Arial"/>
       <w:sz w:val="21"/>
     </w:rPr>
   </w:style>
-  <w:style w:type="character" w:default="1" w:styleId="22">
+  <w:style w:type="character" w:default="1" w:styleId="DefaultParagraphFont">
     <w:name w:val="Default Paragraph Font"/>
     <w:semiHidden/>
     <w:qFormat/>
-    <w:uiPriority w:val="0"/>
   </w:style>
-  <w:style w:type="table" w:default="1" w:styleId="20">
+  <w:style w:type="table" w:default="1" w:styleId="TableNormal">
     <w:name w:val="Normal Table"/>
     <w:semiHidden/>
     <w:qFormat/>
-    <w:uiPriority w:val="0"/>
     <w:tblPr>
       <w:tblCellMar>
         <w:top w:w="0" w:type="dxa"/>
@@ -8530,43 +8279,39 @@
       </w:tblCellMar>
     </w:tblPr>
   </w:style>
-  <w:style w:type="paragraph" w:styleId="11">
+  <w:style w:type="paragraph" w:styleId="CommentText">
     <w:name w:val="annotation text"/>
-    <w:basedOn w:val="1"/>
+    <w:basedOn w:val="Normal"/>
     <w:qFormat/>
-    <w:uiPriority w:val="0"/>
     <w:pPr>
       <w:jc w:val="left"/>
     </w:pPr>
   </w:style>
-  <w:style w:type="paragraph" w:styleId="12">
+  <w:style w:type="paragraph" w:styleId="BodyText">
     <w:name w:val="Body Text"/>
-    <w:basedOn w:val="1"/>
+    <w:basedOn w:val="Normal"/>
     <w:semiHidden/>
     <w:qFormat/>
-    <w:uiPriority w:val="0"/>
     <w:rPr>
-      <w:rFonts w:ascii="Arial" w:hAnsi="Arial" w:eastAsia="Arial" w:cs="Arial"/>
+      <w:rFonts w:ascii="Arial" w:eastAsia="Arial" w:hAnsi="Arial" w:cs="Arial"/>
       <w:sz w:val="21"/>
       <w:szCs w:val="21"/>
       <w:lang w:val="en-US" w:eastAsia="en-US" w:bidi="ar-SA"/>
     </w:rPr>
   </w:style>
-  <w:style w:type="paragraph" w:styleId="13">
+  <w:style w:type="paragraph" w:styleId="TOC3">
     <w:name w:val="toc 3"/>
-    <w:basedOn w:val="1"/>
-    <w:next w:val="1"/>
+    <w:basedOn w:val="Normal"/>
+    <w:next w:val="Normal"/>
     <w:qFormat/>
-    <w:uiPriority w:val="0"/>
     <w:pPr>
       <w:ind w:left="840" w:leftChars="400"/>
     </w:pPr>
   </w:style>
-  <w:style w:type="paragraph" w:styleId="14">
+  <w:style w:type="paragraph" w:styleId="Footer">
     <w:name w:val="footer"/>
-    <w:basedOn w:val="1"/>
+    <w:basedOn w:val="Normal"/>
     <w:qFormat/>
-    <w:uiPriority w:val="0"/>
     <w:pPr>
       <w:tabs>
         <w:tab w:val="center" w:pos="4153"/>
@@ -8579,17 +8324,16 @@
       <w:sz w:val="18"/>
     </w:rPr>
   </w:style>
-  <w:style w:type="paragraph" w:styleId="15">
+  <w:style w:type="paragraph" w:styleId="Header">
     <w:name w:val="header"/>
-    <w:basedOn w:val="1"/>
+    <w:basedOn w:val="Normal"/>
     <w:qFormat/>
-    <w:uiPriority w:val="0"/>
     <w:pPr>
       <w:pBdr>
-        <w:top w:val="none" w:color="auto" w:sz="0" w:space="0"/>
-        <w:left w:val="none" w:color="auto" w:sz="0" w:space="0"/>
-        <w:bottom w:val="none" w:color="auto" w:sz="0" w:space="0"/>
-        <w:right w:val="none" w:color="auto" w:sz="0" w:space="0"/>
+        <w:top w:val="nil"/>
+        <w:left w:val="nil"/>
+        <w:bottom w:val="nil"/>
+        <w:right w:val="nil"/>
       </w:pBdr>
       <w:tabs>
         <w:tab w:val="center" w:pos="4153"/>
@@ -8604,41 +8348,37 @@
       <w:sz w:val="18"/>
     </w:rPr>
   </w:style>
-  <w:style w:type="paragraph" w:styleId="16">
+  <w:style w:type="paragraph" w:styleId="TOC1">
     <w:name w:val="toc 1"/>
-    <w:basedOn w:val="1"/>
-    <w:next w:val="1"/>
+    <w:basedOn w:val="Normal"/>
+    <w:next w:val="Normal"/>
     <w:qFormat/>
-    <w:uiPriority w:val="0"/>
     <w:rPr>
-      <w:rFonts w:ascii="Arial" w:hAnsi="Arial" w:eastAsia="Microsoft JhengHei"/>
+      <w:rFonts w:ascii="Arial" w:eastAsia="Microsoft JhengHei" w:hAnsi="Arial"/>
       <w:sz w:val="24"/>
     </w:rPr>
   </w:style>
-  <w:style w:type="paragraph" w:styleId="17">
+  <w:style w:type="paragraph" w:styleId="TOC2">
     <w:name w:val="toc 2"/>
-    <w:basedOn w:val="1"/>
-    <w:next w:val="1"/>
+    <w:basedOn w:val="Normal"/>
+    <w:next w:val="Normal"/>
     <w:qFormat/>
-    <w:uiPriority w:val="0"/>
     <w:pPr>
       <w:ind w:left="420" w:leftChars="200"/>
     </w:pPr>
   </w:style>
-  <w:style w:type="paragraph" w:styleId="18">
+  <w:style w:type="paragraph" w:styleId="NormalWeb">
     <w:name w:val="Normal (Web)"/>
-    <w:basedOn w:val="1"/>
+    <w:basedOn w:val="Normal"/>
     <w:qFormat/>
-    <w:uiPriority w:val="0"/>
     <w:rPr>
       <w:sz w:val="24"/>
     </w:rPr>
   </w:style>
-  <w:style w:type="paragraph" w:styleId="19">
+  <w:style w:type="paragraph" w:styleId="Title">
     <w:name w:val="Title"/>
-    <w:basedOn w:val="1"/>
+    <w:basedOn w:val="Normal"/>
     <w:qFormat/>
-    <w:uiPriority w:val="0"/>
     <w:pPr>
       <w:spacing w:before="240" w:beforeLines="0" w:beforeAutospacing="0" w:after="60" w:afterLines="0" w:afterAutospacing="0"/>
       <w:jc w:val="center"/>
@@ -8650,73 +8390,68 @@
       <w:sz w:val="32"/>
     </w:rPr>
   </w:style>
-  <w:style w:type="table" w:styleId="21">
+  <w:style w:type="table" w:styleId="TableGrid">
     <w:name w:val="Table Grid"/>
-    <w:basedOn w:val="20"/>
+    <w:basedOn w:val="TableNormal"/>
     <w:qFormat/>
-    <w:uiPriority w:val="0"/>
     <w:pPr>
       <w:widowControl w:val="0"/>
       <w:jc w:val="both"/>
     </w:pPr>
     <w:tblPr>
       <w:tblBorders>
-        <w:top w:val="single" w:color="auto" w:sz="4" w:space="0"/>
-        <w:left w:val="single" w:color="auto" w:sz="4" w:space="0"/>
-        <w:bottom w:val="single" w:color="auto" w:sz="4" w:space="0"/>
-        <w:right w:val="single" w:color="auto" w:sz="4" w:space="0"/>
-        <w:insideH w:val="single" w:color="auto" w:sz="4" w:space="0"/>
-        <w:insideV w:val="single" w:color="auto" w:sz="4" w:space="0"/>
+        <w:top w:val="single" w:sz="4" w:space="0" w:color="auto"/>
+        <w:left w:val="single" w:sz="4" w:space="0" w:color="auto"/>
+        <w:bottom w:val="single" w:sz="4" w:space="0" w:color="auto"/>
+        <w:right w:val="single" w:sz="4" w:space="0" w:color="auto"/>
+        <w:insideH w:val="single" w:sz="4" w:space="0" w:color="auto"/>
+        <w:insideV w:val="single" w:sz="4" w:space="0" w:color="auto"/>
       </w:tblBorders>
     </w:tblPr>
   </w:style>
-  <w:style w:type="character" w:styleId="23">
+  <w:style w:type="character" w:styleId="Strong">
     <w:name w:val="Strong"/>
-    <w:basedOn w:val="22"/>
+    <w:basedOn w:val="DefaultParagraphFont"/>
     <w:qFormat/>
-    <w:uiPriority w:val="0"/>
     <w:rPr>
       <w:b/>
     </w:rPr>
   </w:style>
-  <w:style w:type="paragraph" w:customStyle="1" w:styleId="24">
+  <w:style w:type="paragraph" w:customStyle="1" w:styleId="a">
     <w:name w:val="柴_公司名"/>
-    <w:basedOn w:val="19"/>
+    <w:basedOn w:val="Title"/>
     <w:qFormat/>
-    <w:uiPriority w:val="0"/>
     <w:pPr>
       <w:spacing w:after="600" w:afterLines="600"/>
     </w:pPr>
     <w:rPr>
-      <w:rFonts w:hint="eastAsia" w:ascii="宋体" w:hAnsi="宋体" w:eastAsia="宋体" w:cs="宋体"/>
+      <w:rFonts w:ascii="宋体" w:eastAsia="宋体" w:hAnsi="宋体" w:cs="宋体" w:hint="eastAsia"/>
       <w:bCs/>
       <w:spacing w:val="-6"/>
       <w:sz w:val="52"/>
       <w:szCs w:val="52"/>
     </w:rPr>
   </w:style>
-  <w:style w:type="paragraph" w:customStyle="1" w:styleId="25">
+  <w:style w:type="paragraph" w:customStyle="1" w:styleId="a0">
     <w:name w:val="柴_文档名"/>
-    <w:basedOn w:val="19"/>
+    <w:basedOn w:val="Title"/>
     <w:qFormat/>
-    <w:uiPriority w:val="0"/>
     <w:pPr>
       <w:spacing w:after="900" w:afterLines="900"/>
     </w:pPr>
     <w:rPr>
-      <w:rFonts w:ascii="黑体" w:hAnsi="黑体" w:eastAsia="黑体" w:cs="黑体"/>
+      <w:rFonts w:ascii="黑体" w:eastAsia="黑体" w:hAnsi="黑体" w:cs="黑体"/>
       <w:bCs/>
       <w:spacing w:val="-7"/>
       <w:sz w:val="52"/>
       <w:szCs w:val="52"/>
     </w:rPr>
   </w:style>
-  <w:style w:type="table" w:customStyle="1" w:styleId="26">
+  <w:style w:type="table" w:customStyle="1" w:styleId="TableNormal0">
     <w:name w:val="Table Normal_0"/>
     <w:semiHidden/>
     <w:unhideWhenUsed/>
     <w:qFormat/>
-    <w:uiPriority w:val="0"/>
     <w:tblPr>
       <w:tblCellMar>
         <w:top w:w="0" w:type="dxa"/>
@@ -8726,87 +8461,81 @@
       </w:tblCellMar>
     </w:tblPr>
   </w:style>
-  <w:style w:type="paragraph" w:customStyle="1" w:styleId="27">
+  <w:style w:type="paragraph" w:customStyle="1" w:styleId="TableText">
     <w:name w:val="Table Text"/>
-    <w:basedOn w:val="1"/>
+    <w:basedOn w:val="Normal"/>
     <w:semiHidden/>
     <w:qFormat/>
-    <w:uiPriority w:val="0"/>
     <w:rPr>
-      <w:rFonts w:ascii="宋体" w:hAnsi="宋体" w:eastAsia="宋体" w:cs="宋体"/>
+      <w:rFonts w:ascii="宋体" w:eastAsia="宋体" w:hAnsi="宋体" w:cs="宋体"/>
       <w:sz w:val="21"/>
       <w:szCs w:val="21"/>
       <w:lang w:val="en-US" w:eastAsia="en-US" w:bidi="ar-SA"/>
     </w:rPr>
   </w:style>
-  <w:style w:type="paragraph" w:customStyle="1" w:styleId="28">
+  <w:style w:type="paragraph" w:customStyle="1" w:styleId="1">
     <w:name w:val="柴_标题1"/>
-    <w:basedOn w:val="2"/>
-    <w:next w:val="29"/>
-    <w:link w:val="38"/>
+    <w:basedOn w:val="Heading1"/>
+    <w:next w:val="a1"/>
+    <w:link w:val="1Char"/>
     <w:qFormat/>
-    <w:uiPriority w:val="0"/>
     <w:pPr>
       <w:spacing w:before="100" w:after="90" w:line="360" w:lineRule="auto"/>
     </w:pPr>
     <w:rPr>
-      <w:rFonts w:ascii="Arial" w:hAnsi="Arial" w:eastAsia="宋体"/>
+      <w:rFonts w:ascii="Arial" w:eastAsia="宋体" w:hAnsi="Arial"/>
       <w:sz w:val="32"/>
     </w:rPr>
   </w:style>
-  <w:style w:type="paragraph" w:customStyle="1" w:styleId="29">
+  <w:style w:type="paragraph" w:customStyle="1" w:styleId="a1">
     <w:name w:val="柴_正文"/>
-    <w:basedOn w:val="12"/>
-    <w:link w:val="42"/>
+    <w:basedOn w:val="BodyText"/>
+    <w:link w:val="Char"/>
     <w:qFormat/>
-    <w:uiPriority w:val="0"/>
     <w:pPr>
       <w:spacing w:line="360" w:lineRule="auto"/>
       <w:ind w:firstLine="470" w:firstLineChars="200"/>
     </w:pPr>
     <w:rPr>
-      <w:rFonts w:ascii="Arial" w:hAnsi="Arial" w:eastAsia="宋体"/>
+      <w:rFonts w:ascii="Arial" w:eastAsia="宋体" w:hAnsi="Arial"/>
       <w:sz w:val="24"/>
       <w:lang w:eastAsia="zh-CN"/>
     </w:rPr>
   </w:style>
-  <w:style w:type="paragraph" w:customStyle="1" w:styleId="30">
+  <w:style w:type="paragraph" w:customStyle="1" w:styleId="2">
     <w:name w:val="柴_标题2"/>
-    <w:basedOn w:val="3"/>
-    <w:next w:val="29"/>
+    <w:basedOn w:val="Heading2"/>
+    <w:next w:val="a1"/>
     <w:qFormat/>
-    <w:uiPriority w:val="0"/>
     <w:pPr>
       <w:spacing w:line="360" w:lineRule="auto"/>
     </w:pPr>
     <w:rPr>
-      <w:rFonts w:ascii="Arial" w:hAnsi="Arial" w:eastAsia="宋体"/>
+      <w:rFonts w:ascii="Arial" w:eastAsia="宋体" w:hAnsi="Arial"/>
       <w:sz w:val="28"/>
     </w:rPr>
   </w:style>
-  <w:style w:type="paragraph" w:customStyle="1" w:styleId="31">
+  <w:style w:type="paragraph" w:customStyle="1" w:styleId="3">
     <w:name w:val="柴_标题3"/>
-    <w:basedOn w:val="4"/>
-    <w:next w:val="29"/>
+    <w:basedOn w:val="Heading3"/>
+    <w:next w:val="a1"/>
     <w:qFormat/>
-    <w:uiPriority w:val="0"/>
     <w:pPr>
       <w:spacing w:line="360" w:lineRule="auto"/>
       <w:ind w:left="0" w:firstLine="472" w:firstLineChars="200"/>
     </w:pPr>
     <w:rPr>
-      <w:rFonts w:ascii="宋体" w:hAnsi="宋体" w:eastAsia="宋体" w:cs="宋体"/>
+      <w:rFonts w:ascii="宋体" w:eastAsia="宋体" w:hAnsi="宋体" w:cs="宋体"/>
       <w:spacing w:val="-2"/>
       <w:sz w:val="24"/>
       <w:szCs w:val="24"/>
     </w:rPr>
   </w:style>
-  <w:style w:type="paragraph" w:customStyle="1" w:styleId="32">
+  <w:style w:type="paragraph" w:customStyle="1" w:styleId="a2">
     <w:name w:val="柴_目录"/>
-    <w:basedOn w:val="1"/>
-    <w:next w:val="12"/>
+    <w:basedOn w:val="Normal"/>
+    <w:next w:val="BodyText"/>
     <w:qFormat/>
-    <w:uiPriority w:val="0"/>
     <w:pPr>
       <w:tabs>
         <w:tab w:val="right" w:leader="dot" w:pos="8442"/>
@@ -8814,64 +8543,59 @@
       <w:ind w:left="0" w:leftChars="0"/>
     </w:pPr>
     <w:rPr>
-      <w:rFonts w:ascii="Arial" w:hAnsi="Arial" w:eastAsia="Microsoft JhengHei"/>
+      <w:rFonts w:ascii="Arial" w:eastAsia="Microsoft JhengHei" w:hAnsi="Arial"/>
       <w:sz w:val="24"/>
     </w:rPr>
   </w:style>
-  <w:style w:type="paragraph" w:customStyle="1" w:styleId="33">
+  <w:style w:type="paragraph" w:customStyle="1" w:styleId="WPSOffice1">
     <w:name w:val="WPSOffice手动目录 1"/>
     <w:qFormat/>
-    <w:uiPriority w:val="0"/>
     <w:pPr>
       <w:ind w:leftChars="0"/>
     </w:pPr>
     <w:rPr>
-      <w:rFonts w:ascii="Times New Roman" w:hAnsi="Times New Roman" w:eastAsia="宋体" w:cs="Times New Roman"/>
+      <w:rFonts w:ascii="Times New Roman" w:eastAsia="宋体" w:hAnsi="Times New Roman" w:cs="Times New Roman"/>
       <w:sz w:val="20"/>
       <w:szCs w:val="20"/>
     </w:rPr>
   </w:style>
-  <w:style w:type="paragraph" w:customStyle="1" w:styleId="34">
+  <w:style w:type="paragraph" w:customStyle="1" w:styleId="WPSOffice2">
     <w:name w:val="WPSOffice手动目录 2"/>
     <w:qFormat/>
-    <w:uiPriority w:val="0"/>
     <w:pPr>
       <w:ind w:leftChars="200"/>
     </w:pPr>
     <w:rPr>
-      <w:rFonts w:ascii="Times New Roman" w:hAnsi="Times New Roman" w:eastAsia="宋体" w:cs="Times New Roman"/>
+      <w:rFonts w:ascii="Times New Roman" w:eastAsia="宋体" w:hAnsi="Times New Roman" w:cs="Times New Roman"/>
       <w:sz w:val="20"/>
       <w:szCs w:val="20"/>
     </w:rPr>
   </w:style>
-  <w:style w:type="paragraph" w:customStyle="1" w:styleId="35">
+  <w:style w:type="paragraph" w:customStyle="1" w:styleId="WPSOffice3">
     <w:name w:val="WPSOffice手动目录 3"/>
     <w:qFormat/>
-    <w:uiPriority w:val="0"/>
     <w:pPr>
       <w:ind w:leftChars="400"/>
     </w:pPr>
     <w:rPr>
-      <w:rFonts w:ascii="Times New Roman" w:hAnsi="Times New Roman" w:eastAsia="宋体" w:cs="Times New Roman"/>
+      <w:rFonts w:ascii="Times New Roman" w:eastAsia="宋体" w:hAnsi="Times New Roman" w:cs="Times New Roman"/>
       <w:sz w:val="20"/>
       <w:szCs w:val="20"/>
     </w:rPr>
   </w:style>
-  <w:style w:type="paragraph" w:customStyle="1" w:styleId="36">
+  <w:style w:type="paragraph" w:customStyle="1" w:styleId="Compact">
     <w:name w:val="Compact"/>
-    <w:basedOn w:val="12"/>
+    <w:basedOn w:val="BodyText"/>
     <w:qFormat/>
-    <w:uiPriority w:val="0"/>
     <w:pPr>
       <w:spacing w:before="36" w:after="36"/>
     </w:pPr>
   </w:style>
-  <w:style w:type="table" w:customStyle="1" w:styleId="37">
+  <w:style w:type="table" w:customStyle="1" w:styleId="Table">
     <w:name w:val="Table"/>
     <w:semiHidden/>
     <w:unhideWhenUsed/>
     <w:qFormat/>
-    <w:uiPriority w:val="0"/>
     <w:tblPr>
       <w:tblCellMar>
         <w:top w:w="0" w:type="dxa"/>
@@ -8883,28 +8607,26 @@
     <w:tblStylePr w:type="firstRow">
       <w:tcPr>
         <w:tcBorders>
-          <w:bottom w:val="single" w:color="auto" w:sz="0" w:space="0"/>
+          <w:bottom w:val="single" w:sz="0" w:space="0" w:color="auto"/>
         </w:tcBorders>
         <w:vAlign w:val="bottom"/>
       </w:tcPr>
     </w:tblStylePr>
   </w:style>
-  <w:style w:type="character" w:customStyle="1" w:styleId="38">
+  <w:style w:type="character" w:customStyle="1" w:styleId="1Char">
     <w:name w:val="柴_标题1 Char"/>
-    <w:link w:val="28"/>
+    <w:link w:val="1"/>
     <w:qFormat/>
-    <w:uiPriority w:val="0"/>
     <w:rPr>
-      <w:rFonts w:ascii="Arial" w:hAnsi="Arial" w:eastAsia="宋体"/>
+      <w:rFonts w:ascii="Arial" w:eastAsia="宋体" w:hAnsi="Arial"/>
       <w:sz w:val="32"/>
     </w:rPr>
   </w:style>
-  <w:style w:type="table" w:customStyle="1" w:styleId="39">
+  <w:style w:type="table" w:customStyle="1" w:styleId="TableNormal1">
     <w:name w:val="Table Normal_1"/>
     <w:semiHidden/>
     <w:unhideWhenUsed/>
     <w:qFormat/>
-    <w:uiPriority w:val="0"/>
     <w:tblPr>
       <w:tblCellMar>
         <w:top w:w="0" w:type="dxa"/>
@@ -8914,11 +8636,10 @@
       </w:tblCellMar>
     </w:tblPr>
   </w:style>
-  <w:style w:type="paragraph" w:customStyle="1" w:styleId="40">
+  <w:style w:type="paragraph" w:customStyle="1" w:styleId="a3">
     <w:name w:val="柴_正文_无缩进"/>
-    <w:basedOn w:val="1"/>
+    <w:basedOn w:val="Normal"/>
     <w:qFormat/>
-    <w:uiPriority w:val="0"/>
     <w:pPr>
       <w:ind w:firstLine="0" w:firstLineChars="0"/>
     </w:pPr>
@@ -8928,31 +8649,29 @@
       <w:lang w:eastAsia="zh-CN"/>
     </w:rPr>
   </w:style>
-  <w:style w:type="paragraph" w:customStyle="1" w:styleId="41">
+  <w:style w:type="paragraph" w:customStyle="1" w:styleId="4">
     <w:name w:val="柴_标题4"/>
-    <w:basedOn w:val="5"/>
-    <w:next w:val="1"/>
+    <w:basedOn w:val="Heading4"/>
+    <w:next w:val="Normal"/>
     <w:qFormat/>
-    <w:uiPriority w:val="0"/>
     <w:pPr>
       <w:widowControl w:val="0"/>
       <w:spacing w:before="160" w:line="360" w:lineRule="auto"/>
-      <w:ind w:left="981" w:leftChars="300" w:hanging="862"/>
+      <w:ind w:left="981" w:hanging="862" w:leftChars="300"/>
     </w:pPr>
     <w:rPr>
-      <w:rFonts w:hint="eastAsia" w:ascii="Calibri" w:hAnsi="Calibri" w:eastAsia="宋体" w:cs="宋体"/>
+      <w:rFonts w:ascii="Calibri" w:eastAsia="宋体" w:hAnsi="Calibri" w:cs="宋体" w:hint="eastAsia"/>
       <w:sz w:val="24"/>
       <w:szCs w:val="24"/>
       <w:lang w:eastAsia="zh-CN" w:bidi="zh-CN"/>
     </w:rPr>
   </w:style>
-  <w:style w:type="character" w:customStyle="1" w:styleId="42">
+  <w:style w:type="character" w:customStyle="1" w:styleId="Char">
     <w:name w:val="柴_正文 Char"/>
-    <w:link w:val="29"/>
+    <w:link w:val="a1"/>
     <w:qFormat/>
-    <w:uiPriority w:val="0"/>
     <w:rPr>
-      <w:rFonts w:ascii="Arial" w:hAnsi="Arial" w:eastAsia="宋体"/>
+      <w:rFonts w:ascii="Arial" w:eastAsia="宋体" w:hAnsi="Arial"/>
       <w:sz w:val="24"/>
       <w:lang w:eastAsia="zh-CN"/>
     </w:rPr>
